--- a/site/story/download/the-adjuster.docx
+++ b/site/story/download/the-adjuster.docx
@@ -46,36 +46,6 @@
       </w:r>
       <w:r>
         <w:t xml:space="preserve">God</w:t>
-      </w:r>
-      <w:r>
-        <w:t xml:space="preserve"> </w:t>
-      </w:r>
-      <w:r>
-        <w:t xml:space="preserve">(chapters</w:t>
-      </w:r>
-      <w:r>
-        <w:t xml:space="preserve"> </w:t>
-      </w:r>
-      <w:r>
-        <w:t xml:space="preserve">1–19,</w:t>
-      </w:r>
-      <w:r>
-        <w:t xml:space="preserve"> </w:t>
-      </w:r>
-      <w:r>
-        <w:t xml:space="preserve">still</w:t>
-      </w:r>
-      <w:r>
-        <w:t xml:space="preserve"> </w:t>
-      </w:r>
-      <w:r>
-        <w:t xml:space="preserve">being</w:t>
-      </w:r>
-      <w:r>
-        <w:t xml:space="preserve"> </w:t>
-      </w:r>
-      <w:r>
-        <w:t xml:space="preserve">written)</w:t>
       </w:r>
     </w:p>
     <w:p>
@@ -45011,6 +44981,7301 @@
       </w:r>
     </w:p>
     <w:bookmarkEnd w:id="38"/>
+    <w:bookmarkStart w:id="39" w:name="chapter-20-one-thing-nobody-else-has"/>
+    <w:p>
+      <w:pPr>
+        <w:pStyle w:val="Heading1"/>
+      </w:pPr>
+      <w:r>
+        <w:t xml:space="preserve">Chapter 20: One Thing Nobody Else Has</w:t>
+      </w:r>
+    </w:p>
+    <w:p>
+      <w:pPr>
+        <w:pStyle w:val="FirstParagraph"/>
+      </w:pPr>
+      <w:r>
+        <w:t xml:space="preserve">“</w:t>
+      </w:r>
+      <w:r>
+        <w:t xml:space="preserve">It’s a trap,</w:t>
+      </w:r>
+      <w:r>
+        <w:t xml:space="preserve">”</w:t>
+      </w:r>
+      <w:r>
+        <w:t xml:space="preserve"> </w:t>
+      </w:r>
+      <w:r>
+        <w:t xml:space="preserve">Ellen Sayer said,</w:t>
+      </w:r>
+      <w:r>
+        <w:t xml:space="preserve"> </w:t>
+      </w:r>
+      <w:r>
+        <w:t xml:space="preserve">“</w:t>
+      </w:r>
+      <w:r>
+        <w:t xml:space="preserve">and I want it understood that I used the word.</w:t>
+      </w:r>
+      <w:r>
+        <w:t xml:space="preserve">”</w:t>
+      </w:r>
+    </w:p>
+    <w:p>
+      <w:pPr>
+        <w:pStyle w:val="BodyText"/>
+      </w:pPr>
+      <w:r>
+        <w:t xml:space="preserve">We were in the back room of the Rockland barracks on Sunday morning, the one with the cracked linoleum and the coffee machine that dispensed a brown liquid nobody could account for. Nell had pulled three chairs round a table. Sayer sat with her bag in her lap and her hands folded on it, like a woman waiting for a verdict that hadn’t been read yet.</w:t>
+      </w:r>
+    </w:p>
+    <w:p>
+      <w:pPr>
+        <w:pStyle w:val="BodyText"/>
+      </w:pPr>
+      <w:r>
+        <w:t xml:space="preserve">“</w:t>
+      </w:r>
+      <w:r>
+        <w:t xml:space="preserve">It’s a test,</w:t>
+      </w:r>
+      <w:r>
+        <w:t xml:space="preserve">”</w:t>
+      </w:r>
+      <w:r>
+        <w:t xml:space="preserve"> </w:t>
+      </w:r>
+      <w:r>
+        <w:t xml:space="preserve">said Nell.</w:t>
+      </w:r>
+    </w:p>
+    <w:p>
+      <w:pPr>
+        <w:pStyle w:val="BodyText"/>
+      </w:pPr>
+      <w:r>
+        <w:t xml:space="preserve">“</w:t>
+      </w:r>
+      <w:r>
+        <w:t xml:space="preserve">It’s a trap with better manners. Let me say what I can live with.</w:t>
+      </w:r>
+      <w:r>
+        <w:t xml:space="preserve">”</w:t>
+      </w:r>
+      <w:r>
+        <w:t xml:space="preserve"> </w:t>
+      </w:r>
+      <w:r>
+        <w:t xml:space="preserve">She held up a finger.</w:t>
+      </w:r>
+      <w:r>
+        <w:t xml:space="preserve"> </w:t>
+      </w:r>
+      <w:r>
+        <w:t xml:space="preserve">“</w:t>
+      </w:r>
+      <w:r>
+        <w:t xml:space="preserve">One. Mr. Brandt tells no untruth about the dead, about the case, or about what he has seen. He may say he has had a recollection that he cannot vouch for. That is true. He has had several this week.</w:t>
+      </w:r>
+      <w:r>
+        <w:t xml:space="preserve">”</w:t>
+      </w:r>
+    </w:p>
+    <w:p>
+      <w:pPr>
+        <w:pStyle w:val="BodyText"/>
+      </w:pPr>
+      <w:r>
+        <w:t xml:space="preserve">“</w:t>
+      </w:r>
+      <w:r>
+        <w:t xml:space="preserve">Fine,</w:t>
+      </w:r>
+      <w:r>
+        <w:t xml:space="preserve">”</w:t>
+      </w:r>
+      <w:r>
+        <w:t xml:space="preserve"> </w:t>
+      </w:r>
+      <w:r>
+        <w:t xml:space="preserve">I said.</w:t>
+      </w:r>
+    </w:p>
+    <w:p>
+      <w:pPr>
+        <w:pStyle w:val="BodyText"/>
+      </w:pPr>
+      <w:r>
+        <w:t xml:space="preserve">“</w:t>
+      </w:r>
+      <w:r>
+        <w:t xml:space="preserve">Two. Whatever he says is said once, to one man, in a room, with an officer at the door who knows only that Mr. Brandt is visiting. Nobody else hears a word of it. Not Mr. Rouse. Not Ms. Farrow. Not your lieutenant.</w:t>
+      </w:r>
+      <w:r>
+        <w:t xml:space="preserve">”</w:t>
+      </w:r>
+    </w:p>
+    <w:p>
+      <w:pPr>
+        <w:pStyle w:val="BodyText"/>
+      </w:pPr>
+      <w:r>
+        <w:t xml:space="preserve">“</w:t>
+      </w:r>
+      <w:r>
+        <w:t xml:space="preserve">Not Ouellette,</w:t>
+      </w:r>
+      <w:r>
+        <w:t xml:space="preserve">”</w:t>
+      </w:r>
+      <w:r>
+        <w:t xml:space="preserve"> </w:t>
+      </w:r>
+      <w:r>
+        <w:t xml:space="preserve">Nell said.</w:t>
+      </w:r>
+      <w:r>
+        <w:t xml:space="preserve"> </w:t>
+      </w:r>
+      <w:r>
+        <w:t xml:space="preserve">“</w:t>
+      </w:r>
+      <w:r>
+        <w:t xml:space="preserve">Agreed.</w:t>
+      </w:r>
+      <w:r>
+        <w:t xml:space="preserve">”</w:t>
+      </w:r>
+    </w:p>
+    <w:p>
+      <w:pPr>
+        <w:pStyle w:val="BodyText"/>
+      </w:pPr>
+      <w:r>
+        <w:t xml:space="preserve">“</w:t>
+      </w:r>
+      <w:r>
+        <w:t xml:space="preserve">Three.</w:t>
+      </w:r>
+      <w:r>
+        <w:t xml:space="preserve">”</w:t>
+      </w:r>
+      <w:r>
+        <w:t xml:space="preserve"> </w:t>
+      </w:r>
+      <w:r>
+        <w:t xml:space="preserve">The finger came down.</w:t>
+      </w:r>
+      <w:r>
+        <w:t xml:space="preserve"> </w:t>
+      </w:r>
+      <w:r>
+        <w:t xml:space="preserve">“</w:t>
+      </w:r>
+      <w:r>
+        <w:t xml:space="preserve">I was never in this room when the content was decided. I will sit in the corridor and drink the coffee. If a judge asks what I knew, I’ll say I advised my client to be careful, which I am doing now.</w:t>
+      </w:r>
+      <w:r>
+        <w:t xml:space="preserve"> </w:t>
+      </w:r>
+      <w:r>
+        <w:rPr>
+          <w:iCs/>
+          <w:i/>
+        </w:rPr>
+        <w:t xml:space="preserve">Be careful, Mr. Brandt.</w:t>
+      </w:r>
+      <w:r>
+        <w:t xml:space="preserve">”</w:t>
+      </w:r>
+    </w:p>
+    <w:p>
+      <w:pPr>
+        <w:pStyle w:val="BodyText"/>
+      </w:pPr>
+      <w:r>
+        <w:t xml:space="preserve">“</w:t>
+      </w:r>
+      <w:r>
+        <w:t xml:space="preserve">I’m being careful.</w:t>
+      </w:r>
+      <w:r>
+        <w:t xml:space="preserve">”</w:t>
+      </w:r>
+    </w:p>
+    <w:p>
+      <w:pPr>
+        <w:pStyle w:val="BodyText"/>
+      </w:pPr>
+      <w:r>
+        <w:t xml:space="preserve">“</w:t>
+      </w:r>
+      <w:r>
+        <w:t xml:space="preserve">You are being a man who wants to hurt somebody and has found a way to call it procedure.</w:t>
+      </w:r>
+      <w:r>
+        <w:t xml:space="preserve">”</w:t>
+      </w:r>
+      <w:r>
+        <w:t xml:space="preserve"> </w:t>
+      </w:r>
+      <w:r>
+        <w:t xml:space="preserve">She said it without heat.</w:t>
+      </w:r>
+      <w:r>
+        <w:t xml:space="preserve"> </w:t>
+      </w:r>
+      <w:r>
+        <w:t xml:space="preserve">“</w:t>
+      </w:r>
+      <w:r>
+        <w:t xml:space="preserve">I’d rather you knew.</w:t>
+      </w:r>
+      <w:r>
+        <w:t xml:space="preserve">”</w:t>
+      </w:r>
+    </w:p>
+    <w:p>
+      <w:pPr>
+        <w:pStyle w:val="BodyText"/>
+      </w:pPr>
+      <w:r>
+        <w:t xml:space="preserve">I did know. I’d known it since the stairs on Saturday.</w:t>
+      </w:r>
+    </w:p>
+    <w:p>
+      <w:pPr>
+        <w:pStyle w:val="BodyText"/>
+      </w:pPr>
+      <w:r>
+        <w:t xml:space="preserve">Nell had written the plan on a legal pad, in the square capitals she used for evidence labels. She turned it so I could read.</w:t>
+      </w:r>
+    </w:p>
+    <w:p>
+      <w:pPr>
+        <w:pStyle w:val="BodyText"/>
+      </w:pPr>
+      <w:r>
+        <w:rPr>
+          <w:iCs/>
+          <w:i/>
+        </w:rPr>
+        <w:t xml:space="preserve">ONE DETAIL. ONE LISTENER. WATCH WHO MOVES.</w:t>
+      </w:r>
+    </w:p>
+    <w:p>
+      <w:pPr>
+        <w:pStyle w:val="BodyText"/>
+      </w:pPr>
+      <w:r>
+        <w:t xml:space="preserve">“</w:t>
+      </w:r>
+      <w:r>
+        <w:t xml:space="preserve">Here’s the thing about a secret,</w:t>
+      </w:r>
+      <w:r>
+        <w:t xml:space="preserve">”</w:t>
+      </w:r>
+      <w:r>
+        <w:t xml:space="preserve"> </w:t>
+      </w:r>
+      <w:r>
+        <w:t xml:space="preserve">she said.</w:t>
+      </w:r>
+      <w:r>
+        <w:t xml:space="preserve"> </w:t>
+      </w:r>
+      <w:r>
+        <w:t xml:space="preserve">“</w:t>
+      </w:r>
+      <w:r>
+        <w:t xml:space="preserve">If I tell three people three different stories, and a fourth turns up at the third place, I know whose mouth it came out of. It works on drunks and cops and mothers-in-law. Hollis is smarter than all of them. But he can’t un-hear it, and he can’t act on it without moving.</w:t>
+      </w:r>
+      <w:r>
+        <w:t xml:space="preserve">”</w:t>
+      </w:r>
+    </w:p>
+    <w:p>
+      <w:pPr>
+        <w:pStyle w:val="BodyText"/>
+      </w:pPr>
+      <w:r>
+        <w:t xml:space="preserve">“</w:t>
+      </w:r>
+      <w:r>
+        <w:t xml:space="preserve">He’s in a bed.</w:t>
+      </w:r>
+      <w:r>
+        <w:t xml:space="preserve">”</w:t>
+      </w:r>
+    </w:p>
+    <w:p>
+      <w:pPr>
+        <w:pStyle w:val="BodyText"/>
+      </w:pPr>
+      <w:r>
+        <w:t xml:space="preserve">“</w:t>
+      </w:r>
+      <w:r>
+        <w:t xml:space="preserve">He’s in a bed with a door and a telephone,</w:t>
+      </w:r>
+      <w:r>
+        <w:t xml:space="preserve">”</w:t>
+      </w:r>
+      <w:r>
+        <w:t xml:space="preserve"> </w:t>
+      </w:r>
+      <w:r>
+        <w:t xml:space="preserve">said Nell.</w:t>
+      </w:r>
+      <w:r>
+        <w:t xml:space="preserve"> </w:t>
+      </w:r>
+      <w:r>
+        <w:t xml:space="preserve">“</w:t>
+      </w:r>
+      <w:r>
+        <w:t xml:space="preserve">And a man in a gray suit left a card at the nurses’ desk on Friday.</w:t>
+      </w:r>
+      <w:r>
+        <w:t xml:space="preserve">”</w:t>
+      </w:r>
+      <w:r>
+        <w:t xml:space="preserve"> </w:t>
+      </w:r>
+      <w:r>
+        <w:t xml:space="preserve">She slid a photocopy across. A plain white business card, a Portland number, and a handwritten line under it:</w:t>
+      </w:r>
+      <w:r>
+        <w:t xml:space="preserve"> </w:t>
+      </w:r>
+      <w:r>
+        <w:rPr>
+          <w:iCs/>
+          <w:i/>
+        </w:rPr>
+        <w:t xml:space="preserve">For Mr. Dunn when he’s feeling better. D.</w:t>
+      </w:r>
+    </w:p>
+    <w:p>
+      <w:pPr>
+        <w:pStyle w:val="FirstParagraph"/>
+      </w:pPr>
+      <w:r>
+        <w:t xml:space="preserve">“</w:t>
+      </w:r>
+      <w:r>
+        <w:t xml:space="preserve">The hospital switchboard logs every outgoing call from every room,</w:t>
+      </w:r>
+      <w:r>
+        <w:t xml:space="preserve">”</w:t>
+      </w:r>
+      <w:r>
+        <w:t xml:space="preserve"> </w:t>
+      </w:r>
+      <w:r>
+        <w:t xml:space="preserve">she said.</w:t>
+      </w:r>
+      <w:r>
+        <w:t xml:space="preserve"> </w:t>
+      </w:r>
+      <w:r>
+        <w:t xml:space="preserve">“</w:t>
+      </w:r>
+      <w:r>
+        <w:t xml:space="preserve">I took his cell on Friday. Evidence in the attack. He didn’t argue. A man doesn’t argue about a thing he’s already finished with.</w:t>
+      </w:r>
+      <w:r>
+        <w:t xml:space="preserve">”</w:t>
+      </w:r>
+    </w:p>
+    <w:p>
+      <w:pPr>
+        <w:pStyle w:val="BodyText"/>
+      </w:pPr>
+      <w:r>
+        <w:t xml:space="preserve">“</w:t>
+      </w:r>
+      <w:r>
+        <w:t xml:space="preserve">So the detail has to give him a reason to ring that number.</w:t>
+      </w:r>
+      <w:r>
+        <w:t xml:space="preserve">”</w:t>
+      </w:r>
+    </w:p>
+    <w:p>
+      <w:pPr>
+        <w:pStyle w:val="BodyText"/>
+      </w:pPr>
+      <w:r>
+        <w:t xml:space="preserve">“</w:t>
+      </w:r>
+      <w:r>
+        <w:t xml:space="preserve">It has to give him a reason to want something done before anybody else gets there.</w:t>
+      </w:r>
+      <w:r>
+        <w:t xml:space="preserve">”</w:t>
+      </w:r>
+      <w:r>
+        <w:t xml:space="preserve"> </w:t>
+      </w:r>
+      <w:r>
+        <w:t xml:space="preserve">She looked at me.</w:t>
+      </w:r>
+      <w:r>
+        <w:t xml:space="preserve"> </w:t>
+      </w:r>
+      <w:r>
+        <w:t xml:space="preserve">“</w:t>
+      </w:r>
+      <w:r>
+        <w:t xml:space="preserve">And it has to be something he can’t check.</w:t>
+      </w:r>
+      <w:r>
+        <w:t xml:space="preserve">”</w:t>
+      </w:r>
+    </w:p>
+    <w:p>
+      <w:pPr>
+        <w:pStyle w:val="BodyText"/>
+      </w:pPr>
+      <w:r>
+        <w:t xml:space="preserve">I thought about it for a long time. The linoleum had a crack in it shaped like the Penobscot.</w:t>
+      </w:r>
+    </w:p>
+    <w:p>
+      <w:pPr>
+        <w:pStyle w:val="BodyText"/>
+      </w:pPr>
+      <w:r>
+        <w:t xml:space="preserve">“</w:t>
+      </w:r>
+      <w:r>
+        <w:t xml:space="preserve">A tin,</w:t>
+      </w:r>
+      <w:r>
+        <w:t xml:space="preserve">”</w:t>
+      </w:r>
+      <w:r>
+        <w:t xml:space="preserve"> </w:t>
+      </w:r>
+      <w:r>
+        <w:t xml:space="preserve">I said.</w:t>
+      </w:r>
+    </w:p>
+    <w:p>
+      <w:pPr>
+        <w:pStyle w:val="BodyText"/>
+      </w:pPr>
+      <w:r>
+        <w:t xml:space="preserve">They both looked up.</w:t>
+      </w:r>
+    </w:p>
+    <w:p>
+      <w:pPr>
+        <w:pStyle w:val="BodyText"/>
+      </w:pPr>
+      <w:r>
+        <w:t xml:space="preserve">“</w:t>
+      </w:r>
+      <w:r>
+        <w:t xml:space="preserve">A biscuit tin. Blue. Huntley and Palmers. Mara’s mother kept her sewing in one. Mara kept hers…</w:t>
+      </w:r>
+      <w:r>
+        <w:t xml:space="preserve">”</w:t>
+      </w:r>
+      <w:r>
+        <w:t xml:space="preserve"> </w:t>
+      </w:r>
+      <w:r>
+        <w:t xml:space="preserve">I stopped, because my voice had done something odd.</w:t>
+      </w:r>
+      <w:r>
+        <w:t xml:space="preserve"> </w:t>
+      </w:r>
+      <w:r>
+        <w:t xml:space="preserve">“</w:t>
+      </w:r>
+      <w:r>
+        <w:t xml:space="preserve">I don’t know that. I’ve made it up from a thing she said once. It’s the sort of thing I’d remember, if I were remembering. It’s under the kitchen sink at St. Brendan’s, in the church hall. Taped up, behind the pipe. That’s where the meeting people make the coffee. I could have put it there. I was in that kitchen every Tuesday for a year.</w:t>
+      </w:r>
+      <w:r>
+        <w:t xml:space="preserve">”</w:t>
+      </w:r>
+    </w:p>
+    <w:p>
+      <w:pPr>
+        <w:pStyle w:val="BodyText"/>
+      </w:pPr>
+      <w:r>
+        <w:t xml:space="preserve">“</w:t>
+      </w:r>
+      <w:r>
+        <w:t xml:space="preserve">Why would you?</w:t>
+      </w:r>
+      <w:r>
+        <w:t xml:space="preserve">”</w:t>
+      </w:r>
+      <w:r>
+        <w:t xml:space="preserve"> </w:t>
+      </w:r>
+      <w:r>
+        <w:t xml:space="preserve">said Sayer, very quietly.</w:t>
+      </w:r>
+    </w:p>
+    <w:p>
+      <w:pPr>
+        <w:pStyle w:val="BodyText"/>
+      </w:pPr>
+      <w:r>
+        <w:t xml:space="preserve">“</w:t>
+      </w:r>
+      <w:r>
+        <w:t xml:space="preserve">Because it was the last place in Maine anyone would look for a thing of Mara’s. Because it was Hollis’s church.</w:t>
+      </w:r>
+      <w:r>
+        <w:t xml:space="preserve">”</w:t>
+      </w:r>
+      <w:r>
+        <w:t xml:space="preserve"> </w:t>
+      </w:r>
+      <w:r>
+        <w:t xml:space="preserve">I heard it as I said it.</w:t>
+      </w:r>
+      <w:r>
+        <w:t xml:space="preserve"> </w:t>
+      </w:r>
+      <w:r>
+        <w:t xml:space="preserve">“</w:t>
+      </w:r>
+      <w:r>
+        <w:t xml:space="preserve">Because I trusted that room.</w:t>
+      </w:r>
+      <w:r>
+        <w:t xml:space="preserve">”</w:t>
+      </w:r>
+    </w:p>
+    <w:p>
+      <w:pPr>
+        <w:pStyle w:val="BodyText"/>
+      </w:pPr>
+      <w:r>
+        <w:t xml:space="preserve">Nell wrote it down.</w:t>
+      </w:r>
+    </w:p>
+    <w:p>
+      <w:pPr>
+        <w:pStyle w:val="BodyText"/>
+      </w:pPr>
+      <w:r>
+        <w:rPr>
+          <w:iCs/>
+          <w:i/>
+        </w:rPr>
+        <w:t xml:space="preserve">BLUE TIN. ST. B’S HALL KITCHEN. UNDER SINK. TAPED.</w:t>
+      </w:r>
+    </w:p>
+    <w:p>
+      <w:pPr>
+        <w:pStyle w:val="BodyText"/>
+      </w:pPr>
+      <w:r>
+        <w:t xml:space="preserve">“</w:t>
+      </w:r>
+      <w:r>
+        <w:t xml:space="preserve">And when?</w:t>
+      </w:r>
+      <w:r>
+        <w:t xml:space="preserve">”</w:t>
+      </w:r>
+    </w:p>
+    <w:p>
+      <w:pPr>
+        <w:pStyle w:val="BodyText"/>
+      </w:pPr>
+      <w:r>
+        <w:t xml:space="preserve">“</w:t>
+      </w:r>
+      <w:r>
+        <w:t xml:space="preserve">The sexton unlocks at six,</w:t>
+      </w:r>
+      <w:r>
+        <w:t xml:space="preserve">”</w:t>
+      </w:r>
+      <w:r>
+        <w:t xml:space="preserve"> </w:t>
+      </w:r>
+      <w:r>
+        <w:t xml:space="preserve">I said.</w:t>
+      </w:r>
+      <w:r>
+        <w:t xml:space="preserve"> </w:t>
+      </w:r>
+      <w:r>
+        <w:t xml:space="preserve">“</w:t>
+      </w:r>
+      <w:r>
+        <w:t xml:space="preserve">I’d say I’ll go at six tomorrow. Before anyone’s up. Alone.</w:t>
+      </w:r>
+      <w:r>
+        <w:t xml:space="preserve">”</w:t>
+      </w:r>
+    </w:p>
+    <w:p>
+      <w:pPr>
+        <w:pStyle w:val="BodyText"/>
+      </w:pPr>
+      <w:r>
+        <w:t xml:space="preserve">“</w:t>
+      </w:r>
+      <w:r>
+        <w:t xml:space="preserve">Why alone?</w:t>
+      </w:r>
+      <w:r>
+        <w:t xml:space="preserve">”</w:t>
+      </w:r>
+    </w:p>
+    <w:p>
+      <w:pPr>
+        <w:pStyle w:val="BodyText"/>
+      </w:pPr>
+      <w:r>
+        <w:t xml:space="preserve">“</w:t>
+      </w:r>
+      <w:r>
+        <w:t xml:space="preserve">Because it’s Mara’s.</w:t>
+      </w:r>
+      <w:r>
+        <w:t xml:space="preserve">”</w:t>
+      </w:r>
+    </w:p>
+    <w:p>
+      <w:pPr>
+        <w:pStyle w:val="BodyText"/>
+      </w:pPr>
+      <w:r>
+        <w:t xml:space="preserve">“</w:t>
+      </w:r>
+      <w:r>
+        <w:t xml:space="preserve">He’ll want to come.</w:t>
+      </w:r>
+      <w:r>
+        <w:t xml:space="preserve">”</w:t>
+      </w:r>
+    </w:p>
+    <w:p>
+      <w:pPr>
+        <w:pStyle w:val="BodyText"/>
+      </w:pPr>
+      <w:r>
+        <w:t xml:space="preserve">“</w:t>
+      </w:r>
+      <w:r>
+        <w:t xml:space="preserve">He’ll offer,</w:t>
+      </w:r>
+      <w:r>
+        <w:t xml:space="preserve">”</w:t>
+      </w:r>
+      <w:r>
+        <w:t xml:space="preserve"> </w:t>
+      </w:r>
+      <w:r>
+        <w:t xml:space="preserve">I said.</w:t>
+      </w:r>
+      <w:r>
+        <w:t xml:space="preserve"> </w:t>
+      </w:r>
+      <w:r>
+        <w:t xml:space="preserve">“</w:t>
+      </w:r>
+      <w:r>
+        <w:t xml:space="preserve">He’ll say,</w:t>
+      </w:r>
+      <w:r>
+        <w:t xml:space="preserve"> </w:t>
+      </w:r>
+      <w:r>
+        <w:rPr>
+          <w:iCs/>
+          <w:i/>
+        </w:rPr>
+        <w:t xml:space="preserve">let me ring Nell for you.</w:t>
+      </w:r>
+      <w:r>
+        <w:t xml:space="preserve"> </w:t>
+      </w:r>
+      <w:r>
+        <w:t xml:space="preserve">He’ll be kind. He’s always kind.</w:t>
+      </w:r>
+      <w:r>
+        <w:t xml:space="preserve">”</w:t>
+      </w:r>
+    </w:p>
+    <w:p>
+      <w:pPr>
+        <w:pStyle w:val="BodyText"/>
+      </w:pPr>
+      <w:r>
+        <w:t xml:space="preserve">She put down the pencil.</w:t>
+      </w:r>
+    </w:p>
+    <w:p>
+      <w:pPr>
+        <w:pStyle w:val="BodyText"/>
+      </w:pPr>
+      <w:r>
+        <w:t xml:space="preserve">“</w:t>
+      </w:r>
+      <w:r>
+        <w:t xml:space="preserve">You’re very sure.</w:t>
+      </w:r>
+      <w:r>
+        <w:t xml:space="preserve">”</w:t>
+      </w:r>
+    </w:p>
+    <w:p>
+      <w:pPr>
+        <w:pStyle w:val="BodyText"/>
+      </w:pPr>
+      <w:r>
+        <w:t xml:space="preserve">“</w:t>
+      </w:r>
+      <w:r>
+        <w:t xml:space="preserve">I’m not sure of anything. I’m telling you what he would do.</w:t>
+      </w:r>
+      <w:r>
+        <w:t xml:space="preserve">”</w:t>
+      </w:r>
+    </w:p>
+    <w:p>
+      <w:pPr>
+        <w:pStyle w:val="BodyText"/>
+      </w:pPr>
+      <w:r>
+        <w:t xml:space="preserve">Nobody answered that. In the front office a phone rang twice and was picked up.</w:t>
+      </w:r>
+    </w:p>
+    <w:p>
+      <w:pPr>
+        <w:pStyle w:val="BodyText"/>
+      </w:pPr>
+      <w:r>
+        <w:t xml:space="preserve">“</w:t>
+      </w:r>
+      <w:r>
+        <w:t xml:space="preserve">Weather,</w:t>
+      </w:r>
+      <w:r>
+        <w:t xml:space="preserve">”</w:t>
+      </w:r>
+      <w:r>
+        <w:t xml:space="preserve"> </w:t>
+      </w:r>
+      <w:r>
+        <w:t xml:space="preserve">said Sayer eventually, because she was the sort of woman who changed a subject when it began to bleed.</w:t>
+      </w:r>
+      <w:r>
+        <w:t xml:space="preserve"> </w:t>
+      </w:r>
+      <w:r>
+        <w:t xml:space="preserve">“</w:t>
+      </w:r>
+      <w:r>
+        <w:t xml:space="preserve">They’re saying Monday night. A proper northeaster, with the new moon. The causeway’s going to be closed longer than it’s open.</w:t>
+      </w:r>
+      <w:r>
+        <w:t xml:space="preserve">”</w:t>
+      </w:r>
+    </w:p>
+    <w:p>
+      <w:pPr>
+        <w:pStyle w:val="BodyText"/>
+      </w:pPr>
+      <w:r>
+        <w:t xml:space="preserve">“</w:t>
+      </w:r>
+      <w:r>
+        <w:t xml:space="preserve">We’ll be done by then,</w:t>
+      </w:r>
+      <w:r>
+        <w:t xml:space="preserve">”</w:t>
+      </w:r>
+      <w:r>
+        <w:t xml:space="preserve"> </w:t>
+      </w:r>
+      <w:r>
+        <w:t xml:space="preserve">said Nell.</w:t>
+      </w:r>
+    </w:p>
+    <w:p>
+      <w:pPr>
+        <w:pStyle w:val="BodyText"/>
+      </w:pPr>
+      <w:r>
+        <w:t xml:space="preserve">I have since thought a great deal about that sentence.</w:t>
+      </w:r>
+    </w:p>
+    <w:p>
+      <w:r>
+        <w:pict>
+          <v:rect style="width:0;height:1.5pt" o:hralign="center" o:hrstd="t" o:hr="t"/>
+        </w:pict>
+      </w:r>
+    </w:p>
+    <w:p>
+      <w:pPr>
+        <w:pStyle w:val="FirstParagraph"/>
+      </w:pPr>
+      <w:r>
+        <w:t xml:space="preserve">He was in the chair by the window when I went in, which was new. Somebody had helped him into a robe the color of porridge, and he was looking at the parking structure the way a man looks at a very dull sea. The officer at the door, the woman from Friday, nodded me through without a word. On the tray beside him, a plastic cup of tea, untouched, with the tag hanging over the rim.</w:t>
+      </w:r>
+    </w:p>
+    <w:p>
+      <w:pPr>
+        <w:pStyle w:val="BodyText"/>
+      </w:pPr>
+      <w:r>
+        <w:t xml:space="preserve">Yorkshire Gold. Red box.</w:t>
+      </w:r>
+    </w:p>
+    <w:p>
+      <w:pPr>
+        <w:pStyle w:val="BodyText"/>
+      </w:pPr>
+      <w:r>
+        <w:t xml:space="preserve">I didn’t look at it. I made a point of not looking at it.</w:t>
+      </w:r>
+    </w:p>
+    <w:p>
+      <w:pPr>
+        <w:pStyle w:val="BodyText"/>
+      </w:pPr>
+      <w:r>
+        <w:t xml:space="preserve">“</w:t>
+      </w:r>
+      <w:r>
+        <w:t xml:space="preserve">Dear boy,</w:t>
+      </w:r>
+      <w:r>
+        <w:t xml:space="preserve">”</w:t>
+      </w:r>
+      <w:r>
+        <w:t xml:space="preserve"> </w:t>
+      </w:r>
+      <w:r>
+        <w:t xml:space="preserve">he said.</w:t>
+      </w:r>
+      <w:r>
+        <w:t xml:space="preserve"> </w:t>
+      </w:r>
+      <w:r>
+        <w:t xml:space="preserve">“</w:t>
+      </w:r>
+      <w:r>
+        <w:t xml:space="preserve">You’re late. I’d begun to compose a note.</w:t>
+      </w:r>
+      <w:r>
+        <w:t xml:space="preserve">”</w:t>
+      </w:r>
+    </w:p>
+    <w:p>
+      <w:pPr>
+        <w:pStyle w:val="BodyText"/>
+      </w:pPr>
+      <w:r>
+        <w:t xml:space="preserve">“</w:t>
+      </w:r>
+      <w:r>
+        <w:t xml:space="preserve">I was at the barracks. They wanted my account of the Rockland unit again.</w:t>
+      </w:r>
+      <w:r>
+        <w:t xml:space="preserve">”</w:t>
+      </w:r>
+    </w:p>
+    <w:p>
+      <w:pPr>
+        <w:pStyle w:val="BodyText"/>
+      </w:pPr>
+      <w:r>
+        <w:t xml:space="preserve">“</w:t>
+      </w:r>
+      <w:r>
+        <w:t xml:space="preserve">Of course they did. How was Nell?</w:t>
+      </w:r>
+      <w:r>
+        <w:t xml:space="preserve">”</w:t>
+      </w:r>
+    </w:p>
+    <w:p>
+      <w:pPr>
+        <w:pStyle w:val="BodyText"/>
+      </w:pPr>
+      <w:r>
+        <w:t xml:space="preserve">“</w:t>
+      </w:r>
+      <w:r>
+        <w:t xml:space="preserve">Tired.</w:t>
+      </w:r>
+      <w:r>
+        <w:t xml:space="preserve">”</w:t>
+      </w:r>
+    </w:p>
+    <w:p>
+      <w:pPr>
+        <w:pStyle w:val="BodyText"/>
+      </w:pPr>
+      <w:r>
+        <w:t xml:space="preserve">“</w:t>
+      </w:r>
+      <w:r>
+        <w:t xml:space="preserve">They always are. It’s the job. It ruins the digestion.</w:t>
+      </w:r>
+      <w:r>
+        <w:t xml:space="preserve">”</w:t>
+      </w:r>
+      <w:r>
+        <w:t xml:space="preserve"> </w:t>
+      </w:r>
+      <w:r>
+        <w:t xml:space="preserve">He patted the arm of the other chair.</w:t>
+      </w:r>
+      <w:r>
+        <w:t xml:space="preserve"> </w:t>
+      </w:r>
+      <w:r>
+        <w:t xml:space="preserve">“</w:t>
+      </w:r>
+      <w:r>
+        <w:t xml:space="preserve">Sit.</w:t>
+      </w:r>
+      <w:r>
+        <w:t xml:space="preserve">”</w:t>
+      </w:r>
+    </w:p>
+    <w:p>
+      <w:pPr>
+        <w:pStyle w:val="BodyText"/>
+      </w:pPr>
+      <w:r>
+        <w:t xml:space="preserve">I sat. We looked at the parking structure together. For the first time in twenty years I found I couldn’t tell what I was supposed to say.</w:t>
+      </w:r>
+    </w:p>
+    <w:p>
+      <w:pPr>
+        <w:pStyle w:val="BodyText"/>
+      </w:pPr>
+      <w:r>
+        <w:t xml:space="preserve">“</w:t>
+      </w:r>
+      <w:r>
+        <w:t xml:space="preserve">Theo,</w:t>
+      </w:r>
+      <w:r>
+        <w:t xml:space="preserve">”</w:t>
+      </w:r>
+      <w:r>
+        <w:t xml:space="preserve"> </w:t>
+      </w:r>
+      <w:r>
+        <w:t xml:space="preserve">he said gently.</w:t>
+      </w:r>
+      <w:r>
+        <w:t xml:space="preserve"> </w:t>
+      </w:r>
+      <w:r>
+        <w:t xml:space="preserve">“</w:t>
+      </w:r>
+      <w:r>
+        <w:t xml:space="preserve">You look as though you’ve something on your mind.</w:t>
+      </w:r>
+      <w:r>
+        <w:t xml:space="preserve">”</w:t>
+      </w:r>
+    </w:p>
+    <w:p>
+      <w:pPr>
+        <w:pStyle w:val="BodyText"/>
+      </w:pPr>
+      <w:r>
+        <w:t xml:space="preserve">I’d rehearsed it in the car. Sayer’s rules in my head, one, two, three.</w:t>
+      </w:r>
+      <w:r>
+        <w:t xml:space="preserve"> </w:t>
+      </w:r>
+      <w:r>
+        <w:rPr>
+          <w:iCs/>
+          <w:i/>
+        </w:rPr>
+        <w:t xml:space="preserve">Say only what’s true: that you’ve remembered something and can’t vouch for it.</w:t>
+      </w:r>
+    </w:p>
+    <w:p>
+      <w:pPr>
+        <w:pStyle w:val="BodyText"/>
+      </w:pPr>
+      <w:r>
+        <w:t xml:space="preserve">“</w:t>
+      </w:r>
+      <w:r>
+        <w:t xml:space="preserve">Something came up last night,</w:t>
+      </w:r>
+      <w:r>
+        <w:t xml:space="preserve">”</w:t>
+      </w:r>
+      <w:r>
+        <w:t xml:space="preserve"> </w:t>
+      </w:r>
+      <w:r>
+        <w:t xml:space="preserve">I said.</w:t>
+      </w:r>
+      <w:r>
+        <w:t xml:space="preserve"> </w:t>
+      </w:r>
+      <w:r>
+        <w:t xml:space="preserve">“</w:t>
+      </w:r>
+      <w:r>
+        <w:t xml:space="preserve">I was lying in the dark, and I was thinking about that kitchen. Your kitchen. The kettle. And something came loose.</w:t>
+      </w:r>
+      <w:r>
+        <w:t xml:space="preserve">”</w:t>
+      </w:r>
+    </w:p>
+    <w:p>
+      <w:pPr>
+        <w:pStyle w:val="BodyText"/>
+      </w:pPr>
+      <w:r>
+        <w:t xml:space="preserve">He didn’t move. I had known he wouldn’t. It was the kind of stillness I’d seen once on a trout in a clear stream, holding exactly where the current wanted it.</w:t>
+      </w:r>
+    </w:p>
+    <w:p>
+      <w:pPr>
+        <w:pStyle w:val="BodyText"/>
+      </w:pPr>
+      <w:r>
+        <w:t xml:space="preserve">“</w:t>
+      </w:r>
+      <w:r>
+        <w:t xml:space="preserve">Go on.</w:t>
+      </w:r>
+      <w:r>
+        <w:t xml:space="preserve">”</w:t>
+      </w:r>
+    </w:p>
+    <w:p>
+      <w:pPr>
+        <w:pStyle w:val="BodyText"/>
+      </w:pPr>
+      <w:r>
+        <w:t xml:space="preserve">“</w:t>
+      </w:r>
+      <w:r>
+        <w:t xml:space="preserve">I don’t know that it’s real.</w:t>
+      </w:r>
+      <w:r>
+        <w:t xml:space="preserve">”</w:t>
+      </w:r>
+      <w:r>
+        <w:t xml:space="preserve"> </w:t>
+      </w:r>
+      <w:r>
+        <w:t xml:space="preserve">I turned my hands over on my knees.</w:t>
+      </w:r>
+      <w:r>
+        <w:t xml:space="preserve"> </w:t>
+      </w:r>
+      <w:r>
+        <w:t xml:space="preserve">“</w:t>
+      </w:r>
+      <w:r>
+        <w:t xml:space="preserve">It’s a picture. Mara, in the church hall. At the sink. Putting something in a tin. A blue one, a biscuit tin, and taping it up behind the pipe under the sink where the coffee things are. And she looks at me, and says,</w:t>
+      </w:r>
+      <w:r>
+        <w:t xml:space="preserve"> </w:t>
+      </w:r>
+      <w:r>
+        <w:rPr>
+          <w:iCs/>
+          <w:i/>
+        </w:rPr>
+        <w:t xml:space="preserve">nobody’ll look here.</w:t>
+      </w:r>
+      <w:r>
+        <w:t xml:space="preserve">”</w:t>
+      </w:r>
+      <w:r>
+        <w:t xml:space="preserve"> </w:t>
+      </w:r>
+      <w:r>
+        <w:t xml:space="preserve">I swallowed. It was easy. That was the horror of it; it was the easiest thing I had said all week.</w:t>
+      </w:r>
+      <w:r>
+        <w:t xml:space="preserve"> </w:t>
+      </w:r>
+      <w:r>
+        <w:t xml:space="preserve">“</w:t>
+      </w:r>
+      <w:r>
+        <w:t xml:space="preserve">I could have made it up. Sayer says I will, if I’m not careful. But I’ve been in that kitchen a thousand times, and it was never anywhere I’ve pictured her.</w:t>
+      </w:r>
+      <w:r>
+        <w:t xml:space="preserve">”</w:t>
+      </w:r>
+    </w:p>
+    <w:p>
+      <w:pPr>
+        <w:pStyle w:val="BodyText"/>
+      </w:pPr>
+      <w:r>
+        <w:t xml:space="preserve">“</w:t>
+      </w:r>
+      <w:r>
+        <w:t xml:space="preserve">A blue tin.</w:t>
+      </w:r>
+      <w:r>
+        <w:t xml:space="preserve">”</w:t>
+      </w:r>
+    </w:p>
+    <w:p>
+      <w:pPr>
+        <w:pStyle w:val="BodyText"/>
+      </w:pPr>
+      <w:r>
+        <w:t xml:space="preserve">“</w:t>
+      </w:r>
+      <w:r>
+        <w:t xml:space="preserve">Huntley and Palmers.</w:t>
+      </w:r>
+      <w:r>
+        <w:t xml:space="preserve">”</w:t>
+      </w:r>
+    </w:p>
+    <w:p>
+      <w:pPr>
+        <w:pStyle w:val="BodyText"/>
+      </w:pPr>
+      <w:r>
+        <w:t xml:space="preserve">“</w:t>
+      </w:r>
+      <w:r>
+        <w:t xml:space="preserve">Her mother’s,</w:t>
+      </w:r>
+      <w:r>
+        <w:t xml:space="preserve">”</w:t>
+      </w:r>
+      <w:r>
+        <w:t xml:space="preserve"> </w:t>
+      </w:r>
+      <w:r>
+        <w:t xml:space="preserve">said Hollis softly.</w:t>
+      </w:r>
+      <w:r>
+        <w:t xml:space="preserve"> </w:t>
+      </w:r>
+      <w:r>
+        <w:t xml:space="preserve">“</w:t>
+      </w:r>
+      <w:r>
+        <w:t xml:space="preserve">She had a sewing tin like that. I remember it from the funeral. The sister brought it.</w:t>
+      </w:r>
+      <w:r>
+        <w:t xml:space="preserve">”</w:t>
+      </w:r>
+      <w:r>
+        <w:t xml:space="preserve"> </w:t>
+      </w:r>
+      <w:r>
+        <w:t xml:space="preserve">He had drawn a very slow breath.</w:t>
+      </w:r>
+      <w:r>
+        <w:t xml:space="preserve"> </w:t>
+      </w:r>
+      <w:r>
+        <w:t xml:space="preserve">“</w:t>
+      </w:r>
+      <w:r>
+        <w:t xml:space="preserve">Oh, my dear. Under the sink.</w:t>
+      </w:r>
+      <w:r>
+        <w:t xml:space="preserve">”</w:t>
+      </w:r>
+    </w:p>
+    <w:p>
+      <w:pPr>
+        <w:pStyle w:val="BodyText"/>
+      </w:pPr>
+      <w:r>
+        <w:t xml:space="preserve">“</w:t>
+      </w:r>
+      <w:r>
+        <w:t xml:space="preserve">I’m going to look tomorrow. At six, when the sexton opens. I haven’t told anyone. I wanted to tell you first, because you were there, you might remember. I didn’t want Nell tramping around the hall in boots before I’d seen it. If it’s nothing, it’s nothing, and I’d like to have been the one to find it.</w:t>
+      </w:r>
+      <w:r>
+        <w:t xml:space="preserve">”</w:t>
+      </w:r>
+    </w:p>
+    <w:p>
+      <w:pPr>
+        <w:pStyle w:val="BodyText"/>
+      </w:pPr>
+      <w:r>
+        <w:t xml:space="preserve">“</w:t>
+      </w:r>
+      <w:r>
+        <w:t xml:space="preserve">Yes,</w:t>
+      </w:r>
+      <w:r>
+        <w:t xml:space="preserve">”</w:t>
+      </w:r>
+      <w:r>
+        <w:t xml:space="preserve"> </w:t>
+      </w:r>
+      <w:r>
+        <w:t xml:space="preserve">said Hollis.</w:t>
+      </w:r>
+      <w:r>
+        <w:t xml:space="preserve"> </w:t>
+      </w:r>
+      <w:r>
+        <w:t xml:space="preserve">“</w:t>
+      </w:r>
+      <w:r>
+        <w:t xml:space="preserve">Yes, of course.</w:t>
+      </w:r>
+      <w:r>
+        <w:t xml:space="preserve">”</w:t>
+      </w:r>
+    </w:p>
+    <w:p>
+      <w:pPr>
+        <w:pStyle w:val="BodyText"/>
+      </w:pPr>
+      <w:r>
+        <w:t xml:space="preserve">“</w:t>
+      </w:r>
+      <w:r>
+        <w:t xml:space="preserve">I haven’t told Sayer.</w:t>
+      </w:r>
+      <w:r>
+        <w:t xml:space="preserve">”</w:t>
+      </w:r>
+    </w:p>
+    <w:p>
+      <w:pPr>
+        <w:pStyle w:val="BodyText"/>
+      </w:pPr>
+      <w:r>
+        <w:t xml:space="preserve">“</w:t>
+      </w:r>
+      <w:r>
+        <w:t xml:space="preserve">Wise.</w:t>
+      </w:r>
+      <w:r>
+        <w:t xml:space="preserve">”</w:t>
+      </w:r>
+      <w:r>
+        <w:t xml:space="preserve"> </w:t>
+      </w:r>
+      <w:r>
+        <w:t xml:space="preserve">He said it almost to himself. Then, lightly,</w:t>
+      </w:r>
+      <w:r>
+        <w:t xml:space="preserve"> </w:t>
+      </w:r>
+      <w:r>
+        <w:t xml:space="preserve">“</w:t>
+      </w:r>
+      <w:r>
+        <w:t xml:space="preserve">Shall I ring Nell for you? She’d like to be there. She’s very correct.</w:t>
+      </w:r>
+      <w:r>
+        <w:t xml:space="preserve">”</w:t>
+      </w:r>
+    </w:p>
+    <w:p>
+      <w:pPr>
+        <w:pStyle w:val="BodyText"/>
+      </w:pPr>
+      <w:r>
+        <w:t xml:space="preserve">“</w:t>
+      </w:r>
+      <w:r>
+        <w:t xml:space="preserve">No.</w:t>
+      </w:r>
+      <w:r>
+        <w:t xml:space="preserve">”</w:t>
+      </w:r>
+    </w:p>
+    <w:p>
+      <w:pPr>
+        <w:pStyle w:val="BodyText"/>
+      </w:pPr>
+      <w:r>
+        <w:t xml:space="preserve">“</w:t>
+      </w:r>
+      <w:r>
+        <w:t xml:space="preserve">You’ll want a witness, dear. If there’s paper in it.</w:t>
+      </w:r>
+      <w:r>
+        <w:t xml:space="preserve">”</w:t>
+      </w:r>
+    </w:p>
+    <w:p>
+      <w:pPr>
+        <w:pStyle w:val="BodyText"/>
+      </w:pPr>
+      <w:r>
+        <w:t xml:space="preserve">“</w:t>
+      </w:r>
+      <w:r>
+        <w:t xml:space="preserve">There’ll be a witness after. I want to look first. Alone.</w:t>
+      </w:r>
+      <w:r>
+        <w:t xml:space="preserve">”</w:t>
+      </w:r>
+      <w:r>
+        <w:t xml:space="preserve"> </w:t>
+      </w:r>
+      <w:r>
+        <w:t xml:space="preserve">I made my voice crack, and it didn’t need much help.</w:t>
+      </w:r>
+      <w:r>
+        <w:t xml:space="preserve"> </w:t>
+      </w:r>
+      <w:r>
+        <w:t xml:space="preserve">“</w:t>
+      </w:r>
+      <w:r>
+        <w:t xml:space="preserve">It’s the only thing of hers I’ve been given that isn’t a file.</w:t>
+      </w:r>
+      <w:r>
+        <w:t xml:space="preserve">”</w:t>
+      </w:r>
+    </w:p>
+    <w:p>
+      <w:pPr>
+        <w:pStyle w:val="BodyText"/>
+      </w:pPr>
+      <w:r>
+        <w:t xml:space="preserve">He looked at me then, truly, and I watched what went across his face and tried to name it. Pity. Under the pity, calculation, rapid and neat as a man counting change, and under that one more thing I hadn’t a word for and didn’t want.</w:t>
+      </w:r>
+    </w:p>
+    <w:p>
+      <w:pPr>
+        <w:pStyle w:val="BodyText"/>
+      </w:pPr>
+      <w:r>
+        <w:t xml:space="preserve">It was tenderness. That was the worst. He was fond of me. I think he had always been.</w:t>
+      </w:r>
+    </w:p>
+    <w:p>
+      <w:pPr>
+        <w:pStyle w:val="BodyText"/>
+      </w:pPr>
+      <w:r>
+        <w:t xml:space="preserve">“</w:t>
+      </w:r>
+      <w:r>
+        <w:t xml:space="preserve">Of course,</w:t>
+      </w:r>
+      <w:r>
+        <w:t xml:space="preserve">”</w:t>
+      </w:r>
+      <w:r>
+        <w:t xml:space="preserve"> </w:t>
+      </w:r>
+      <w:r>
+        <w:t xml:space="preserve">said Hollis.</w:t>
+      </w:r>
+      <w:r>
+        <w:t xml:space="preserve"> </w:t>
+      </w:r>
+      <w:r>
+        <w:t xml:space="preserve">“</w:t>
+      </w:r>
+      <w:r>
+        <w:t xml:space="preserve">Go alone. I understand. And, Theo?</w:t>
+      </w:r>
+      <w:r>
+        <w:t xml:space="preserve">”</w:t>
+      </w:r>
+    </w:p>
+    <w:p>
+      <w:pPr>
+        <w:pStyle w:val="BodyText"/>
+      </w:pPr>
+      <w:r>
+        <w:t xml:space="preserve">“</w:t>
+      </w:r>
+      <w:r>
+        <w:t xml:space="preserve">Yes.</w:t>
+      </w:r>
+      <w:r>
+        <w:t xml:space="preserve">”</w:t>
+      </w:r>
+    </w:p>
+    <w:p>
+      <w:pPr>
+        <w:pStyle w:val="BodyText"/>
+      </w:pPr>
+      <w:r>
+        <w:t xml:space="preserve">“</w:t>
+      </w:r>
+      <w:r>
+        <w:t xml:space="preserve">Don’t stand in the hall for long. It’s a draughty room, and you’ve been unwell.</w:t>
+      </w:r>
+      <w:r>
+        <w:t xml:space="preserve">”</w:t>
+      </w:r>
+      <w:r>
+        <w:t xml:space="preserve"> </w:t>
+      </w:r>
+      <w:r>
+        <w:t xml:space="preserve">He smiled.</w:t>
+      </w:r>
+      <w:r>
+        <w:t xml:space="preserve"> </w:t>
+      </w:r>
+      <w:r>
+        <w:t xml:space="preserve">“</w:t>
+      </w:r>
+      <w:r>
+        <w:t xml:space="preserve">Take a scarf.</w:t>
+      </w:r>
+      <w:r>
+        <w:t xml:space="preserve">”</w:t>
+      </w:r>
+    </w:p>
+    <w:p>
+      <w:pPr>
+        <w:pStyle w:val="BodyText"/>
+      </w:pPr>
+      <w:r>
+        <w:t xml:space="preserve">I stood up. My legs held.</w:t>
+      </w:r>
+    </w:p>
+    <w:p>
+      <w:pPr>
+        <w:pStyle w:val="BodyText"/>
+      </w:pPr>
+      <w:r>
+        <w:t xml:space="preserve">“</w:t>
+      </w:r>
+      <w:r>
+        <w:t xml:space="preserve">Would you drink that?</w:t>
+      </w:r>
+      <w:r>
+        <w:t xml:space="preserve">”</w:t>
+      </w:r>
+      <w:r>
+        <w:t xml:space="preserve"> </w:t>
+      </w:r>
+      <w:r>
+        <w:t xml:space="preserve">He nodded at the tray.</w:t>
+      </w:r>
+      <w:r>
+        <w:t xml:space="preserve"> </w:t>
+      </w:r>
+      <w:r>
+        <w:t xml:space="preserve">“</w:t>
+      </w:r>
+      <w:r>
+        <w:t xml:space="preserve">I can’t bear it. I’m told it’s tea.</w:t>
+      </w:r>
+      <w:r>
+        <w:t xml:space="preserve">”</w:t>
+      </w:r>
+    </w:p>
+    <w:p>
+      <w:pPr>
+        <w:pStyle w:val="BodyText"/>
+      </w:pPr>
+      <w:r>
+        <w:t xml:space="preserve">I picked up the plastic cup. It was warm. I took one swallow, and it was bad, strong and stewed and too sweet, and I thought,</w:t>
+      </w:r>
+      <w:r>
+        <w:t xml:space="preserve"> </w:t>
+      </w:r>
+      <w:r>
+        <w:rPr>
+          <w:iCs/>
+          <w:i/>
+        </w:rPr>
+        <w:t xml:space="preserve">he doesn’t take sugar.</w:t>
+      </w:r>
+      <w:r>
+        <w:t xml:space="preserve"> </w:t>
+      </w:r>
+      <w:r>
+        <w:t xml:space="preserve">A small thing. A man who has lost the use of his kitchen asks for his tea his way, and they bring it his way, and he leaves it.</w:t>
+      </w:r>
+    </w:p>
+    <w:p>
+      <w:pPr>
+        <w:pStyle w:val="BodyText"/>
+      </w:pPr>
+      <w:r>
+        <w:t xml:space="preserve">I put it down.</w:t>
+      </w:r>
+    </w:p>
+    <w:p>
+      <w:pPr>
+        <w:pStyle w:val="BodyText"/>
+      </w:pPr>
+      <w:r>
+        <w:t xml:space="preserve">“</w:t>
+      </w:r>
+      <w:r>
+        <w:t xml:space="preserve">I’ll come tomorrow after,</w:t>
+      </w:r>
+      <w:r>
+        <w:t xml:space="preserve">”</w:t>
+      </w:r>
+      <w:r>
+        <w:t xml:space="preserve"> </w:t>
+      </w:r>
+      <w:r>
+        <w:t xml:space="preserve">I said.</w:t>
+      </w:r>
+    </w:p>
+    <w:p>
+      <w:pPr>
+        <w:pStyle w:val="BodyText"/>
+      </w:pPr>
+      <w:r>
+        <w:t xml:space="preserve">“</w:t>
+      </w:r>
+      <w:r>
+        <w:t xml:space="preserve">Do.</w:t>
+      </w:r>
+      <w:r>
+        <w:t xml:space="preserve">”</w:t>
+      </w:r>
+    </w:p>
+    <w:p>
+      <w:pPr>
+        <w:pStyle w:val="BodyText"/>
+      </w:pPr>
+      <w:r>
+        <w:t xml:space="preserve">I got as far as the door. The woman officer took a step to let me by.</w:t>
+      </w:r>
+    </w:p>
+    <w:p>
+      <w:pPr>
+        <w:pStyle w:val="BodyText"/>
+      </w:pPr>
+      <w:r>
+        <w:t xml:space="preserve">“</w:t>
+      </w:r>
+      <w:r>
+        <w:t xml:space="preserve">Theo.</w:t>
+      </w:r>
+      <w:r>
+        <w:t xml:space="preserve">”</w:t>
+      </w:r>
+    </w:p>
+    <w:p>
+      <w:pPr>
+        <w:pStyle w:val="BodyText"/>
+      </w:pPr>
+      <w:r>
+        <w:t xml:space="preserve">I turned.</w:t>
+      </w:r>
+    </w:p>
+    <w:p>
+      <w:pPr>
+        <w:pStyle w:val="BodyText"/>
+      </w:pPr>
+      <w:r>
+        <w:t xml:space="preserve">He was looking at me across the room, an old man in a porridge-colored robe with the light on one side of his face and a yellowing eye.</w:t>
+      </w:r>
+    </w:p>
+    <w:p>
+      <w:pPr>
+        <w:pStyle w:val="BodyText"/>
+      </w:pPr>
+      <w:r>
+        <w:t xml:space="preserve">“</w:t>
+      </w:r>
+      <w:r>
+        <w:t xml:space="preserve">I’m so glad you’re remembering,</w:t>
+      </w:r>
+      <w:r>
+        <w:t xml:space="preserve">”</w:t>
+      </w:r>
+      <w:r>
+        <w:t xml:space="preserve"> </w:t>
+      </w:r>
+      <w:r>
+        <w:t xml:space="preserve">he said.</w:t>
+      </w:r>
+      <w:r>
+        <w:t xml:space="preserve"> </w:t>
+      </w:r>
+      <w:r>
+        <w:t xml:space="preserve">“</w:t>
+      </w:r>
+      <w:r>
+        <w:t xml:space="preserve">Truly. It’s what you’ve wanted.</w:t>
+      </w:r>
+      <w:r>
+        <w:t xml:space="preserve">”</w:t>
+      </w:r>
+    </w:p>
+    <w:p>
+      <w:r>
+        <w:pict>
+          <v:rect style="width:0;height:1.5pt" o:hralign="center" o:hrstd="t" o:hr="t"/>
+        </w:pict>
+      </w:r>
+    </w:p>
+    <w:p>
+      <w:pPr>
+        <w:pStyle w:val="FirstParagraph"/>
+      </w:pPr>
+      <w:r>
+        <w:t xml:space="preserve">Nell had the church hall by four.</w:t>
+      </w:r>
+    </w:p>
+    <w:p>
+      <w:pPr>
+        <w:pStyle w:val="BodyText"/>
+      </w:pPr>
+      <w:r>
+        <w:t xml:space="preserve">She told me about it on the phone from the front seat of an unmarked Ford, in the voice she used for logistics. The hall of St. Brendan’s Methodist was a low gray box with a gabled roof and an iron fence, sitting on the corner of Church Street a hundred feet below the steeple. A side door into the basement kitchen. A sexton named Mr. Pelkey, seventy, who had been told only that the state police wanted to borrow his keys for a night and had said, to Nell’s evident pleasure, that he’d be damned if he’d let a thing like that spoil his Sunday supper.</w:t>
+      </w:r>
+    </w:p>
+    <w:p>
+      <w:pPr>
+        <w:pStyle w:val="BodyText"/>
+      </w:pPr>
+      <w:r>
+        <w:t xml:space="preserve">Nobody had put anything under the sink.</w:t>
+      </w:r>
+    </w:p>
+    <w:p>
+      <w:pPr>
+        <w:pStyle w:val="BodyText"/>
+      </w:pPr>
+      <w:r>
+        <w:t xml:space="preserve">“</w:t>
+      </w:r>
+      <w:r>
+        <w:t xml:space="preserve">We took the trap apart to make sure,</w:t>
+      </w:r>
+      <w:r>
+        <w:t xml:space="preserve">”</w:t>
+      </w:r>
+      <w:r>
+        <w:t xml:space="preserve"> </w:t>
+      </w:r>
+      <w:r>
+        <w:t xml:space="preserve">she said.</w:t>
+      </w:r>
+      <w:r>
+        <w:t xml:space="preserve"> </w:t>
+      </w:r>
+      <w:r>
+        <w:t xml:space="preserve">“</w:t>
+      </w:r>
+      <w:r>
+        <w:t xml:space="preserve">It’s dry as a bone. Nothing taped. Nothing behind the pipe. There’s a mouse. Pelkey says it’s a recent mouse.</w:t>
+      </w:r>
+      <w:r>
+        <w:t xml:space="preserve">”</w:t>
+      </w:r>
+    </w:p>
+    <w:p>
+      <w:pPr>
+        <w:pStyle w:val="BodyText"/>
+      </w:pPr>
+      <w:r>
+        <w:t xml:space="preserve">“</w:t>
+      </w:r>
+      <w:r>
+        <w:t xml:space="preserve">Where will you be?</w:t>
+      </w:r>
+      <w:r>
+        <w:t xml:space="preserve">”</w:t>
+      </w:r>
+    </w:p>
+    <w:p>
+      <w:pPr>
+        <w:pStyle w:val="BodyText"/>
+      </w:pPr>
+      <w:r>
+        <w:t xml:space="preserve">“</w:t>
+      </w:r>
+      <w:r>
+        <w:t xml:space="preserve">Dill in the hall kitchen, in the dark. Two troopers in the sacristy. Me and you in a car across Church Street with a view of the side door. At five-thirty, a trooper called Kessler walks up the path in your coat. He’s your height. He wears your scarf. He’s got a vest under it that I’d not wish on a dog.</w:t>
+      </w:r>
+      <w:r>
+        <w:t xml:space="preserve">”</w:t>
+      </w:r>
+    </w:p>
+    <w:p>
+      <w:pPr>
+        <w:pStyle w:val="BodyText"/>
+      </w:pPr>
+      <w:r>
+        <w:t xml:space="preserve">“</w:t>
+      </w:r>
+      <w:r>
+        <w:t xml:space="preserve">Nell.</w:t>
+      </w:r>
+      <w:r>
+        <w:t xml:space="preserve">”</w:t>
+      </w:r>
+    </w:p>
+    <w:p>
+      <w:pPr>
+        <w:pStyle w:val="BodyText"/>
+      </w:pPr>
+      <w:r>
+        <w:t xml:space="preserve">“</w:t>
+      </w:r>
+      <w:r>
+        <w:t xml:space="preserve">If somebody wants to be at that sink before you are, they’ll want it dark, and they’ll want it early, and they will go in at the side. If somebody wants to meet you on the path, they’ll do it where your coat is.</w:t>
+      </w:r>
+      <w:r>
+        <w:t xml:space="preserve">”</w:t>
+      </w:r>
+      <w:r>
+        <w:t xml:space="preserve"> </w:t>
+      </w:r>
+      <w:r>
+        <w:t xml:space="preserve">She breathed.</w:t>
+      </w:r>
+      <w:r>
+        <w:t xml:space="preserve"> </w:t>
+      </w:r>
+      <w:r>
+        <w:t xml:space="preserve">“</w:t>
+      </w:r>
+      <w:r>
+        <w:t xml:space="preserve">And if nobody comes, I’ll buy you a breakfast and we’ll know a hard thing. That he told nobody, that he did nothing, and that you’ve lied to a hurt old man for the sake of a notebook.</w:t>
+      </w:r>
+      <w:r>
+        <w:t xml:space="preserve">”</w:t>
+      </w:r>
+    </w:p>
+    <w:p>
+      <w:pPr>
+        <w:pStyle w:val="BodyText"/>
+      </w:pPr>
+      <w:r>
+        <w:t xml:space="preserve">“</w:t>
+      </w:r>
+      <w:r>
+        <w:t xml:space="preserve">That’s the one I want.</w:t>
+      </w:r>
+      <w:r>
+        <w:t xml:space="preserve">”</w:t>
+      </w:r>
+    </w:p>
+    <w:p>
+      <w:pPr>
+        <w:pStyle w:val="BodyText"/>
+      </w:pPr>
+      <w:r>
+        <w:t xml:space="preserve">“</w:t>
+      </w:r>
+      <w:r>
+        <w:t xml:space="preserve">I know it is.</w:t>
+      </w:r>
+      <w:r>
+        <w:t xml:space="preserve">”</w:t>
+      </w:r>
+    </w:p>
+    <w:p>
+      <w:pPr>
+        <w:pStyle w:val="BodyText"/>
+      </w:pPr>
+      <w:r>
+        <w:t xml:space="preserve">“</w:t>
+      </w:r>
+      <w:r>
+        <w:t xml:space="preserve">What about the switchboard?</w:t>
+      </w:r>
+      <w:r>
+        <w:t xml:space="preserve">”</w:t>
+      </w:r>
+    </w:p>
+    <w:p>
+      <w:pPr>
+        <w:pStyle w:val="BodyText"/>
+      </w:pPr>
+      <w:r>
+        <w:t xml:space="preserve">“</w:t>
+      </w:r>
+      <w:r>
+        <w:t xml:space="preserve">Switchboard, I’ll have by midnight. The hospital’s on my side. Nobody goes in or out of that ward unless I’m told.</w:t>
+      </w:r>
+      <w:r>
+        <w:t xml:space="preserve">”</w:t>
+      </w:r>
+    </w:p>
+    <w:p>
+      <w:r>
+        <w:pict>
+          <v:rect style="width:0;height:1.5pt" o:hralign="center" o:hrstd="t" o:hr="t"/>
+        </w:pict>
+      </w:r>
+    </w:p>
+    <w:p>
+      <w:pPr>
+        <w:pStyle w:val="FirstParagraph"/>
+      </w:pPr>
+      <w:r>
+        <w:t xml:space="preserve">I didn’t go back to the Anchor. I didn’t trust it. Nell put me in a spare room at the barracks, with a cot and a blanket stamped</w:t>
+      </w:r>
+      <w:r>
+        <w:t xml:space="preserve"> </w:t>
+      </w:r>
+      <w:r>
+        <w:rPr>
+          <w:iCs/>
+          <w:i/>
+        </w:rPr>
+        <w:t xml:space="preserve">Maine State Police</w:t>
+      </w:r>
+      <w:r>
+        <w:t xml:space="preserve">, and at nine o’clock the radio in the corridor said the storm had been upgraded and the causeway would be shut by Monday noon, and I lay in the dark looking at the ceiling, thinking of a church kitchen I had stood in on Tuesday nights for a year.</w:t>
+      </w:r>
+    </w:p>
+    <w:p>
+      <w:pPr>
+        <w:pStyle w:val="BodyText"/>
+      </w:pPr>
+      <w:r>
+        <w:t xml:space="preserve">I thought of the sink. I thought of the pipe. Eleven hours of Tuesday nights, and a drunk man’s hands round a mug, and the quiet old man at the urn who said,</w:t>
+      </w:r>
+      <w:r>
+        <w:t xml:space="preserve"> </w:t>
+      </w:r>
+      <w:r>
+        <w:rPr>
+          <w:iCs/>
+          <w:i/>
+        </w:rPr>
+        <w:t xml:space="preserve">Go on, dear boy. Take the first one. It’s the hardest.</w:t>
+      </w:r>
+    </w:p>
+    <w:p>
+      <w:pPr>
+        <w:pStyle w:val="BodyText"/>
+      </w:pPr>
+      <w:r>
+        <w:t xml:space="preserve">At twenty to eleven my phone buzzed.</w:t>
+      </w:r>
+    </w:p>
+    <w:p>
+      <w:pPr>
+        <w:pStyle w:val="BodyText"/>
+      </w:pPr>
+      <w:r>
+        <w:t xml:space="preserve">Nell.</w:t>
+      </w:r>
+    </w:p>
+    <w:p>
+      <w:pPr>
+        <w:pStyle w:val="BodyText"/>
+      </w:pPr>
+      <w:r>
+        <w:t xml:space="preserve">“</w:t>
+      </w:r>
+      <w:r>
+        <w:t xml:space="preserve">Switchboard’s in.</w:t>
+      </w:r>
+      <w:r>
+        <w:t xml:space="preserve">”</w:t>
+      </w:r>
+    </w:p>
+    <w:p>
+      <w:pPr>
+        <w:pStyle w:val="BodyText"/>
+      </w:pPr>
+      <w:r>
+        <w:t xml:space="preserve">“</w:t>
+      </w:r>
+      <w:r>
+        <w:t xml:space="preserve">And?</w:t>
+      </w:r>
+      <w:r>
+        <w:t xml:space="preserve">”</w:t>
+      </w:r>
+    </w:p>
+    <w:p>
+      <w:pPr>
+        <w:pStyle w:val="BodyText"/>
+      </w:pPr>
+      <w:r>
+        <w:t xml:space="preserve">“</w:t>
+      </w:r>
+      <w:r>
+        <w:t xml:space="preserve">One outgoing call from room 412 tonight. Nine-forty. Forty seconds.</w:t>
+      </w:r>
+      <w:r>
+        <w:t xml:space="preserve">”</w:t>
+      </w:r>
+      <w:r>
+        <w:t xml:space="preserve"> </w:t>
+      </w:r>
+      <w:r>
+        <w:t xml:space="preserve">A pause.</w:t>
+      </w:r>
+      <w:r>
+        <w:t xml:space="preserve"> </w:t>
+      </w:r>
+      <w:r>
+        <w:t xml:space="preserve">“</w:t>
+      </w:r>
+      <w:r>
+        <w:t xml:space="preserve">He dialed a Portland number. I ran it twice.</w:t>
+      </w:r>
+      <w:r>
+        <w:t xml:space="preserve">”</w:t>
+      </w:r>
+    </w:p>
+    <w:p>
+      <w:pPr>
+        <w:pStyle w:val="BodyText"/>
+      </w:pPr>
+      <w:r>
+        <w:t xml:space="preserve">I sat up.</w:t>
+      </w:r>
+    </w:p>
+    <w:p>
+      <w:pPr>
+        <w:pStyle w:val="BodyText"/>
+      </w:pPr>
+      <w:r>
+        <w:t xml:space="preserve">“</w:t>
+      </w:r>
+      <w:r>
+        <w:t xml:space="preserve">It’s the Marriott,</w:t>
+      </w:r>
+      <w:r>
+        <w:t xml:space="preserve">”</w:t>
+      </w:r>
+      <w:r>
+        <w:t xml:space="preserve"> </w:t>
+      </w:r>
+      <w:r>
+        <w:t xml:space="preserve">she said.</w:t>
+      </w:r>
+      <w:r>
+        <w:t xml:space="preserve"> </w:t>
+      </w:r>
+      <w:r>
+        <w:t xml:space="preserve">“</w:t>
+      </w:r>
+      <w:r>
+        <w:t xml:space="preserve">The one on Fore Street. He called the front desk and asked to be put through to a guest.</w:t>
+      </w:r>
+      <w:r>
+        <w:t xml:space="preserve">”</w:t>
+      </w:r>
+    </w:p>
+    <w:p>
+      <w:pPr>
+        <w:pStyle w:val="BodyText"/>
+      </w:pPr>
+      <w:r>
+        <w:t xml:space="preserve">“</w:t>
+      </w:r>
+      <w:r>
+        <w:t xml:space="preserve">Whose?</w:t>
+      </w:r>
+      <w:r>
+        <w:t xml:space="preserve">”</w:t>
+      </w:r>
+    </w:p>
+    <w:p>
+      <w:pPr>
+        <w:pStyle w:val="BodyText"/>
+      </w:pPr>
+      <w:r>
+        <w:t xml:space="preserve">“</w:t>
+      </w:r>
+      <w:r>
+        <w:t xml:space="preserve">They won’t give me the guest’s name without paperwork. I’m working on it.</w:t>
+      </w:r>
+      <w:r>
+        <w:t xml:space="preserve">”</w:t>
+      </w:r>
+      <w:r>
+        <w:t xml:space="preserve"> </w:t>
+      </w:r>
+      <w:r>
+        <w:t xml:space="preserve">Her voice was very even.</w:t>
+      </w:r>
+      <w:r>
+        <w:t xml:space="preserve"> </w:t>
+      </w:r>
+      <w:r>
+        <w:t xml:space="preserve">“</w:t>
+      </w:r>
+      <w:r>
+        <w:t xml:space="preserve">The operator remembers the call because the transfer took a while and she could hear his end. He said,</w:t>
+      </w:r>
+      <w:r>
+        <w:t xml:space="preserve"> </w:t>
+      </w:r>
+      <w:r>
+        <w:rPr>
+          <w:iCs/>
+          <w:i/>
+        </w:rPr>
+        <w:t xml:space="preserve">It’s me. Quarter to six. The church hall. Under the sink,</w:t>
+      </w:r>
+      <w:r>
+        <w:t xml:space="preserve"> </w:t>
+      </w:r>
+      <w:r>
+        <w:t xml:space="preserve">and hung up.</w:t>
+      </w:r>
+      <w:r>
+        <w:t xml:space="preserve">”</w:t>
+      </w:r>
+    </w:p>
+    <w:p>
+      <w:pPr>
+        <w:pStyle w:val="BodyText"/>
+      </w:pPr>
+      <w:r>
+        <w:t xml:space="preserve">I’m not sure what I did with my face. I know I put the blanket over my knees.</w:t>
+      </w:r>
+    </w:p>
+    <w:p>
+      <w:pPr>
+        <w:pStyle w:val="BodyText"/>
+      </w:pPr>
+      <w:r>
+        <w:t xml:space="preserve">“</w:t>
+      </w:r>
+      <w:r>
+        <w:t xml:space="preserve">Say that again.</w:t>
+      </w:r>
+      <w:r>
+        <w:t xml:space="preserve">”</w:t>
+      </w:r>
+    </w:p>
+    <w:p>
+      <w:pPr>
+        <w:pStyle w:val="BodyText"/>
+      </w:pPr>
+      <w:r>
+        <w:t xml:space="preserve">“</w:t>
+      </w:r>
+      <w:r>
+        <w:t xml:space="preserve">Under the sink. The night operator remembers it because it struck her as funny. She says it’s the sort of thing you say to a plumber.</w:t>
+      </w:r>
+      <w:r>
+        <w:t xml:space="preserve">”</w:t>
+      </w:r>
+    </w:p>
+    <w:p>
+      <w:pPr>
+        <w:pStyle w:val="BodyText"/>
+      </w:pPr>
+      <w:r>
+        <w:t xml:space="preserve">“</w:t>
+      </w:r>
+      <w:r>
+        <w:t xml:space="preserve">A plumber.</w:t>
+      </w:r>
+      <w:r>
+        <w:t xml:space="preserve">”</w:t>
+      </w:r>
+    </w:p>
+    <w:p>
+      <w:pPr>
+        <w:pStyle w:val="BodyText"/>
+      </w:pPr>
+      <w:r>
+        <w:t xml:space="preserve">“</w:t>
+      </w:r>
+      <w:r>
+        <w:t xml:space="preserve">I don’t think he was talking to a plumber,</w:t>
+      </w:r>
+      <w:r>
+        <w:t xml:space="preserve">”</w:t>
+      </w:r>
+      <w:r>
+        <w:t xml:space="preserve"> </w:t>
+      </w:r>
+      <w:r>
+        <w:t xml:space="preserve">Nell said.</w:t>
+      </w:r>
+    </w:p>
+    <w:p>
+      <w:r>
+        <w:pict>
+          <v:rect style="width:0;height:1.5pt" o:hralign="center" o:hrstd="t" o:hr="t"/>
+        </w:pict>
+      </w:r>
+    </w:p>
+    <w:p>
+      <w:pPr>
+        <w:pStyle w:val="FirstParagraph"/>
+      </w:pPr>
+      <w:r>
+        <w:t xml:space="preserve">Monday, four in the morning. A cold that went in at the cuffs.</w:t>
+      </w:r>
+    </w:p>
+    <w:p>
+      <w:pPr>
+        <w:pStyle w:val="BodyText"/>
+      </w:pPr>
+      <w:r>
+        <w:t xml:space="preserve">The unmarked Ford was parked on Church Street with its lights off and its engine ticking, and Nell sat behind the wheel with a thermos she hadn’t opened. Across the road the church hall stood in its iron fence. There was a lamp over the side door, orange and small, and a skin of rain on the path that took the orange and broke it into pieces.</w:t>
+      </w:r>
+    </w:p>
+    <w:p>
+      <w:pPr>
+        <w:pStyle w:val="BodyText"/>
+      </w:pPr>
+      <w:r>
+        <w:t xml:space="preserve">I’d put on a spare jacket from Dill’s trunk. It didn’t fit.</w:t>
+      </w:r>
+    </w:p>
+    <w:p>
+      <w:pPr>
+        <w:pStyle w:val="BodyText"/>
+      </w:pPr>
+      <w:r>
+        <w:t xml:space="preserve">“</w:t>
+      </w:r>
+      <w:r>
+        <w:t xml:space="preserve">Tell me again what you saw,</w:t>
+      </w:r>
+      <w:r>
+        <w:t xml:space="preserve">”</w:t>
+      </w:r>
+      <w:r>
+        <w:t xml:space="preserve"> </w:t>
+      </w:r>
+      <w:r>
+        <w:t xml:space="preserve">she said.</w:t>
+      </w:r>
+    </w:p>
+    <w:p>
+      <w:pPr>
+        <w:pStyle w:val="BodyText"/>
+      </w:pPr>
+      <w:r>
+        <w:t xml:space="preserve">“</w:t>
+      </w:r>
+      <w:r>
+        <w:t xml:space="preserve">A man walking up the path. The gray rain jacket, hood. Probably not tall.</w:t>
+      </w:r>
+      <w:r>
+        <w:t xml:space="preserve">”</w:t>
+      </w:r>
+    </w:p>
+    <w:p>
+      <w:pPr>
+        <w:pStyle w:val="BodyText"/>
+      </w:pPr>
+      <w:r>
+        <w:t xml:space="preserve">“</w:t>
+      </w:r>
+      <w:r>
+        <w:t xml:space="preserve">That’s what Rouse said.</w:t>
+      </w:r>
+      <w:r>
+        <w:t xml:space="preserve">”</w:t>
+      </w:r>
+    </w:p>
+    <w:p>
+      <w:pPr>
+        <w:pStyle w:val="BodyText"/>
+      </w:pPr>
+      <w:r>
+        <w:t xml:space="preserve">“</w:t>
+      </w:r>
+      <w:r>
+        <w:t xml:space="preserve">That’s what the shooter wore.</w:t>
+      </w:r>
+      <w:r>
+        <w:t xml:space="preserve">”</w:t>
+      </w:r>
+    </w:p>
+    <w:p>
+      <w:pPr>
+        <w:pStyle w:val="BodyText"/>
+      </w:pPr>
+      <w:r>
+        <w:t xml:space="preserve">“</w:t>
+      </w:r>
+      <w:r>
+        <w:t xml:space="preserve">We don’t know it’s the same man.</w:t>
+      </w:r>
+      <w:r>
+        <w:t xml:space="preserve">”</w:t>
+      </w:r>
+    </w:p>
+    <w:p>
+      <w:pPr>
+        <w:pStyle w:val="BodyText"/>
+      </w:pPr>
+      <w:r>
+        <w:t xml:space="preserve">“</w:t>
+      </w:r>
+      <w:r>
+        <w:t xml:space="preserve">No,</w:t>
+      </w:r>
+      <w:r>
+        <w:t xml:space="preserve">”</w:t>
+      </w:r>
+      <w:r>
+        <w:t xml:space="preserve"> </w:t>
+      </w:r>
+      <w:r>
+        <w:t xml:space="preserve">I said.</w:t>
+      </w:r>
+      <w:r>
+        <w:t xml:space="preserve"> </w:t>
+      </w:r>
+      <w:r>
+        <w:t xml:space="preserve">“</w:t>
+      </w:r>
+      <w:r>
+        <w:t xml:space="preserve">We don’t know anything.</w:t>
+      </w:r>
+      <w:r>
+        <w:t xml:space="preserve">”</w:t>
+      </w:r>
+    </w:p>
+    <w:p>
+      <w:pPr>
+        <w:pStyle w:val="BodyText"/>
+      </w:pPr>
+      <w:r>
+        <w:t xml:space="preserve">At four-forty a car came down the hill with its lights off.</w:t>
+      </w:r>
+    </w:p>
+    <w:p>
+      <w:pPr>
+        <w:pStyle w:val="BodyText"/>
+      </w:pPr>
+      <w:r>
+        <w:t xml:space="preserve">It was a dark sedan, nothing special, a rental by the look of it. It slid past the hall and past our Ford and round the turn into Ash Street, and it did not come back. Nell wrote the plate on her knee, said it softly into her collar.</w:t>
+      </w:r>
+    </w:p>
+    <w:p>
+      <w:pPr>
+        <w:pStyle w:val="BodyText"/>
+      </w:pPr>
+      <w:r>
+        <w:t xml:space="preserve">At four-fifty the lamp over the side door went out.</w:t>
+      </w:r>
+    </w:p>
+    <w:p>
+      <w:pPr>
+        <w:pStyle w:val="BodyText"/>
+      </w:pPr>
+      <w:r>
+        <w:t xml:space="preserve">I felt it in my stomach before my eyes understood. A little orange light that had been burning since I arrived, and then it didn’t, and the hall sat in the dark like a thing that had never had a face.</w:t>
+      </w:r>
+    </w:p>
+    <w:p>
+      <w:pPr>
+        <w:pStyle w:val="BodyText"/>
+      </w:pPr>
+      <w:r>
+        <w:t xml:space="preserve">“</w:t>
+      </w:r>
+      <w:r>
+        <w:t xml:space="preserve">That was the bulb,</w:t>
+      </w:r>
+      <w:r>
+        <w:t xml:space="preserve">”</w:t>
+      </w:r>
+      <w:r>
+        <w:t xml:space="preserve"> </w:t>
+      </w:r>
+      <w:r>
+        <w:t xml:space="preserve">Nell said.</w:t>
+      </w:r>
+      <w:r>
+        <w:t xml:space="preserve"> </w:t>
+      </w:r>
+      <w:r>
+        <w:t xml:space="preserve">“</w:t>
+      </w:r>
+      <w:r>
+        <w:t xml:space="preserve">Or the switch.</w:t>
+      </w:r>
+      <w:r>
+        <w:t xml:space="preserve">”</w:t>
+      </w:r>
+    </w:p>
+    <w:p>
+      <w:pPr>
+        <w:pStyle w:val="BodyText"/>
+      </w:pPr>
+      <w:r>
+        <w:t xml:space="preserve">“</w:t>
+      </w:r>
+      <w:r>
+        <w:t xml:space="preserve">Dill’s in there.</w:t>
+      </w:r>
+      <w:r>
+        <w:t xml:space="preserve">”</w:t>
+      </w:r>
+    </w:p>
+    <w:p>
+      <w:pPr>
+        <w:pStyle w:val="BodyText"/>
+      </w:pPr>
+      <w:r>
+        <w:t xml:space="preserve">“</w:t>
+      </w:r>
+      <w:r>
+        <w:t xml:space="preserve">Dill knows. Dill has been told.</w:t>
+      </w:r>
+      <w:r>
+        <w:t xml:space="preserve">”</w:t>
+      </w:r>
+      <w:r>
+        <w:t xml:space="preserve"> </w:t>
+      </w:r>
+      <w:r>
+        <w:t xml:space="preserve">Her voice had dropped to almost nothing.</w:t>
+      </w:r>
+      <w:r>
+        <w:t xml:space="preserve"> </w:t>
+      </w:r>
+      <w:r>
+        <w:t xml:space="preserve">“</w:t>
+      </w:r>
+      <w:r>
+        <w:t xml:space="preserve">Dill is a nice boy who is very frightened and exactly where I put him.</w:t>
+      </w:r>
+      <w:r>
+        <w:t xml:space="preserve">”</w:t>
+      </w:r>
+    </w:p>
+    <w:p>
+      <w:pPr>
+        <w:pStyle w:val="BodyText"/>
+      </w:pPr>
+      <w:r>
+        <w:t xml:space="preserve">Nothing moved. Rain ticked on the roof of the car. A long way off, out beyond the roofs, I heard the sea starting to work at the breakwater, a slow dark pull, like a man dragging a chair.</w:t>
+      </w:r>
+    </w:p>
+    <w:p>
+      <w:pPr>
+        <w:pStyle w:val="BodyText"/>
+      </w:pPr>
+      <w:r>
+        <w:t xml:space="preserve">At four fifty-six, a figure came round the corner of the hall.</w:t>
+      </w:r>
+    </w:p>
+    <w:p>
+      <w:pPr>
+        <w:pStyle w:val="BodyText"/>
+      </w:pPr>
+      <w:r>
+        <w:t xml:space="preserve">It came on foot, hugging the iron fence. Gray rain jacket, hood up. Not tall. The face was a patch of shadow in the hood. It stopped at the side door and stood there with its head bowed, in the dark, with the rain coming down on its shoulders. Then it lifted one hand to its mouth.</w:t>
+      </w:r>
+    </w:p>
+    <w:p>
+      <w:pPr>
+        <w:pStyle w:val="BodyText"/>
+      </w:pPr>
+      <w:r>
+        <w:t xml:space="preserve">I’d seen that gesture three times in one week. In a hospital bed, a gray-haired man lifting a finger from a blanket. In the trees on Rouse’s camp road. On a voicemail, someone breathing at the edge of a whisper.</w:t>
+      </w:r>
+    </w:p>
+    <w:p>
+      <w:pPr>
+        <w:pStyle w:val="BodyText"/>
+      </w:pPr>
+      <w:r>
+        <w:rPr>
+          <w:iCs/>
+          <w:i/>
+        </w:rPr>
+        <w:t xml:space="preserve">Gray,</w:t>
+      </w:r>
+      <w:r>
+        <w:t xml:space="preserve"> </w:t>
+      </w:r>
+      <w:r>
+        <w:t xml:space="preserve">Hollis had said.</w:t>
+      </w:r>
+      <w:r>
+        <w:t xml:space="preserve"> </w:t>
+      </w:r>
+      <w:r>
+        <w:rPr>
+          <w:iCs/>
+          <w:i/>
+        </w:rPr>
+        <w:t xml:space="preserve">A shape. In the door.</w:t>
+      </w:r>
+    </w:p>
+    <w:p>
+      <w:pPr>
+        <w:pStyle w:val="BodyText"/>
+      </w:pPr>
+      <w:r>
+        <w:t xml:space="preserve">“</w:t>
+      </w:r>
+      <w:r>
+        <w:t xml:space="preserve">There,</w:t>
+      </w:r>
+      <w:r>
+        <w:t xml:space="preserve">”</w:t>
+      </w:r>
+      <w:r>
+        <w:t xml:space="preserve"> </w:t>
+      </w:r>
+      <w:r>
+        <w:t xml:space="preserve">said Nell, so softly I felt it in my teeth.</w:t>
+      </w:r>
+    </w:p>
+    <w:p>
+      <w:pPr>
+        <w:pStyle w:val="BodyText"/>
+      </w:pPr>
+      <w:r>
+        <w:t xml:space="preserve">The figure tried the door.</w:t>
+      </w:r>
+    </w:p>
+    <w:p>
+      <w:pPr>
+        <w:pStyle w:val="BodyText"/>
+      </w:pPr>
+      <w:r>
+        <w:t xml:space="preserve">It opened.</w:t>
+      </w:r>
+    </w:p>
+    <w:p>
+      <w:pPr>
+        <w:pStyle w:val="BodyText"/>
+      </w:pPr>
+      <w:r>
+        <w:t xml:space="preserve">It went in.</w:t>
+      </w:r>
+    </w:p>
+    <w:p>
+      <w:pPr>
+        <w:pStyle w:val="BodyText"/>
+      </w:pPr>
+      <w:r>
+        <w:t xml:space="preserve">“</w:t>
+      </w:r>
+      <w:r>
+        <w:t xml:space="preserve">Dill,</w:t>
+      </w:r>
+      <w:r>
+        <w:t xml:space="preserve">”</w:t>
+      </w:r>
+      <w:r>
+        <w:t xml:space="preserve"> </w:t>
+      </w:r>
+      <w:r>
+        <w:t xml:space="preserve">said Nell into her collar.</w:t>
+      </w:r>
+      <w:r>
+        <w:t xml:space="preserve"> </w:t>
+      </w:r>
+      <w:r>
+        <w:t xml:space="preserve">“</w:t>
+      </w:r>
+      <w:r>
+        <w:t xml:space="preserve">Dill, you copy. Do not engage. Let them reach the sink. Let them</w:t>
+      </w:r>
+      <w:r>
+        <w:t xml:space="preserve"> </w:t>
+      </w:r>
+      <w:r>
+        <w:rPr>
+          <w:iCs/>
+          <w:i/>
+        </w:rPr>
+        <w:t xml:space="preserve">touch</w:t>
+      </w:r>
+      <w:r>
+        <w:t xml:space="preserve"> </w:t>
+      </w:r>
+      <w:r>
+        <w:t xml:space="preserve">it.</w:t>
+      </w:r>
+      <w:r>
+        <w:t xml:space="preserve">”</w:t>
+      </w:r>
+    </w:p>
+    <w:p>
+      <w:pPr>
+        <w:pStyle w:val="BodyText"/>
+      </w:pPr>
+      <w:r>
+        <w:t xml:space="preserve">Nothing. A long, wet, silent nothing. I counted my breaths. I got to eleven, and then I was counting something else, and I realized I was counting the number of times in my life I’d been in that kitchen.</w:t>
+      </w:r>
+    </w:p>
+    <w:p>
+      <w:pPr>
+        <w:pStyle w:val="BodyText"/>
+      </w:pPr>
+      <w:r>
+        <w:t xml:space="preserve">Then I heard the first shot.</w:t>
+      </w:r>
+    </w:p>
+    <w:p>
+      <w:pPr>
+        <w:pStyle w:val="BodyText"/>
+      </w:pPr>
+      <w:r>
+        <w:t xml:space="preserve">It came from the hall, flat and small and enormously final, and Nell said</w:t>
+      </w:r>
+      <w:r>
+        <w:t xml:space="preserve"> </w:t>
+      </w:r>
+      <w:r>
+        <w:t xml:space="preserve">“</w:t>
+      </w:r>
+      <w:r>
+        <w:t xml:space="preserve">Go, go, go,</w:t>
+      </w:r>
+      <w:r>
+        <w:t xml:space="preserve">”</w:t>
+      </w:r>
+      <w:r>
+        <w:t xml:space="preserve"> </w:t>
+      </w:r>
+      <w:r>
+        <w:t xml:space="preserve">and the doors of the Ford were open and rain was hitting my face. There were two more shots, a gap, then a fourth. Somewhere in the sacristy a trooper was shouting. The hall door slammed open and a man in a gray jacket came out of it fast, hood back, one arm clamped across his ribs, and I saw his face for a quarter of a second in the light of the headlamps of a car that had no business being there.</w:t>
+      </w:r>
+    </w:p>
+    <w:p>
+      <w:pPr>
+        <w:pStyle w:val="BodyText"/>
+      </w:pPr>
+      <w:r>
+        <w:t xml:space="preserve">I’ll say what I saw and no more, because Sayer has told me to.</w:t>
+      </w:r>
+    </w:p>
+    <w:p>
+      <w:pPr>
+        <w:pStyle w:val="BodyText"/>
+      </w:pPr>
+      <w:r>
+        <w:t xml:space="preserve">It was not a man I knew.</w:t>
+      </w:r>
+    </w:p>
+    <w:p>
+      <w:pPr>
+        <w:pStyle w:val="BodyText"/>
+      </w:pPr>
+      <w:r>
+        <w:t xml:space="preserve">It was a face as plain as a loaf. Fifty. A lot of jaw. Nobody I’d ever seen in a hallway of the fourth floor or a church basement or a funeral. He looked at me across forty feet of wet gravel, and I swear he knew me, and then he was gone round the side of the hall with Nell going after him and Kessler, in my coat, in my scarf, on his hands and knees on the path, saying in a thin cheerful voice,</w:t>
+      </w:r>
+      <w:r>
+        <w:t xml:space="preserve"> </w:t>
+      </w:r>
+      <w:r>
+        <w:t xml:space="preserve">“</w:t>
+      </w:r>
+      <w:r>
+        <w:t xml:space="preserve">I’m okay, I’m okay, I’m okay.</w:t>
+      </w:r>
+      <w:r>
+        <w:t xml:space="preserve">”</w:t>
+      </w:r>
+    </w:p>
+    <w:p>
+      <w:pPr>
+        <w:pStyle w:val="BodyText"/>
+      </w:pPr>
+      <w:r>
+        <w:t xml:space="preserve">He’d taken one in the vest. The other had gone through the scarf.</w:t>
+      </w:r>
+    </w:p>
+    <w:p>
+      <w:pPr>
+        <w:pStyle w:val="BodyText"/>
+      </w:pPr>
+      <w:r>
+        <w:t xml:space="preserve">“</w:t>
+      </w:r>
+      <w:r>
+        <w:t xml:space="preserve">Where’s Dill?</w:t>
+      </w:r>
+      <w:r>
+        <w:t xml:space="preserve">”</w:t>
+      </w:r>
+      <w:r>
+        <w:t xml:space="preserve"> </w:t>
+      </w:r>
+      <w:r>
+        <w:t xml:space="preserve">I said.</w:t>
+      </w:r>
+    </w:p>
+    <w:p>
+      <w:pPr>
+        <w:pStyle w:val="BodyText"/>
+      </w:pPr>
+      <w:r>
+        <w:t xml:space="preserve">Nobody answered. I went in.</w:t>
+      </w:r>
+    </w:p>
+    <w:p>
+      <w:pPr>
+        <w:pStyle w:val="BodyText"/>
+      </w:pPr>
+      <w:r>
+        <w:t xml:space="preserve">The kitchen was dark and smelled of cold coffee and bleach. Dill sat on the floor against the stove with his service pistol across his knees, white to the lips, holding his own left forearm and looking very surprised. The cupboard under the sink hung open. A flashlight lay in it on its side, pointing at a wet wall, throwing a long yellow beam across a blue tin.</w:t>
+      </w:r>
+    </w:p>
+    <w:p>
+      <w:pPr>
+        <w:pStyle w:val="BodyText"/>
+      </w:pPr>
+      <w:r>
+        <w:t xml:space="preserve">A blue biscuit tin. Huntley and Palmers. Somebody had put it there.</w:t>
+      </w:r>
+    </w:p>
+    <w:p>
+      <w:pPr>
+        <w:pStyle w:val="BodyText"/>
+      </w:pPr>
+      <w:r>
+        <w:t xml:space="preserve">It was taped behind the pipe with a strip of silver duct tape, neat as a parcel.</w:t>
+      </w:r>
+    </w:p>
+    <w:p>
+      <w:pPr>
+        <w:pStyle w:val="BodyText"/>
+      </w:pPr>
+      <w:r>
+        <w:t xml:space="preserve">I stood and looked at it. Behind me Dill said,</w:t>
+      </w:r>
+      <w:r>
+        <w:t xml:space="preserve"> </w:t>
+      </w:r>
+      <w:r>
+        <w:t xml:space="preserve">“</w:t>
+      </w:r>
+      <w:r>
+        <w:t xml:space="preserve">Sir, I’d not touch that,</w:t>
+      </w:r>
+      <w:r>
+        <w:t xml:space="preserve">”</w:t>
+      </w:r>
+      <w:r>
+        <w:t xml:space="preserve"> </w:t>
+      </w:r>
+      <w:r>
+        <w:t xml:space="preserve">and I said,</w:t>
+      </w:r>
+      <w:r>
+        <w:t xml:space="preserve"> </w:t>
+      </w:r>
+      <w:r>
+        <w:t xml:space="preserve">“</w:t>
+      </w:r>
+      <w:r>
+        <w:t xml:space="preserve">No,</w:t>
+      </w:r>
+      <w:r>
+        <w:t xml:space="preserve">”</w:t>
+      </w:r>
+      <w:r>
+        <w:t xml:space="preserve"> </w:t>
+      </w:r>
+      <w:r>
+        <w:t xml:space="preserve">and I didn’t.</w:t>
+      </w:r>
+    </w:p>
+    <w:p>
+      <w:pPr>
+        <w:pStyle w:val="BodyText"/>
+      </w:pPr>
+      <w:r>
+        <w:t xml:space="preserve">“</w:t>
+      </w:r>
+      <w:r>
+        <w:t xml:space="preserve">I didn’t put it there,</w:t>
+      </w:r>
+      <w:r>
+        <w:t xml:space="preserve">”</w:t>
+      </w:r>
+      <w:r>
+        <w:t xml:space="preserve"> </w:t>
+      </w:r>
+      <w:r>
+        <w:t xml:space="preserve">I said.</w:t>
+      </w:r>
+      <w:r>
+        <w:t xml:space="preserve"> </w:t>
+      </w:r>
+      <w:r>
+        <w:t xml:space="preserve">“</w:t>
+      </w:r>
+      <w:r>
+        <w:t xml:space="preserve">Nell, I didn’t put—</w:t>
+      </w:r>
+      <w:r>
+        <w:t xml:space="preserve">”</w:t>
+      </w:r>
+    </w:p>
+    <w:p>
+      <w:pPr>
+        <w:pStyle w:val="BodyText"/>
+      </w:pPr>
+      <w:r>
+        <w:t xml:space="preserve">She had come in behind me, soaked, out of breath, with her gun still out. She looked at the tin. At the tape. At the long clean strip of silver on the pipe, where a hand had been.</w:t>
+      </w:r>
+    </w:p>
+    <w:p>
+      <w:pPr>
+        <w:pStyle w:val="BodyText"/>
+      </w:pPr>
+      <w:r>
+        <w:t xml:space="preserve">“</w:t>
+      </w:r>
+      <w:r>
+        <w:t xml:space="preserve">No,</w:t>
+      </w:r>
+      <w:r>
+        <w:t xml:space="preserve">”</w:t>
+      </w:r>
+      <w:r>
+        <w:t xml:space="preserve"> </w:t>
+      </w:r>
+      <w:r>
+        <w:t xml:space="preserve">she said.</w:t>
+      </w:r>
+      <w:r>
+        <w:t xml:space="preserve"> </w:t>
+      </w:r>
+      <w:r>
+        <w:t xml:space="preserve">“</w:t>
+      </w:r>
+      <w:r>
+        <w:t xml:space="preserve">I know you didn’t.</w:t>
+      </w:r>
+      <w:r>
+        <w:t xml:space="preserve">”</w:t>
+      </w:r>
+    </w:p>
+    <w:p>
+      <w:pPr>
+        <w:pStyle w:val="BodyText"/>
+      </w:pPr>
+      <w:r>
+        <w:t xml:space="preserve">“</w:t>
+      </w:r>
+      <w:r>
+        <w:t xml:space="preserve">Then who—</w:t>
+      </w:r>
+      <w:r>
+        <w:t xml:space="preserve">”</w:t>
+      </w:r>
+    </w:p>
+    <w:p>
+      <w:pPr>
+        <w:pStyle w:val="BodyText"/>
+      </w:pPr>
+      <w:r>
+        <w:t xml:space="preserve">“</w:t>
+      </w:r>
+      <w:r>
+        <w:t xml:space="preserve">Somebody who wanted it to be found,</w:t>
+      </w:r>
+      <w:r>
+        <w:t xml:space="preserve">”</w:t>
+      </w:r>
+      <w:r>
+        <w:t xml:space="preserve"> </w:t>
+      </w:r>
+      <w:r>
+        <w:t xml:space="preserve">Nell said,</w:t>
+      </w:r>
+      <w:r>
+        <w:t xml:space="preserve"> </w:t>
+      </w:r>
+      <w:r>
+        <w:t xml:space="preserve">“</w:t>
+      </w:r>
+      <w:r>
+        <w:t xml:space="preserve">by someone he was sure was coming.</w:t>
+      </w:r>
+      <w:r>
+        <w:t xml:space="preserve">”</w:t>
+      </w:r>
+    </w:p>
+    <w:p>
+      <w:pPr>
+        <w:pStyle w:val="BodyText"/>
+      </w:pPr>
+      <w:r>
+        <w:t xml:space="preserve">I understood. I understood the way you understand a fall when you are already in it.</w:t>
+      </w:r>
+    </w:p>
+    <w:p>
+      <w:pPr>
+        <w:pStyle w:val="BodyText"/>
+      </w:pPr>
+      <w:r>
+        <w:t xml:space="preserve">He hadn’t sent anyone to</w:t>
+      </w:r>
+      <w:r>
+        <w:t xml:space="preserve"> </w:t>
+      </w:r>
+      <w:r>
+        <w:rPr>
+          <w:iCs/>
+          <w:i/>
+        </w:rPr>
+        <w:t xml:space="preserve">take</w:t>
+      </w:r>
+      <w:r>
+        <w:t xml:space="preserve"> </w:t>
+      </w:r>
+      <w:r>
+        <w:t xml:space="preserve">it. He’d sent someone to put it there. To plant it. A tin with something in it, behind a pipe, under a sink, in a hall in Port Carrow, so that when the man who’d claimed to remember it went to find it, there’d be something that the police could say he had hidden. A tin of his own, taped by his own hand, in a place he’d said he’d put it.</w:t>
+      </w:r>
+    </w:p>
+    <w:p>
+      <w:pPr>
+        <w:pStyle w:val="BodyText"/>
+      </w:pPr>
+      <w:r>
+        <w:t xml:space="preserve">“</w:t>
+      </w:r>
+      <w:r>
+        <w:t xml:space="preserve">He couldn’t check it,</w:t>
+      </w:r>
+      <w:r>
+        <w:t xml:space="preserve">”</w:t>
+      </w:r>
+      <w:r>
+        <w:t xml:space="preserve"> </w:t>
+      </w:r>
+      <w:r>
+        <w:t xml:space="preserve">I said slowly.</w:t>
+      </w:r>
+      <w:r>
+        <w:t xml:space="preserve"> </w:t>
+      </w:r>
+      <w:r>
+        <w:t xml:space="preserve">“</w:t>
+      </w:r>
+      <w:r>
+        <w:t xml:space="preserve">He couldn’t check if the tin was real, so he made it real.</w:t>
+      </w:r>
+      <w:r>
+        <w:t xml:space="preserve">”</w:t>
+      </w:r>
+    </w:p>
+    <w:p>
+      <w:pPr>
+        <w:pStyle w:val="BodyText"/>
+      </w:pPr>
+      <w:r>
+        <w:t xml:space="preserve">“</w:t>
+      </w:r>
+      <w:r>
+        <w:t xml:space="preserve">He used your lie,</w:t>
+      </w:r>
+      <w:r>
+        <w:t xml:space="preserve">”</w:t>
+      </w:r>
+      <w:r>
+        <w:t xml:space="preserve"> </w:t>
+      </w:r>
+      <w:r>
+        <w:t xml:space="preserve">said Nell,</w:t>
+      </w:r>
+      <w:r>
+        <w:t xml:space="preserve"> </w:t>
+      </w:r>
+      <w:r>
+        <w:t xml:space="preserve">“</w:t>
+      </w:r>
+      <w:r>
+        <w:t xml:space="preserve">to hang you with.</w:t>
+      </w:r>
+      <w:r>
+        <w:t xml:space="preserve">”</w:t>
+      </w:r>
+    </w:p>
+    <w:p>
+      <w:pPr>
+        <w:pStyle w:val="BodyText"/>
+      </w:pPr>
+      <w:r>
+        <w:t xml:space="preserve">Her radio crackled.</w:t>
+      </w:r>
+    </w:p>
+    <w:p>
+      <w:pPr>
+        <w:pStyle w:val="BodyText"/>
+      </w:pPr>
+      <w:r>
+        <w:t xml:space="preserve">She pressed the button without taking her eyes off the tin.</w:t>
+      </w:r>
+    </w:p>
+    <w:p>
+      <w:pPr>
+        <w:pStyle w:val="BodyText"/>
+      </w:pPr>
+      <w:r>
+        <w:t xml:space="preserve">“</w:t>
+      </w:r>
+      <w:r>
+        <w:t xml:space="preserve">Castellano.</w:t>
+      </w:r>
+      <w:r>
+        <w:t xml:space="preserve">”</w:t>
+      </w:r>
+    </w:p>
+    <w:p>
+      <w:pPr>
+        <w:pStyle w:val="BodyText"/>
+      </w:pPr>
+      <w:r>
+        <w:t xml:space="preserve">The voice came through in a rush, an officer I knew by sound alone, the woman from room 412, and there was something in it that I had only ever heard in dispatch recordings. It was the voice of a person who has just been told by her own eyes that the thing she was guarding is not there.</w:t>
+      </w:r>
+    </w:p>
+    <w:p>
+      <w:pPr>
+        <w:pStyle w:val="BodyText"/>
+      </w:pPr>
+      <w:r>
+        <w:t xml:space="preserve">“</w:t>
+      </w:r>
+      <w:r>
+        <w:t xml:space="preserve">Detective. I’m sorry. I stepped out for one minute. A nurse called me to the desk about a visitor list. I was</w:t>
+      </w:r>
+      <w:r>
+        <w:t xml:space="preserve"> </w:t>
+      </w:r>
+      <w:r>
+        <w:rPr>
+          <w:iCs/>
+          <w:i/>
+        </w:rPr>
+        <w:t xml:space="preserve">gone one minute</w:t>
+      </w:r>
+      <w:r>
+        <w:t xml:space="preserve">, ma’am, and the door was closed and the light was on, and I went back in and—</w:t>
+      </w:r>
+      <w:r>
+        <w:t xml:space="preserve">”</w:t>
+      </w:r>
+    </w:p>
+    <w:p>
+      <w:pPr>
+        <w:pStyle w:val="BodyText"/>
+      </w:pPr>
+      <w:r>
+        <w:t xml:space="preserve">“</w:t>
+      </w:r>
+      <w:r>
+        <w:t xml:space="preserve">Say it.</w:t>
+      </w:r>
+      <w:r>
+        <w:t xml:space="preserve">”</w:t>
+      </w:r>
+    </w:p>
+    <w:p>
+      <w:pPr>
+        <w:pStyle w:val="BodyText"/>
+      </w:pPr>
+      <w:r>
+        <w:t xml:space="preserve">“</w:t>
+      </w:r>
+      <w:r>
+        <w:t xml:space="preserve">The bed’s empty. Mr. Dunn’s gone.</w:t>
+      </w:r>
+      <w:r>
+        <w:t xml:space="preserve">”</w:t>
+      </w:r>
+    </w:p>
+    <w:bookmarkEnd w:id="39"/>
+    <w:bookmarkStart w:id="40" w:name="chapter-21-the-neck-road"/>
+    <w:p>
+      <w:pPr>
+        <w:pStyle w:val="Heading1"/>
+      </w:pPr>
+      <w:r>
+        <w:t xml:space="preserve">Chapter 21: The Neck Road</w:t>
+      </w:r>
+    </w:p>
+    <w:p>
+      <w:pPr>
+        <w:pStyle w:val="FirstParagraph"/>
+      </w:pPr>
+      <w:r>
+        <w:t xml:space="preserve">They don’t let you near a tin like that.</w:t>
+      </w:r>
+    </w:p>
+    <w:p>
+      <w:pPr>
+        <w:pStyle w:val="BodyText"/>
+      </w:pPr>
+      <w:r>
+        <w:t xml:space="preserve">I wanted to be near it. I wanted to take the duct tape off with my own thumbnail and see what a man who loved me had thought I’d hidden. Nell stood between me and the sink with her arm out like a crossing guard, and a state police evidence tech named Obert, who had been dragged out of bed in Augusta at half past three and drove two hours without complaint, photographed it from every side before anybody breathed on it.</w:t>
+      </w:r>
+    </w:p>
+    <w:p>
+      <w:pPr>
+        <w:pStyle w:val="BodyText"/>
+      </w:pPr>
+      <w:r>
+        <w:t xml:space="preserve">“</w:t>
+      </w:r>
+      <w:r>
+        <w:t xml:space="preserve">Tape first,</w:t>
+      </w:r>
+      <w:r>
+        <w:t xml:space="preserve">”</w:t>
+      </w:r>
+      <w:r>
+        <w:t xml:space="preserve"> </w:t>
+      </w:r>
+      <w:r>
+        <w:t xml:space="preserve">Obert said.</w:t>
+      </w:r>
+      <w:r>
+        <w:t xml:space="preserve"> </w:t>
+      </w:r>
+      <w:r>
+        <w:t xml:space="preserve">“</w:t>
+      </w:r>
+      <w:r>
+        <w:t xml:space="preserve">Then the tin. Then I open it. Detective, you’re on camera. Mr. Brandt, you’re a civilian who is not in this room.</w:t>
+      </w:r>
+      <w:r>
+        <w:t xml:space="preserve">”</w:t>
+      </w:r>
+    </w:p>
+    <w:p>
+      <w:pPr>
+        <w:pStyle w:val="BodyText"/>
+      </w:pPr>
+      <w:r>
+        <w:t xml:space="preserve">“</w:t>
+      </w:r>
+      <w:r>
+        <w:t xml:space="preserve">I’m standing in it.</w:t>
+      </w:r>
+      <w:r>
+        <w:t xml:space="preserve">”</w:t>
+      </w:r>
+    </w:p>
+    <w:p>
+      <w:pPr>
+        <w:pStyle w:val="BodyText"/>
+      </w:pPr>
+      <w:r>
+        <w:t xml:space="preserve">“</w:t>
+      </w:r>
+      <w:r>
+        <w:t xml:space="preserve">You’re standing in it very quietly,</w:t>
+      </w:r>
+      <w:r>
+        <w:t xml:space="preserve">”</w:t>
+      </w:r>
+      <w:r>
+        <w:t xml:space="preserve"> </w:t>
+      </w:r>
+      <w:r>
+        <w:t xml:space="preserve">said Obert, and went to work.</w:t>
+      </w:r>
+    </w:p>
+    <w:p>
+      <w:pPr>
+        <w:pStyle w:val="BodyText"/>
+      </w:pPr>
+      <w:r>
+        <w:t xml:space="preserve">It took twenty minutes. Nell did not speak. The duct tape went into one bag, the tin into another. The lid came off with a small tired pop, like a jar of jam.</w:t>
+      </w:r>
+    </w:p>
+    <w:p>
+      <w:pPr>
+        <w:pStyle w:val="BodyText"/>
+      </w:pPr>
+      <w:r>
+        <w:t xml:space="preserve">Inside, on a folded dish towel from the church kitchen’s own drawer: six brass evidence tags, the old kind, stamped T. BRANDT. A pharmacy bottle with the label scraped off, empty, smelling faintly of nothing. And one sheet of paper, typed, in the stiff dated Courier I’d learned to see in my sleep.</w:t>
+      </w:r>
+    </w:p>
+    <w:p>
+      <w:pPr>
+        <w:pStyle w:val="BodyText"/>
+      </w:pPr>
+      <w:r>
+        <w:t xml:space="preserve">I read it over Obert’s shoulder.</w:t>
+      </w:r>
+    </w:p>
+    <w:p>
+      <w:pPr>
+        <w:pStyle w:val="BodyText"/>
+      </w:pPr>
+      <w:r>
+        <w:rPr>
+          <w:iCs/>
+          <w:i/>
+        </w:rPr>
+        <w:t xml:space="preserve">I did not mean for her to drown. She was going to ruin us both. I gave her something to make her calm and I thought the water would do the rest. I am sorry. T.B.</w:t>
+      </w:r>
+    </w:p>
+    <w:p>
+      <w:pPr>
+        <w:pStyle w:val="BodyText"/>
+      </w:pPr>
+      <w:r>
+        <w:t xml:space="preserve">No date. A signature, blue-black, that looked like mine the way a mask looks like a face.</w:t>
+      </w:r>
+    </w:p>
+    <w:p>
+      <w:pPr>
+        <w:pStyle w:val="BodyText"/>
+      </w:pPr>
+      <w:r>
+        <w:t xml:space="preserve">“</w:t>
+      </w:r>
+      <w:r>
+        <w:t xml:space="preserve">The kit,</w:t>
+      </w:r>
+      <w:r>
+        <w:t xml:space="preserve">”</w:t>
+      </w:r>
+      <w:r>
+        <w:t xml:space="preserve"> </w:t>
+      </w:r>
+      <w:r>
+        <w:t xml:space="preserve">I said.</w:t>
+      </w:r>
+      <w:r>
+        <w:t xml:space="preserve"> </w:t>
+      </w:r>
+      <w:r>
+        <w:t xml:space="preserve">“</w:t>
+      </w:r>
+      <w:r>
+        <w:t xml:space="preserve">The tags from my Portland office.</w:t>
+      </w:r>
+      <w:r>
+        <w:t xml:space="preserve">”</w:t>
+      </w:r>
+    </w:p>
+    <w:p>
+      <w:pPr>
+        <w:pStyle w:val="BodyText"/>
+      </w:pPr>
+      <w:r>
+        <w:t xml:space="preserve">“</w:t>
+      </w:r>
+      <w:r>
+        <w:t xml:space="preserve">Six. You said the kit had a dozen.</w:t>
+      </w:r>
+      <w:r>
+        <w:t xml:space="preserve">”</w:t>
+      </w:r>
+      <w:r>
+        <w:t xml:space="preserve"> </w:t>
+      </w:r>
+      <w:r>
+        <w:t xml:space="preserve">Nell was reading it too. She had the very still look of a woman who is angry in a way she has decided to use later.</w:t>
+      </w:r>
+      <w:r>
+        <w:t xml:space="preserve"> </w:t>
+      </w:r>
+      <w:r>
+        <w:t xml:space="preserve">“</w:t>
+      </w:r>
+      <w:r>
+        <w:t xml:space="preserve">Obert. Chain.</w:t>
+      </w:r>
+      <w:r>
+        <w:t xml:space="preserve">”</w:t>
+      </w:r>
+    </w:p>
+    <w:p>
+      <w:pPr>
+        <w:pStyle w:val="BodyText"/>
+      </w:pPr>
+      <w:r>
+        <w:t xml:space="preserve">“</w:t>
+      </w:r>
+      <w:r>
+        <w:t xml:space="preserve">Custody opens here, at 5:21 a.m., church hall kitchen, with me and Detective Castellano, on video.</w:t>
+      </w:r>
+      <w:r>
+        <w:t xml:space="preserve">”</w:t>
+      </w:r>
+      <w:r>
+        <w:t xml:space="preserve"> </w:t>
+      </w:r>
+      <w:r>
+        <w:t xml:space="preserve">He didn’t look up.</w:t>
+      </w:r>
+      <w:r>
+        <w:t xml:space="preserve"> </w:t>
+      </w:r>
+      <w:r>
+        <w:t xml:space="preserve">“</w:t>
+      </w:r>
+      <w:r>
+        <w:t xml:space="preserve">Nobody calls it evidence of anything until the lab tells me what it is. A bottle with no label is a bottle. Paper is paper.</w:t>
+      </w:r>
+      <w:r>
+        <w:t xml:space="preserve">”</w:t>
+      </w:r>
+    </w:p>
+    <w:p>
+      <w:pPr>
+        <w:pStyle w:val="BodyText"/>
+      </w:pPr>
+      <w:r>
+        <w:t xml:space="preserve">“</w:t>
+      </w:r>
+      <w:r>
+        <w:t xml:space="preserve">It’s a confession,</w:t>
+      </w:r>
+      <w:r>
+        <w:t xml:space="preserve">”</w:t>
+      </w:r>
+      <w:r>
+        <w:t xml:space="preserve"> </w:t>
+      </w:r>
+      <w:r>
+        <w:t xml:space="preserve">I said.</w:t>
+      </w:r>
+    </w:p>
+    <w:p>
+      <w:pPr>
+        <w:pStyle w:val="BodyText"/>
+      </w:pPr>
+      <w:r>
+        <w:t xml:space="preserve">“</w:t>
+      </w:r>
+      <w:r>
+        <w:t xml:space="preserve">It’s a typed sheet of paper that says a thing,</w:t>
+      </w:r>
+      <w:r>
+        <w:t xml:space="preserve">”</w:t>
+      </w:r>
+      <w:r>
+        <w:t xml:space="preserve"> </w:t>
+      </w:r>
+      <w:r>
+        <w:t xml:space="preserve">said Nell.</w:t>
+      </w:r>
+      <w:r>
+        <w:t xml:space="preserve"> </w:t>
+      </w:r>
+      <w:r>
+        <w:t xml:space="preserve">“</w:t>
+      </w:r>
+      <w:r>
+        <w:t xml:space="preserve">It isn’t a confession until somebody can say it came out of your hand. And that is what it was for, Theo. Not to find. To be found.</w:t>
+      </w:r>
+      <w:r>
+        <w:t xml:space="preserve">”</w:t>
+      </w:r>
+      <w:r>
+        <w:t xml:space="preserve"> </w:t>
+      </w:r>
+      <w:r>
+        <w:t xml:space="preserve">She straightened up.</w:t>
+      </w:r>
+      <w:r>
+        <w:t xml:space="preserve"> </w:t>
+      </w:r>
+      <w:r>
+        <w:t xml:space="preserve">“</w:t>
+      </w:r>
+      <w:r>
+        <w:t xml:space="preserve">They’d have had a trooper find it at six, with you standing there, saying you’d remembered. Mr. Brandt, who didn’t know he’d done it, pulling his own sin out of a biscuit tin.</w:t>
+      </w:r>
+      <w:r>
+        <w:t xml:space="preserve">”</w:t>
+      </w:r>
+    </w:p>
+    <w:p>
+      <w:pPr>
+        <w:pStyle w:val="BodyText"/>
+      </w:pPr>
+      <w:r>
+        <w:t xml:space="preserve">“</w:t>
+      </w:r>
+      <w:r>
+        <w:t xml:space="preserve">And Hollis tells the world he was heartbroken,</w:t>
+      </w:r>
+      <w:r>
+        <w:t xml:space="preserve">”</w:t>
+      </w:r>
+      <w:r>
+        <w:t xml:space="preserve"> </w:t>
+      </w:r>
+      <w:r>
+        <w:t xml:space="preserve">I said.</w:t>
+      </w:r>
+      <w:r>
+        <w:t xml:space="preserve"> </w:t>
+      </w:r>
+      <w:r>
+        <w:t xml:space="preserve">“</w:t>
+      </w:r>
+      <w:r>
+        <w:t xml:space="preserve">He’d have said I fooled him.</w:t>
+      </w:r>
+      <w:r>
+        <w:t xml:space="preserve">”</w:t>
+      </w:r>
+    </w:p>
+    <w:p>
+      <w:pPr>
+        <w:pStyle w:val="BodyText"/>
+      </w:pPr>
+      <w:r>
+        <w:t xml:space="preserve">“</w:t>
+      </w:r>
+      <w:r>
+        <w:t xml:space="preserve">He’d have said</w:t>
+      </w:r>
+      <w:r>
+        <w:t xml:space="preserve"> </w:t>
+      </w:r>
+      <w:r>
+        <w:rPr>
+          <w:iCs/>
+          <w:i/>
+        </w:rPr>
+        <w:t xml:space="preserve">I was afraid for him.</w:t>
+      </w:r>
+      <w:r>
+        <w:t xml:space="preserve">”</w:t>
+      </w:r>
+    </w:p>
+    <w:p>
+      <w:pPr>
+        <w:pStyle w:val="BodyText"/>
+      </w:pPr>
+      <w:r>
+        <w:t xml:space="preserve">She turned to the hall door, where Kessler, back on his feet and shaking out a bruised rib, had come to say that the man in the gray jacket had gone down the bank behind Ash Street and into a car with no plates. And that the car was now somewhere between here and the Rockland road, with a head start and a hole in somebody’s ribs.</w:t>
+      </w:r>
+    </w:p>
+    <w:p>
+      <w:pPr>
+        <w:pStyle w:val="BodyText"/>
+      </w:pPr>
+      <w:r>
+        <w:t xml:space="preserve">“</w:t>
+      </w:r>
+      <w:r>
+        <w:t xml:space="preserve">Dill?</w:t>
+      </w:r>
+      <w:r>
+        <w:t xml:space="preserve">”</w:t>
+      </w:r>
+    </w:p>
+    <w:p>
+      <w:pPr>
+        <w:pStyle w:val="BodyText"/>
+      </w:pPr>
+      <w:r>
+        <w:t xml:space="preserve">“</w:t>
+      </w:r>
+      <w:r>
+        <w:t xml:space="preserve">Rockland General. He says to tell you he didn’t drop the gun.</w:t>
+      </w:r>
+      <w:r>
+        <w:t xml:space="preserve">”</w:t>
+      </w:r>
+    </w:p>
+    <w:p>
+      <w:pPr>
+        <w:pStyle w:val="BodyText"/>
+      </w:pPr>
+      <w:r>
+        <w:t xml:space="preserve">Nell’s radio clicked against her coat. The hospital officer had just called in: Hollis’s room had been empty since a nurse sent the guard to check a fire alarm on the floor below. The ward camera showed him leaving through the service stairwell in a borrowed hospital gown. The alarm had been false. By the time anyone checked the stairwell, he was gone.</w:t>
+      </w:r>
+    </w:p>
+    <w:p>
+      <w:pPr>
+        <w:pStyle w:val="BodyText"/>
+      </w:pPr>
+      <w:r>
+        <w:t xml:space="preserve">“</w:t>
+      </w:r>
+      <w:r>
+        <w:t xml:space="preserve">Tell him he’s getting a medal and a lecture.</w:t>
+      </w:r>
+      <w:r>
+        <w:t xml:space="preserve">”</w:t>
+      </w:r>
+      <w:r>
+        <w:t xml:space="preserve"> </w:t>
+      </w:r>
+      <w:r>
+        <w:t xml:space="preserve">She took out her phone.</w:t>
+      </w:r>
+      <w:r>
+        <w:t xml:space="preserve"> </w:t>
+      </w:r>
+      <w:r>
+        <w:t xml:space="preserve">“</w:t>
+      </w:r>
+      <w:r>
+        <w:t xml:space="preserve">And I want every door out of Port Carrow.</w:t>
+      </w:r>
+      <w:r>
+        <w:t xml:space="preserve">”</w:t>
+      </w:r>
+    </w:p>
+    <w:p>
+      <w:pPr>
+        <w:pStyle w:val="BodyText"/>
+      </w:pPr>
+      <w:r>
+        <w:t xml:space="preserve">“</w:t>
+      </w:r>
+      <w:r>
+        <w:t xml:space="preserve">He’s not going out,</w:t>
+      </w:r>
+      <w:r>
+        <w:t xml:space="preserve">”</w:t>
+      </w:r>
+      <w:r>
+        <w:t xml:space="preserve"> </w:t>
+      </w:r>
+      <w:r>
+        <w:t xml:space="preserve">I said.</w:t>
+      </w:r>
+    </w:p>
+    <w:p>
+      <w:pPr>
+        <w:pStyle w:val="BodyText"/>
+      </w:pPr>
+      <w:r>
+        <w:t xml:space="preserve">She stopped.</w:t>
+      </w:r>
+    </w:p>
+    <w:p>
+      <w:pPr>
+        <w:pStyle w:val="BodyText"/>
+      </w:pPr>
+      <w:r>
+        <w:t xml:space="preserve">“</w:t>
+      </w:r>
+      <w:r>
+        <w:t xml:space="preserve">Hollis. He won’t try to leave. He hasn’t got a car, he hasn’t got a wallet, and he’s seventy percent bruise. He’s gone where he always goes.</w:t>
+      </w:r>
+      <w:r>
+        <w:t xml:space="preserve">”</w:t>
+      </w:r>
+      <w:r>
+        <w:t xml:space="preserve"> </w:t>
+      </w:r>
+      <w:r>
+        <w:t xml:space="preserve">My mouth was dry.</w:t>
+      </w:r>
+      <w:r>
+        <w:t xml:space="preserve"> </w:t>
+      </w:r>
+      <w:r>
+        <w:t xml:space="preserve">“</w:t>
+      </w:r>
+      <w:r>
+        <w:t xml:space="preserve">The breakwater. He’s been going every year with a thermos.</w:t>
+      </w:r>
+      <w:r>
+        <w:t xml:space="preserve">”</w:t>
+      </w:r>
+    </w:p>
+    <w:p>
+      <w:pPr>
+        <w:pStyle w:val="BodyText"/>
+      </w:pPr>
+      <w:r>
+        <w:t xml:space="preserve">“</w:t>
+      </w:r>
+      <w:r>
+        <w:t xml:space="preserve">It’s the nineteenth.</w:t>
+      </w:r>
+      <w:r>
+        <w:t xml:space="preserve">”</w:t>
+      </w:r>
+    </w:p>
+    <w:p>
+      <w:pPr>
+        <w:pStyle w:val="BodyText"/>
+      </w:pPr>
+      <w:r>
+        <w:t xml:space="preserve">“</w:t>
+      </w:r>
+      <w:r>
+        <w:t xml:space="preserve">He’ll go anyway. Because I’d know to look.</w:t>
+      </w:r>
+      <w:r>
+        <w:t xml:space="preserve">”</w:t>
+      </w:r>
+      <w:r>
+        <w:t xml:space="preserve"> </w:t>
+      </w:r>
+      <w:r>
+        <w:t xml:space="preserve">I heard myself say it.</w:t>
+      </w:r>
+      <w:r>
+        <w:t xml:space="preserve"> </w:t>
+      </w:r>
+      <w:r>
+        <w:t xml:space="preserve">“</w:t>
+      </w:r>
+      <w:r>
+        <w:t xml:space="preserve">Because he wants me to.</w:t>
+      </w:r>
+      <w:r>
+        <w:t xml:space="preserve">”</w:t>
+      </w:r>
+    </w:p>
+    <w:p>
+      <w:pPr>
+        <w:pStyle w:val="BodyText"/>
+      </w:pPr>
+      <w:r>
+        <w:t xml:space="preserve">Nell looked at me for a long moment. The rain was still coming through the open side door and the sky outside it had gone the gray of old pewter.</w:t>
+      </w:r>
+    </w:p>
+    <w:p>
+      <w:pPr>
+        <w:pStyle w:val="BodyText"/>
+      </w:pPr>
+      <w:r>
+        <w:t xml:space="preserve">“</w:t>
+      </w:r>
+      <w:r>
+        <w:t xml:space="preserve">Say it properly,</w:t>
+      </w:r>
+      <w:r>
+        <w:t xml:space="preserve">”</w:t>
+      </w:r>
+      <w:r>
+        <w:t xml:space="preserve"> </w:t>
+      </w:r>
+      <w:r>
+        <w:t xml:space="preserve">she said.</w:t>
+      </w:r>
+      <w:r>
+        <w:t xml:space="preserve"> </w:t>
+      </w:r>
+      <w:r>
+        <w:t xml:space="preserve">“</w:t>
+      </w:r>
+      <w:r>
+        <w:t xml:space="preserve">Not as a thing you feel. As a thing you can stand behind.</w:t>
+      </w:r>
+      <w:r>
+        <w:t xml:space="preserve">”</w:t>
+      </w:r>
+    </w:p>
+    <w:p>
+      <w:pPr>
+        <w:pStyle w:val="BodyText"/>
+      </w:pPr>
+      <w:r>
+        <w:t xml:space="preserve">“</w:t>
+      </w:r>
+      <w:r>
+        <w:t xml:space="preserve">I can’t prove it.</w:t>
+      </w:r>
+      <w:r>
+        <w:t xml:space="preserve">”</w:t>
+      </w:r>
+    </w:p>
+    <w:p>
+      <w:pPr>
+        <w:pStyle w:val="BodyText"/>
+      </w:pPr>
+      <w:r>
+        <w:t xml:space="preserve">“</w:t>
+      </w:r>
+      <w:r>
+        <w:t xml:space="preserve">I know you can’t.</w:t>
+      </w:r>
+      <w:r>
+        <w:t xml:space="preserve">”</w:t>
+      </w:r>
+    </w:p>
+    <w:p>
+      <w:pPr>
+        <w:pStyle w:val="BodyText"/>
+      </w:pPr>
+      <w:r>
+        <w:t xml:space="preserve">“</w:t>
+      </w:r>
+      <w:r>
+        <w:t xml:space="preserve">I think he’s waiting for me,</w:t>
+      </w:r>
+      <w:r>
+        <w:t xml:space="preserve">”</w:t>
+      </w:r>
+      <w:r>
+        <w:t xml:space="preserve"> </w:t>
+      </w:r>
+      <w:r>
+        <w:t xml:space="preserve">I said.</w:t>
+      </w:r>
+      <w:r>
+        <w:t xml:space="preserve"> </w:t>
+      </w:r>
+      <w:r>
+        <w:t xml:space="preserve">“</w:t>
+      </w:r>
+      <w:r>
+        <w:t xml:space="preserve">I think he’s done everything else he can. He’s been</w:t>
+      </w:r>
+      <w:r>
+        <w:t xml:space="preserve"> </w:t>
+      </w:r>
+      <w:r>
+        <w:rPr>
+          <w:iCs/>
+          <w:i/>
+        </w:rPr>
+        <w:t xml:space="preserve">kind</w:t>
+      </w:r>
+      <w:r>
+        <w:t xml:space="preserve"> </w:t>
+      </w:r>
+      <w:r>
+        <w:t xml:space="preserve">for so long, Nell, I don’t think he knows another way to end it.</w:t>
+      </w:r>
+      <w:r>
+        <w:t xml:space="preserve">”</w:t>
+      </w:r>
+    </w:p>
+    <w:p>
+      <w:r>
+        <w:pict>
+          <v:rect style="width:0;height:1.5pt" o:hralign="center" o:hrstd="t" o:hr="t"/>
+        </w:pict>
+      </w:r>
+    </w:p>
+    <w:p>
+      <w:pPr>
+        <w:pStyle w:val="FirstParagraph"/>
+      </w:pPr>
+      <w:r>
+        <w:t xml:space="preserve">My phone rang at 6:48.</w:t>
+      </w:r>
+    </w:p>
+    <w:p>
+      <w:pPr>
+        <w:pStyle w:val="BodyText"/>
+      </w:pPr>
+      <w:r>
+        <w:t xml:space="preserve">We were in the Ford on the Neck road shoulder, a mile from town, watching the sky bruise from the east. The northeaster had arrived early. It was not yet the storm. It was the front edge of one, a wind that came in flat from the open water and pushed at the car like a hand. In the mirror I could see the long dark spit of the Neck, the single road running out to the breakwater between marsh and sea. The tide was making. On the marsh side the cordgrass had gone silver and flat, and the first water was creeping through it in thin bright threads.</w:t>
+      </w:r>
+    </w:p>
+    <w:p>
+      <w:pPr>
+        <w:pStyle w:val="BodyText"/>
+      </w:pPr>
+      <w:r>
+        <w:t xml:space="preserve">Unknown number. I held it up so Nell could see.</w:t>
+      </w:r>
+    </w:p>
+    <w:p>
+      <w:pPr>
+        <w:pStyle w:val="BodyText"/>
+      </w:pPr>
+      <w:r>
+        <w:t xml:space="preserve">“</w:t>
+      </w:r>
+      <w:r>
+        <w:t xml:space="preserve">Let him say what he says,</w:t>
+      </w:r>
+      <w:r>
+        <w:t xml:space="preserve">”</w:t>
+      </w:r>
+      <w:r>
+        <w:t xml:space="preserve"> </w:t>
+      </w:r>
+      <w:r>
+        <w:t xml:space="preserve">she said.</w:t>
+      </w:r>
+      <w:r>
+        <w:t xml:space="preserve"> </w:t>
+      </w:r>
+      <w:r>
+        <w:t xml:space="preserve">“</w:t>
+      </w:r>
+      <w:r>
+        <w:t xml:space="preserve">Speaker.</w:t>
+      </w:r>
+      <w:r>
+        <w:t xml:space="preserve">”</w:t>
+      </w:r>
+    </w:p>
+    <w:p>
+      <w:pPr>
+        <w:pStyle w:val="BodyText"/>
+      </w:pPr>
+      <w:r>
+        <w:t xml:space="preserve">“</w:t>
+      </w:r>
+      <w:r>
+        <w:t xml:space="preserve">Dear boy,</w:t>
+      </w:r>
+      <w:r>
+        <w:t xml:space="preserve">”</w:t>
+      </w:r>
+      <w:r>
+        <w:t xml:space="preserve"> </w:t>
+      </w:r>
+      <w:r>
+        <w:t xml:space="preserve">said Hollis.</w:t>
+      </w:r>
+    </w:p>
+    <w:p>
+      <w:pPr>
+        <w:pStyle w:val="BodyText"/>
+      </w:pPr>
+      <w:r>
+        <w:t xml:space="preserve">His voice was exactly the same. That was what undid me. A voice you’ve listened to for twenty years doesn’t change because you’ve learned what it is.</w:t>
+      </w:r>
+    </w:p>
+    <w:p>
+      <w:pPr>
+        <w:pStyle w:val="BodyText"/>
+      </w:pPr>
+      <w:r>
+        <w:t xml:space="preserve">“</w:t>
+      </w:r>
+      <w:r>
+        <w:t xml:space="preserve">Where are you?</w:t>
+      </w:r>
+      <w:r>
+        <w:t xml:space="preserve">”</w:t>
+      </w:r>
+      <w:r>
+        <w:t xml:space="preserve"> </w:t>
+      </w:r>
+      <w:r>
+        <w:t xml:space="preserve">I said.</w:t>
+      </w:r>
+    </w:p>
+    <w:p>
+      <w:pPr>
+        <w:pStyle w:val="BodyText"/>
+      </w:pPr>
+      <w:r>
+        <w:t xml:space="preserve">“</w:t>
+      </w:r>
+      <w:r>
+        <w:t xml:space="preserve">Oh, you know where.</w:t>
+      </w:r>
+      <w:r>
+        <w:t xml:space="preserve">”</w:t>
+      </w:r>
+      <w:r>
+        <w:t xml:space="preserve"> </w:t>
+      </w:r>
+      <w:r>
+        <w:t xml:space="preserve">A small cough, the sound of wind across a handset.</w:t>
+      </w:r>
+      <w:r>
+        <w:t xml:space="preserve"> </w:t>
+      </w:r>
+      <w:r>
+        <w:t xml:space="preserve">“</w:t>
+      </w:r>
+      <w:r>
+        <w:t xml:space="preserve">I borrowed a coat. Somebody’s husband left it in a closet on the fourth floor. It’s much too large, and it smells of liniment. Theo, I don’t want to be unkind to anybody. I’d like to talk to you, and I’d like to do it before the tide turns the road into a rumor. Alone.</w:t>
+      </w:r>
+      <w:r>
+        <w:t xml:space="preserve">”</w:t>
+      </w:r>
+    </w:p>
+    <w:p>
+      <w:pPr>
+        <w:pStyle w:val="BodyText"/>
+      </w:pPr>
+      <w:r>
+        <w:t xml:space="preserve">“</w:t>
+      </w:r>
+      <w:r>
+        <w:t xml:space="preserve">No.</w:t>
+      </w:r>
+      <w:r>
+        <w:t xml:space="preserve">”</w:t>
+      </w:r>
+    </w:p>
+    <w:p>
+      <w:pPr>
+        <w:pStyle w:val="BodyText"/>
+      </w:pPr>
+      <w:r>
+        <w:t xml:space="preserve">“</w:t>
+      </w:r>
+      <w:r>
+        <w:t xml:space="preserve">Then I shall be forced to say rather more over the telephone, and I believe that would distress Detective Castellano, who is certainly sitting next to you with that nice little recorder.</w:t>
+      </w:r>
+      <w:r>
+        <w:t xml:space="preserve">”</w:t>
+      </w:r>
+      <w:r>
+        <w:t xml:space="preserve"> </w:t>
+      </w:r>
+      <w:r>
+        <w:t xml:space="preserve">He sounded fond.</w:t>
+      </w:r>
+      <w:r>
+        <w:t xml:space="preserve"> </w:t>
+      </w:r>
+      <w:r>
+        <w:t xml:space="preserve">“</w:t>
+      </w:r>
+      <w:r>
+        <w:t xml:space="preserve">Come as you are. Leave the car at the gate. I’ll wait at the end of the road with my thermos, the same as always. Bring nothing but yourself, and you may tell her to stay where she likes. She’ll never reach us in time to hear the part that matters.</w:t>
+      </w:r>
+      <w:r>
+        <w:t xml:space="preserve">”</w:t>
+      </w:r>
+    </w:p>
+    <w:p>
+      <w:pPr>
+        <w:pStyle w:val="BodyText"/>
+      </w:pPr>
+      <w:r>
+        <w:t xml:space="preserve">“</w:t>
+      </w:r>
+      <w:r>
+        <w:t xml:space="preserve">What’s the part that matters?</w:t>
+      </w:r>
+      <w:r>
+        <w:t xml:space="preserve">”</w:t>
+      </w:r>
+    </w:p>
+    <w:p>
+      <w:pPr>
+        <w:pStyle w:val="BodyText"/>
+      </w:pPr>
+      <w:r>
+        <w:t xml:space="preserve">“</w:t>
+      </w:r>
+      <w:r>
+        <w:t xml:space="preserve">Why, what you did,</w:t>
+      </w:r>
+      <w:r>
+        <w:t xml:space="preserve">”</w:t>
+      </w:r>
+      <w:r>
+        <w:t xml:space="preserve"> </w:t>
+      </w:r>
+      <w:r>
+        <w:t xml:space="preserve">said Hollis.</w:t>
+      </w:r>
+      <w:r>
+        <w:t xml:space="preserve"> </w:t>
+      </w:r>
+      <w:r>
+        <w:t xml:space="preserve">“</w:t>
+      </w:r>
+      <w:r>
+        <w:t xml:space="preserve">Don’t you want to know? Five years you’ve wondered. I’m the only one who can tell you.</w:t>
+      </w:r>
+      <w:r>
+        <w:t xml:space="preserve">”</w:t>
+      </w:r>
+    </w:p>
+    <w:p>
+      <w:pPr>
+        <w:pStyle w:val="BodyText"/>
+      </w:pPr>
+      <w:r>
+        <w:t xml:space="preserve">The line went to wind and then to nothing.</w:t>
+      </w:r>
+    </w:p>
+    <w:p>
+      <w:pPr>
+        <w:pStyle w:val="BodyText"/>
+      </w:pPr>
+      <w:r>
+        <w:t xml:space="preserve">Nell took the phone out of my hand, stopped the recording, and breathed out through her nose.</w:t>
+      </w:r>
+    </w:p>
+    <w:p>
+      <w:pPr>
+        <w:pStyle w:val="BodyText"/>
+      </w:pPr>
+      <w:r>
+        <w:t xml:space="preserve">“</w:t>
+      </w:r>
+      <w:r>
+        <w:t xml:space="preserve">You’re not going.</w:t>
+      </w:r>
+      <w:r>
+        <w:t xml:space="preserve">”</w:t>
+      </w:r>
+    </w:p>
+    <w:p>
+      <w:pPr>
+        <w:pStyle w:val="BodyText"/>
+      </w:pPr>
+      <w:r>
+        <w:t xml:space="preserve">“</w:t>
+      </w:r>
+      <w:r>
+        <w:t xml:space="preserve">I’m going.</w:t>
+      </w:r>
+      <w:r>
+        <w:t xml:space="preserve">”</w:t>
+      </w:r>
+    </w:p>
+    <w:p>
+      <w:pPr>
+        <w:pStyle w:val="BodyText"/>
+      </w:pPr>
+      <w:r>
+        <w:t xml:space="preserve">“</w:t>
+      </w:r>
+      <w:r>
+        <w:t xml:space="preserve">He’s got a gun, Theo. He’s got a man with a gun and he’s got a seventy-year-old with nothing left to lose standing at the end of a causeway.</w:t>
+      </w:r>
+      <w:r>
+        <w:t xml:space="preserve">”</w:t>
+      </w:r>
+    </w:p>
+    <w:p>
+      <w:pPr>
+        <w:pStyle w:val="BodyText"/>
+      </w:pPr>
+      <w:r>
+        <w:t xml:space="preserve">“</w:t>
+      </w:r>
+      <w:r>
+        <w:t xml:space="preserve">He hasn’t got a gun.</w:t>
+      </w:r>
+      <w:r>
+        <w:t xml:space="preserve">”</w:t>
+      </w:r>
+      <w:r>
+        <w:t xml:space="preserve"> </w:t>
+      </w:r>
+      <w:r>
+        <w:t xml:space="preserve">I did not know how I knew it.</w:t>
+      </w:r>
+      <w:r>
+        <w:t xml:space="preserve"> </w:t>
+      </w:r>
+      <w:r>
+        <w:t xml:space="preserve">“</w:t>
+      </w:r>
+      <w:r>
+        <w:t xml:space="preserve">He never has. It’s not what he does.</w:t>
+      </w:r>
+      <w:r>
+        <w:t xml:space="preserve">”</w:t>
+      </w:r>
+    </w:p>
+    <w:p>
+      <w:pPr>
+        <w:pStyle w:val="BodyText"/>
+      </w:pPr>
+      <w:r>
+        <w:t xml:space="preserve">“</w:t>
+      </w:r>
+      <w:r>
+        <w:t xml:space="preserve">What does he do?</w:t>
+      </w:r>
+      <w:r>
+        <w:t xml:space="preserve">”</w:t>
+      </w:r>
+    </w:p>
+    <w:p>
+      <w:pPr>
+        <w:pStyle w:val="BodyText"/>
+      </w:pPr>
+      <w:r>
+        <w:t xml:space="preserve">“</w:t>
+      </w:r>
+      <w:r>
+        <w:t xml:space="preserve">He listens,</w:t>
+      </w:r>
+      <w:r>
+        <w:t xml:space="preserve">”</w:t>
+      </w:r>
+      <w:r>
+        <w:t xml:space="preserve"> </w:t>
+      </w:r>
+      <w:r>
+        <w:t xml:space="preserve">I said.</w:t>
+      </w:r>
+      <w:r>
+        <w:t xml:space="preserve"> </w:t>
+      </w:r>
+      <w:r>
+        <w:t xml:space="preserve">“</w:t>
+      </w:r>
+      <w:r>
+        <w:t xml:space="preserve">He waits until you tell him.</w:t>
+      </w:r>
+      <w:r>
+        <w:t xml:space="preserve">”</w:t>
+      </w:r>
+    </w:p>
+    <w:p>
+      <w:pPr>
+        <w:pStyle w:val="BodyText"/>
+      </w:pPr>
+      <w:r>
+        <w:t xml:space="preserve">She said something quite short to the windshield. Then she got out of the car and opened the trunk and came back with a vest and a cheap black clip the size of a cuff button.</w:t>
+      </w:r>
+    </w:p>
+    <w:p>
+      <w:pPr>
+        <w:pStyle w:val="BodyText"/>
+      </w:pPr>
+      <w:r>
+        <w:t xml:space="preserve">“</w:t>
+      </w:r>
+      <w:r>
+        <w:t xml:space="preserve">Under your collar,</w:t>
+      </w:r>
+      <w:r>
+        <w:t xml:space="preserve">”</w:t>
+      </w:r>
+      <w:r>
+        <w:t xml:space="preserve"> </w:t>
+      </w:r>
+      <w:r>
+        <w:t xml:space="preserve">she said.</w:t>
+      </w:r>
+      <w:r>
+        <w:t xml:space="preserve"> </w:t>
+      </w:r>
+      <w:r>
+        <w:t xml:space="preserve">“</w:t>
+      </w:r>
+      <w:r>
+        <w:t xml:space="preserve">It records, and it also sends. I’ll be on the far side of the first culvert with Kessler, and I will hear every word you say, and the second I don’t like it, we’re coming. I’ll cut the grass if I have to.</w:t>
+      </w:r>
+      <w:r>
+        <w:t xml:space="preserve">”</w:t>
+      </w:r>
+    </w:p>
+    <w:p>
+      <w:pPr>
+        <w:pStyle w:val="BodyText"/>
+      </w:pPr>
+      <w:r>
+        <w:t xml:space="preserve">“</w:t>
+      </w:r>
+      <w:r>
+        <w:t xml:space="preserve">Tide’s making.</w:t>
+      </w:r>
+      <w:r>
+        <w:t xml:space="preserve">”</w:t>
+      </w:r>
+    </w:p>
+    <w:p>
+      <w:pPr>
+        <w:pStyle w:val="BodyText"/>
+      </w:pPr>
+      <w:r>
+        <w:t xml:space="preserve">“</w:t>
+      </w:r>
+      <w:r>
+        <w:t xml:space="preserve">I can swim.</w:t>
+      </w:r>
+      <w:r>
+        <w:t xml:space="preserve">”</w:t>
+      </w:r>
+    </w:p>
+    <w:p>
+      <w:pPr>
+        <w:pStyle w:val="BodyText"/>
+      </w:pPr>
+      <w:r>
+        <w:t xml:space="preserve">“</w:t>
+      </w:r>
+      <w:r>
+        <w:t xml:space="preserve">It’s forty-eight degrees.</w:t>
+      </w:r>
+      <w:r>
+        <w:t xml:space="preserve">”</w:t>
+      </w:r>
+    </w:p>
+    <w:p>
+      <w:pPr>
+        <w:pStyle w:val="BodyText"/>
+      </w:pPr>
+      <w:r>
+        <w:t xml:space="preserve">“</w:t>
+      </w:r>
+      <w:r>
+        <w:t xml:space="preserve">I’m from Millinocket,</w:t>
+      </w:r>
+      <w:r>
+        <w:t xml:space="preserve">”</w:t>
+      </w:r>
+      <w:r>
+        <w:t xml:space="preserve"> </w:t>
+      </w:r>
+      <w:r>
+        <w:t xml:space="preserve">said Nell.</w:t>
+      </w:r>
+      <w:r>
+        <w:t xml:space="preserve"> </w:t>
+      </w:r>
+      <w:r>
+        <w:t xml:space="preserve">“</w:t>
+      </w:r>
+      <w:r>
+        <w:t xml:space="preserve">I don’t know what that means.</w:t>
+      </w:r>
+      <w:r>
+        <w:t xml:space="preserve">”</w:t>
+      </w:r>
+    </w:p>
+    <w:p>
+      <w:pPr>
+        <w:pStyle w:val="BodyText"/>
+      </w:pPr>
+      <w:r>
+        <w:t xml:space="preserve">I laughed. It came out of me like something I’d swallowed wrong. She buttoned my collar over the clip with her own two cold fingers, and then, without being asked, with the same fingers, she held the back of my neck for the space of one breath, which was the only time in nine days anyone had done that.</w:t>
+      </w:r>
+    </w:p>
+    <w:p>
+      <w:pPr>
+        <w:pStyle w:val="BodyText"/>
+      </w:pPr>
+      <w:r>
+        <w:t xml:space="preserve">“</w:t>
+      </w:r>
+      <w:r>
+        <w:t xml:space="preserve">You remember what you’re there for,</w:t>
+      </w:r>
+      <w:r>
+        <w:t xml:space="preserve">”</w:t>
+      </w:r>
+      <w:r>
+        <w:t xml:space="preserve"> </w:t>
+      </w:r>
+      <w:r>
+        <w:t xml:space="preserve">she said.</w:t>
+      </w:r>
+    </w:p>
+    <w:p>
+      <w:pPr>
+        <w:pStyle w:val="BodyText"/>
+      </w:pPr>
+      <w:r>
+        <w:t xml:space="preserve">“</w:t>
+      </w:r>
+      <w:r>
+        <w:t xml:space="preserve">A thing I can stand behind.</w:t>
+      </w:r>
+      <w:r>
+        <w:t xml:space="preserve">”</w:t>
+      </w:r>
+    </w:p>
+    <w:p>
+      <w:pPr>
+        <w:pStyle w:val="BodyText"/>
+      </w:pPr>
+      <w:r>
+        <w:t xml:space="preserve">“</w:t>
+      </w:r>
+      <w:r>
+        <w:t xml:space="preserve">And if he’s lying?</w:t>
+      </w:r>
+      <w:r>
+        <w:t xml:space="preserve">”</w:t>
+      </w:r>
+    </w:p>
+    <w:p>
+      <w:pPr>
+        <w:pStyle w:val="BodyText"/>
+      </w:pPr>
+      <w:r>
+        <w:t xml:space="preserve">“</w:t>
+      </w:r>
+      <w:r>
+        <w:t xml:space="preserve">He won’t be,</w:t>
+      </w:r>
+      <w:r>
+        <w:t xml:space="preserve">”</w:t>
+      </w:r>
+      <w:r>
+        <w:t xml:space="preserve"> </w:t>
+      </w:r>
+      <w:r>
+        <w:t xml:space="preserve">I said.</w:t>
+      </w:r>
+      <w:r>
+        <w:t xml:space="preserve"> </w:t>
+      </w:r>
+      <w:r>
+        <w:t xml:space="preserve">“</w:t>
+      </w:r>
+      <w:r>
+        <w:t xml:space="preserve">That’s the part I’m afraid of.</w:t>
+      </w:r>
+      <w:r>
+        <w:t xml:space="preserve">”</w:t>
+      </w:r>
+    </w:p>
+    <w:p>
+      <w:r>
+        <w:pict>
+          <v:rect style="width:0;height:1.5pt" o:hralign="center" o:hrstd="t" o:hr="t"/>
+        </w:pict>
+      </w:r>
+    </w:p>
+    <w:p>
+      <w:pPr>
+        <w:pStyle w:val="FirstParagraph"/>
+      </w:pPr>
+      <w:r>
+        <w:t xml:space="preserve">The Neck road ran a mile and a quarter from the last house to the breakwater. A single lane of cracked blacktop between a stone wall on the sea side and the marsh on the other, built on a ridge of old rubble, with a hand-lettered sign at the head of it that said TIDES. NO PARKING ON ROAD. Somebody had added, in marker:</w:t>
+      </w:r>
+      <w:r>
+        <w:t xml:space="preserve"> </w:t>
+      </w:r>
+      <w:r>
+        <w:rPr>
+          <w:iCs/>
+          <w:i/>
+        </w:rPr>
+        <w:t xml:space="preserve">THIS MEANS YOU, CHARLIE.</w:t>
+      </w:r>
+      <w:r>
+        <w:t xml:space="preserve"> </w:t>
+      </w:r>
+      <w:r>
+        <w:t xml:space="preserve">At the full moon the water crossed the road in two places, and on the king tides of autumn, if the wind was right, it crossed in four.</w:t>
+      </w:r>
+    </w:p>
+    <w:p>
+      <w:pPr>
+        <w:pStyle w:val="BodyText"/>
+      </w:pPr>
+      <w:r>
+        <w:t xml:space="preserve">Today the wind was right.</w:t>
+      </w:r>
+    </w:p>
+    <w:p>
+      <w:pPr>
+        <w:pStyle w:val="BodyText"/>
+      </w:pPr>
+      <w:r>
+        <w:t xml:space="preserve">By seven-thirty the first culvert was running a thin brown stream across the blacktop, an inch deep and rising. I walked through it with my shoes in my hand, and I did not feel the cold at all, and that frightened me more than any of it. Behind me the Ford had shrunk to a toy. Ahead the road went out and out, with the light coming up pewter and pink over the sea, and at its very end the long black snout of the breakwater, and on the snout a man.</w:t>
+      </w:r>
+    </w:p>
+    <w:p>
+      <w:pPr>
+        <w:pStyle w:val="BodyText"/>
+      </w:pPr>
+      <w:r>
+        <w:t xml:space="preserve">He was sitting on the capstone, in a coat that was not his, with the hood down.</w:t>
+      </w:r>
+    </w:p>
+    <w:p>
+      <w:pPr>
+        <w:pStyle w:val="BodyText"/>
+      </w:pPr>
+      <w:r>
+        <w:t xml:space="preserve">He had a thermos beside him and a second cup upturned on top of it. He lifted a hand as I came, a small gesture, the one he’d used for twenty years across crowded rooms to say</w:t>
+      </w:r>
+      <w:r>
+        <w:t xml:space="preserve"> </w:t>
+      </w:r>
+      <w:r>
+        <w:rPr>
+          <w:iCs/>
+          <w:i/>
+        </w:rPr>
+        <w:t xml:space="preserve">here, there you are.</w:t>
+      </w:r>
+    </w:p>
+    <w:p>
+      <w:pPr>
+        <w:pStyle w:val="BodyText"/>
+      </w:pPr>
+      <w:r>
+        <w:t xml:space="preserve">I stopped at fifteen feet.</w:t>
+      </w:r>
+    </w:p>
+    <w:p>
+      <w:pPr>
+        <w:pStyle w:val="BodyText"/>
+      </w:pPr>
+      <w:r>
+        <w:t xml:space="preserve">“</w:t>
+      </w:r>
+      <w:r>
+        <w:t xml:space="preserve">That’s far enough?</w:t>
+      </w:r>
+      <w:r>
+        <w:t xml:space="preserve">”</w:t>
+      </w:r>
+      <w:r>
+        <w:t xml:space="preserve"> </w:t>
+      </w:r>
+      <w:r>
+        <w:t xml:space="preserve">he said.</w:t>
+      </w:r>
+      <w:r>
+        <w:t xml:space="preserve"> </w:t>
+      </w:r>
+      <w:r>
+        <w:t xml:space="preserve">“</w:t>
+      </w:r>
+      <w:r>
+        <w:t xml:space="preserve">I’ll admit I’m hurt.</w:t>
+      </w:r>
+      <w:r>
+        <w:t xml:space="preserve">”</w:t>
+      </w:r>
+    </w:p>
+    <w:p>
+      <w:pPr>
+        <w:pStyle w:val="BodyText"/>
+      </w:pPr>
+      <w:r>
+        <w:t xml:space="preserve">“</w:t>
+      </w:r>
+      <w:r>
+        <w:t xml:space="preserve">Is the man at the church yours?</w:t>
+      </w:r>
+      <w:r>
+        <w:t xml:space="preserve">”</w:t>
+      </w:r>
+    </w:p>
+    <w:p>
+      <w:pPr>
+        <w:pStyle w:val="BodyText"/>
+      </w:pPr>
+      <w:r>
+        <w:t xml:space="preserve">“</w:t>
+      </w:r>
+      <w:r>
+        <w:t xml:space="preserve">Dear boy.</w:t>
+      </w:r>
+      <w:r>
+        <w:t xml:space="preserve">”</w:t>
+      </w:r>
+      <w:r>
+        <w:t xml:space="preserve"> </w:t>
+      </w:r>
+      <w:r>
+        <w:t xml:space="preserve">He smiled with half his face. The swollen eye had gone the color of an eggplant.</w:t>
+      </w:r>
+      <w:r>
+        <w:t xml:space="preserve"> </w:t>
+      </w:r>
+      <w:r>
+        <w:t xml:space="preserve">“</w:t>
+      </w:r>
+      <w:r>
+        <w:t xml:space="preserve">I am only a retired claims director with a bad hip. The gentleman at the church belongs to someone who regards me as a leak. You’ve heard of those. Water finds its way.</w:t>
+      </w:r>
+      <w:r>
+        <w:t xml:space="preserve">”</w:t>
+      </w:r>
+    </w:p>
+    <w:p>
+      <w:pPr>
+        <w:pStyle w:val="BodyText"/>
+      </w:pPr>
+      <w:r>
+        <w:t xml:space="preserve">“</w:t>
+      </w:r>
+      <w:r>
+        <w:t xml:space="preserve">You called him.</w:t>
+      </w:r>
+      <w:r>
+        <w:t xml:space="preserve">”</w:t>
+      </w:r>
+    </w:p>
+    <w:p>
+      <w:pPr>
+        <w:pStyle w:val="BodyText"/>
+      </w:pPr>
+      <w:r>
+        <w:t xml:space="preserve">“</w:t>
+      </w:r>
+      <w:r>
+        <w:t xml:space="preserve">I called him, yes. I told him where to be and when. It seemed the only way to be sure you’d be found.</w:t>
+      </w:r>
+      <w:r>
+        <w:t xml:space="preserve">”</w:t>
+      </w:r>
+      <w:r>
+        <w:t xml:space="preserve"> </w:t>
+      </w:r>
+      <w:r>
+        <w:t xml:space="preserve">He poured tea into the cup. Yorkshire Gold; I could smell the stewed bite of it even in that wind.</w:t>
+      </w:r>
+      <w:r>
+        <w:t xml:space="preserve"> </w:t>
+      </w:r>
+      <w:r>
+        <w:t xml:space="preserve">“</w:t>
+      </w:r>
+      <w:r>
+        <w:t xml:space="preserve">Don’t make the face. I was frightened, Theo. For the first time in nine years I was frightened. I saw you across that room with your jaw set, telling me about a tin, and I thought,</w:t>
+      </w:r>
+      <w:r>
+        <w:t xml:space="preserve"> </w:t>
+      </w:r>
+      <w:r>
+        <w:rPr>
+          <w:iCs/>
+          <w:i/>
+        </w:rPr>
+        <w:t xml:space="preserve">he’s lying to me.</w:t>
+      </w:r>
+      <w:r>
+        <w:t xml:space="preserve"> </w:t>
+      </w:r>
+      <w:r>
+        <w:t xml:space="preserve">I had never thought it before. Not once. It was like a stair that wasn’t there.</w:t>
+      </w:r>
+      <w:r>
+        <w:t xml:space="preserve">”</w:t>
+      </w:r>
+    </w:p>
+    <w:p>
+      <w:pPr>
+        <w:pStyle w:val="BodyText"/>
+      </w:pPr>
+      <w:r>
+        <w:t xml:space="preserve">“</w:t>
+      </w:r>
+      <w:r>
+        <w:t xml:space="preserve">You said</w:t>
+      </w:r>
+      <w:r>
+        <w:t xml:space="preserve"> </w:t>
+      </w:r>
+      <w:r>
+        <w:rPr>
+          <w:iCs/>
+          <w:i/>
+        </w:rPr>
+        <w:t xml:space="preserve">I’m so glad you’re remembering.</w:t>
+      </w:r>
+      <w:r>
+        <w:t xml:space="preserve">”</w:t>
+      </w:r>
+    </w:p>
+    <w:p>
+      <w:pPr>
+        <w:pStyle w:val="BodyText"/>
+      </w:pPr>
+      <w:r>
+        <w:t xml:space="preserve">“</w:t>
+      </w:r>
+      <w:r>
+        <w:t xml:space="preserve">I was.</w:t>
+      </w:r>
+      <w:r>
+        <w:t xml:space="preserve">”</w:t>
+      </w:r>
+      <w:r>
+        <w:t xml:space="preserve"> </w:t>
+      </w:r>
+      <w:r>
+        <w:t xml:space="preserve">The cup trembled slightly.</w:t>
+      </w:r>
+      <w:r>
+        <w:t xml:space="preserve"> </w:t>
+      </w:r>
+      <w:r>
+        <w:t xml:space="preserve">“</w:t>
+      </w:r>
+      <w:r>
+        <w:t xml:space="preserve">That was true. That was the most terrible thing in the room. I wanted you to remember so much.</w:t>
+      </w:r>
+      <w:r>
+        <w:t xml:space="preserve">”</w:t>
+      </w:r>
+    </w:p>
+    <w:p>
+      <w:pPr>
+        <w:pStyle w:val="BodyText"/>
+      </w:pPr>
+      <w:r>
+        <w:t xml:space="preserve">The wind pushed at us both. A wave came up the stone and fell back in a long hiss, throwing spray across my ankles.</w:t>
+      </w:r>
+    </w:p>
+    <w:p>
+      <w:pPr>
+        <w:pStyle w:val="BodyText"/>
+      </w:pPr>
+      <w:r>
+        <w:t xml:space="preserve">“</w:t>
+      </w:r>
+      <w:r>
+        <w:t xml:space="preserve">Say it,</w:t>
+      </w:r>
+      <w:r>
+        <w:t xml:space="preserve">”</w:t>
+      </w:r>
+      <w:r>
+        <w:t xml:space="preserve"> </w:t>
+      </w:r>
+      <w:r>
+        <w:t xml:space="preserve">he said gently.</w:t>
+      </w:r>
+      <w:r>
+        <w:t xml:space="preserve"> </w:t>
+      </w:r>
+      <w:r>
+        <w:t xml:space="preserve">“</w:t>
+      </w:r>
+      <w:r>
+        <w:t xml:space="preserve">You’ve been rehearsing. I can see it on you. Say what you came to say.</w:t>
+      </w:r>
+      <w:r>
+        <w:t xml:space="preserve">”</w:t>
+      </w:r>
+    </w:p>
+    <w:p>
+      <w:pPr>
+        <w:pStyle w:val="BodyText"/>
+      </w:pPr>
+      <w:r>
+        <w:t xml:space="preserve">I’d said it to myself on the stairs. In the dark in the Ford. In the hospital in the middle of the night, to a ceiling. I had never once said it into a face.</w:t>
+      </w:r>
+    </w:p>
+    <w:p>
+      <w:pPr>
+        <w:pStyle w:val="BodyText"/>
+      </w:pPr>
+      <w:r>
+        <w:t xml:space="preserve">“</w:t>
+      </w:r>
+      <w:r>
+        <w:t xml:space="preserve">At one-twelve in the morning on the fifth of October,</w:t>
+      </w:r>
+      <w:r>
+        <w:t xml:space="preserve">”</w:t>
+      </w:r>
+      <w:r>
+        <w:t xml:space="preserve"> </w:t>
+      </w:r>
+      <w:r>
+        <w:t xml:space="preserve">I said,</w:t>
+      </w:r>
+      <w:r>
+        <w:t xml:space="preserve"> </w:t>
+      </w:r>
+      <w:r>
+        <w:t xml:space="preserve">“</w:t>
+      </w:r>
+      <w:r>
+        <w:t xml:space="preserve">I stood on the back porch of my house in my socks, and I rang you.</w:t>
+      </w:r>
+      <w:r>
+        <w:t xml:space="preserve">”</w:t>
+      </w:r>
+    </w:p>
+    <w:p>
+      <w:pPr>
+        <w:pStyle w:val="BodyText"/>
+      </w:pPr>
+      <w:r>
+        <w:t xml:space="preserve">He didn’t move.</w:t>
+      </w:r>
+    </w:p>
+    <w:p>
+      <w:pPr>
+        <w:pStyle w:val="BodyText"/>
+      </w:pPr>
+      <w:r>
+        <w:t xml:space="preserve">“</w:t>
+      </w:r>
+      <w:r>
+        <w:t xml:space="preserve">You picked up on the second ring. You were awake. You said,</w:t>
+      </w:r>
+      <w:r>
+        <w:t xml:space="preserve"> </w:t>
+      </w:r>
+      <w:r>
+        <w:rPr>
+          <w:iCs/>
+          <w:i/>
+        </w:rPr>
+        <w:t xml:space="preserve">Theo, what’s happened.</w:t>
+      </w:r>
+      <w:r>
+        <w:t xml:space="preserve"> </w:t>
+      </w:r>
+      <w:r>
+        <w:t xml:space="preserve">And I told you. All of it. Four files. My name on three. Mara, with her copies. The ethics line.</w:t>
+      </w:r>
+      <w:r>
+        <w:t xml:space="preserve">”</w:t>
+      </w:r>
+      <w:r>
+        <w:t xml:space="preserve"> </w:t>
+      </w:r>
+      <w:r>
+        <w:t xml:space="preserve">My voice had gone very flat and very clear, like a sound heard underwater.</w:t>
+      </w:r>
+      <w:r>
+        <w:t xml:space="preserve"> </w:t>
+      </w:r>
+      <w:r>
+        <w:t xml:space="preserve">“</w:t>
+      </w:r>
+      <w:r>
+        <w:t xml:space="preserve">And you listened to every word, and when I’d finished you said,</w:t>
+      </w:r>
+      <w:r>
+        <w:t xml:space="preserve"> </w:t>
+      </w:r>
+      <w:r>
+        <w:rPr>
+          <w:iCs/>
+          <w:i/>
+        </w:rPr>
+        <w:t xml:space="preserve">Let me talk to her.</w:t>
+      </w:r>
+      <w:r>
+        <w:t xml:space="preserve">”</w:t>
+      </w:r>
+    </w:p>
+    <w:p>
+      <w:pPr>
+        <w:pStyle w:val="BodyText"/>
+      </w:pPr>
+      <w:r>
+        <w:t xml:space="preserve">“</w:t>
+      </w:r>
+      <w:r>
+        <w:t xml:space="preserve">I did.</w:t>
+      </w:r>
+      <w:r>
+        <w:t xml:space="preserve">”</w:t>
+      </w:r>
+    </w:p>
+    <w:p>
+      <w:pPr>
+        <w:pStyle w:val="BodyText"/>
+      </w:pPr>
+      <w:r>
+        <w:t xml:space="preserve">“</w:t>
+      </w:r>
+      <w:r>
+        <w:t xml:space="preserve">I called you,</w:t>
+      </w:r>
+      <w:r>
+        <w:t xml:space="preserve">”</w:t>
+      </w:r>
+      <w:r>
+        <w:t xml:space="preserve"> </w:t>
+      </w:r>
+      <w:r>
+        <w:t xml:space="preserve">I said.</w:t>
+      </w:r>
+      <w:r>
+        <w:t xml:space="preserve"> </w:t>
+      </w:r>
+      <w:r>
+        <w:t xml:space="preserve">“</w:t>
+      </w:r>
+      <w:r>
+        <w:t xml:space="preserve">I called</w:t>
+      </w:r>
+      <w:r>
+        <w:t xml:space="preserve"> </w:t>
+      </w:r>
+      <w:r>
+        <w:rPr>
+          <w:iCs/>
+          <w:i/>
+        </w:rPr>
+        <w:t xml:space="preserve">you.</w:t>
+      </w:r>
+      <w:r>
+        <w:t xml:space="preserve">”</w:t>
+      </w:r>
+    </w:p>
+    <w:p>
+      <w:pPr>
+        <w:pStyle w:val="BodyText"/>
+      </w:pPr>
+      <w:r>
+        <w:t xml:space="preserve">It was louder than I’d meant. It went out over the water and was taken.</w:t>
+      </w:r>
+    </w:p>
+    <w:p>
+      <w:pPr>
+        <w:pStyle w:val="BodyText"/>
+      </w:pPr>
+      <w:r>
+        <w:t xml:space="preserve">“</w:t>
+      </w:r>
+      <w:r>
+        <w:t xml:space="preserve">You did,</w:t>
+      </w:r>
+      <w:r>
+        <w:t xml:space="preserve">”</w:t>
+      </w:r>
+      <w:r>
+        <w:t xml:space="preserve"> </w:t>
+      </w:r>
+      <w:r>
+        <w:t xml:space="preserve">said Hollis.</w:t>
+      </w:r>
+      <w:r>
+        <w:t xml:space="preserve"> </w:t>
+      </w:r>
+      <w:r>
+        <w:t xml:space="preserve">“</w:t>
+      </w:r>
+      <w:r>
+        <w:t xml:space="preserve">You were so brave about it. You wouldn’t have called anyone else. You’d been sober a hundred and some days, and you needed to be told what to do, and I was the one who’d always told you.</w:t>
+      </w:r>
+      <w:r>
+        <w:t xml:space="preserve">”</w:t>
+      </w:r>
+    </w:p>
+    <w:p>
+      <w:pPr>
+        <w:pStyle w:val="BodyText"/>
+      </w:pPr>
+      <w:r>
+        <w:t xml:space="preserve">“</w:t>
+      </w:r>
+      <w:r>
+        <w:t xml:space="preserve">She was alive for nine more days.</w:t>
+      </w:r>
+      <w:r>
+        <w:t xml:space="preserve">”</w:t>
+      </w:r>
+    </w:p>
+    <w:p>
+      <w:pPr>
+        <w:pStyle w:val="BodyText"/>
+      </w:pPr>
+      <w:r>
+        <w:t xml:space="preserve">“</w:t>
+      </w:r>
+      <w:r>
+        <w:t xml:space="preserve">Yes.</w:t>
+      </w:r>
+      <w:r>
+        <w:t xml:space="preserve">”</w:t>
+      </w:r>
+    </w:p>
+    <w:p>
+      <w:pPr>
+        <w:pStyle w:val="BodyText"/>
+      </w:pPr>
+      <w:r>
+        <w:t xml:space="preserve">“</w:t>
+      </w:r>
+      <w:r>
+        <w:t xml:space="preserve">You went to the breakwater.</w:t>
+      </w:r>
+      <w:r>
+        <w:t xml:space="preserve">”</w:t>
+      </w:r>
+    </w:p>
+    <w:p>
+      <w:pPr>
+        <w:pStyle w:val="BodyText"/>
+      </w:pPr>
+      <w:r>
+        <w:t xml:space="preserve">“</w:t>
+      </w:r>
+      <w:r>
+        <w:t xml:space="preserve">I did.</w:t>
+      </w:r>
+      <w:r>
+        <w:t xml:space="preserve">”</w:t>
+      </w:r>
+    </w:p>
+    <w:p>
+      <w:pPr>
+        <w:pStyle w:val="BodyText"/>
+      </w:pPr>
+      <w:r>
+        <w:t xml:space="preserve">“</w:t>
+      </w:r>
+      <w:r>
+        <w:t xml:space="preserve">She trusted you.</w:t>
+      </w:r>
+      <w:r>
+        <w:t xml:space="preserve">”</w:t>
+      </w:r>
+    </w:p>
+    <w:p>
+      <w:pPr>
+        <w:pStyle w:val="BodyText"/>
+      </w:pPr>
+      <w:r>
+        <w:t xml:space="preserve">“</w:t>
+      </w:r>
+      <w:r>
+        <w:t xml:space="preserve">She</w:t>
+      </w:r>
+      <w:r>
+        <w:t xml:space="preserve"> </w:t>
+      </w:r>
+      <w:r>
+        <w:rPr>
+          <w:iCs/>
+          <w:i/>
+        </w:rPr>
+        <w:t xml:space="preserve">adored</w:t>
+      </w:r>
+      <w:r>
+        <w:t xml:space="preserve"> </w:t>
+      </w:r>
+      <w:r>
+        <w:t xml:space="preserve">me,</w:t>
+      </w:r>
+      <w:r>
+        <w:t xml:space="preserve">”</w:t>
+      </w:r>
+      <w:r>
+        <w:t xml:space="preserve"> </w:t>
+      </w:r>
+      <w:r>
+        <w:t xml:space="preserve">said Hollis, with an odd exactness, as if correcting a minute.</w:t>
+      </w:r>
+      <w:r>
+        <w:t xml:space="preserve"> </w:t>
+      </w:r>
+      <w:r>
+        <w:t xml:space="preserve">“</w:t>
+      </w:r>
+      <w:r>
+        <w:t xml:space="preserve">She thought I was your father, in a way. She came with her coat buttoned wrong, and she’d made a flask of coffee, because it was raining and she thought I’d be cold.</w:t>
+      </w:r>
+      <w:r>
+        <w:t xml:space="preserve">”</w:t>
+      </w:r>
+      <w:r>
+        <w:t xml:space="preserve"> </w:t>
+      </w:r>
+      <w:r>
+        <w:t xml:space="preserve">For a moment I thought he might weep. His face did something I could not read, and then it smoothed itself over like a bed.</w:t>
+      </w:r>
+      <w:r>
+        <w:t xml:space="preserve"> </w:t>
+      </w:r>
+      <w:r>
+        <w:t xml:space="preserve">“</w:t>
+      </w:r>
+      <w:r>
+        <w:t xml:space="preserve">It was lorazepam in the flask. Not much. Enough to loosen the hands. She said,</w:t>
+      </w:r>
+      <w:r>
+        <w:t xml:space="preserve"> </w:t>
+      </w:r>
+      <w:r>
+        <w:rPr>
+          <w:iCs/>
+          <w:i/>
+        </w:rPr>
+        <w:t xml:space="preserve">Hollis, I feel funny,</w:t>
+      </w:r>
+      <w:r>
+        <w:t xml:space="preserve"> </w:t>
+      </w:r>
+      <w:r>
+        <w:t xml:space="preserve">and I said,</w:t>
+      </w:r>
+      <w:r>
+        <w:t xml:space="preserve"> </w:t>
+      </w:r>
+      <w:r>
+        <w:rPr>
+          <w:iCs/>
+          <w:i/>
+        </w:rPr>
+        <w:t xml:space="preserve">Sit down, dear, sit down.</w:t>
+      </w:r>
+      <w:r>
+        <w:t xml:space="preserve"> </w:t>
+      </w:r>
+      <w:r>
+        <w:t xml:space="preserve">And she said your name.</w:t>
+      </w:r>
+      <w:r>
+        <w:t xml:space="preserve">”</w:t>
+      </w:r>
+    </w:p>
+    <w:p>
+      <w:pPr>
+        <w:pStyle w:val="BodyText"/>
+      </w:pPr>
+      <w:r>
+        <w:t xml:space="preserve">“</w:t>
+      </w:r>
+      <w:r>
+        <w:t xml:space="preserve">Stop.</w:t>
+      </w:r>
+      <w:r>
+        <w:t xml:space="preserve">”</w:t>
+      </w:r>
+    </w:p>
+    <w:p>
+      <w:pPr>
+        <w:pStyle w:val="BodyText"/>
+      </w:pPr>
+      <w:r>
+        <w:t xml:space="preserve">“</w:t>
+      </w:r>
+      <w:r>
+        <w:t xml:space="preserve">She said it as if it were a place,</w:t>
+      </w:r>
+      <w:r>
+        <w:t xml:space="preserve">”</w:t>
+      </w:r>
+      <w:r>
+        <w:t xml:space="preserve"> </w:t>
+      </w:r>
+      <w:r>
+        <w:t xml:space="preserve">said Hollis.</w:t>
+      </w:r>
+      <w:r>
+        <w:t xml:space="preserve"> </w:t>
+      </w:r>
+      <w:r>
+        <w:t xml:space="preserve">“</w:t>
+      </w:r>
+      <w:r>
+        <w:t xml:space="preserve">I told you that once. I told you in my kitchen, three days after you came out of that hospital, when you asked what she said at the end. I said,</w:t>
+      </w:r>
+      <w:r>
+        <w:t xml:space="preserve"> </w:t>
+      </w:r>
+      <w:r>
+        <w:rPr>
+          <w:iCs/>
+          <w:i/>
+        </w:rPr>
+        <w:t xml:space="preserve">She said your name as if it were a place.</w:t>
+      </w:r>
+      <w:r>
+        <w:t xml:space="preserve"> </w:t>
+      </w:r>
+      <w:r>
+        <w:t xml:space="preserve">You cried so. I thought, well. He’ll have that, at least.</w:t>
+      </w:r>
+      <w:r>
+        <w:t xml:space="preserve">”</w:t>
+      </w:r>
+    </w:p>
+    <w:p>
+      <w:pPr>
+        <w:pStyle w:val="BodyText"/>
+      </w:pPr>
+      <w:r>
+        <w:t xml:space="preserve">I couldn’t feel my hands. I looked down at them to be sure I had them.</w:t>
+      </w:r>
+    </w:p>
+    <w:p>
+      <w:pPr>
+        <w:pStyle w:val="BodyText"/>
+      </w:pPr>
+      <w:r>
+        <w:t xml:space="preserve">“</w:t>
+      </w:r>
+      <w:r>
+        <w:t xml:space="preserve">Why?</w:t>
+      </w:r>
+      <w:r>
+        <w:t xml:space="preserve">”</w:t>
+      </w:r>
+    </w:p>
+    <w:p>
+      <w:pPr>
+        <w:pStyle w:val="BodyText"/>
+      </w:pPr>
+      <w:r>
+        <w:t xml:space="preserve">“</w:t>
+      </w:r>
+      <w:r>
+        <w:t xml:space="preserve">Why did I kill her, or why did I keep you?</w:t>
+      </w:r>
+      <w:r>
+        <w:t xml:space="preserve">”</w:t>
+      </w:r>
+    </w:p>
+    <w:p>
+      <w:pPr>
+        <w:pStyle w:val="BodyText"/>
+      </w:pPr>
+      <w:r>
+        <w:t xml:space="preserve">“</w:t>
+      </w:r>
+      <w:r>
+        <w:t xml:space="preserve">Both.</w:t>
+      </w:r>
+      <w:r>
+        <w:t xml:space="preserve">”</w:t>
+      </w:r>
+    </w:p>
+    <w:p>
+      <w:pPr>
+        <w:pStyle w:val="BodyText"/>
+      </w:pPr>
+      <w:r>
+        <w:t xml:space="preserve">“</w:t>
+      </w:r>
+      <w:r>
+        <w:t xml:space="preserve">The first is arithmetic. Four files, a pattern, an examiner who couldn’t let go. I had nine years of work in her copies and a state police detective with a conscience on her phone list.</w:t>
+      </w:r>
+      <w:r>
+        <w:t xml:space="preserve">”</w:t>
+      </w:r>
+      <w:r>
+        <w:t xml:space="preserve"> </w:t>
+      </w:r>
+      <w:r>
+        <w:t xml:space="preserve">He turned the cup in his fingers.</w:t>
+      </w:r>
+      <w:r>
+        <w:t xml:space="preserve"> </w:t>
+      </w:r>
+      <w:r>
+        <w:t xml:space="preserve">“</w:t>
+      </w:r>
+      <w:r>
+        <w:t xml:space="preserve">The second is harder, and I’d like you to believe it, though I know why you won’t. I kept you because I was afraid you’d remember, and I couldn’t have borne you dying of it. Don’t misunderstand. If you’d remembered by the winter, I’d have found a way. But you didn’t. You got sober, and you thanked me, and every Tuesday you made me tea in that terrible kitchen. And I found that I’d been waiting five years to be thanked by someone I could stand.</w:t>
+      </w:r>
+      <w:r>
+        <w:t xml:space="preserve">”</w:t>
+      </w:r>
+    </w:p>
+    <w:p>
+      <w:pPr>
+        <w:pStyle w:val="BodyText"/>
+      </w:pPr>
+      <w:r>
+        <w:t xml:space="preserve">“</w:t>
+      </w:r>
+      <w:r>
+        <w:t xml:space="preserve">You used me,</w:t>
+      </w:r>
+      <w:r>
+        <w:t xml:space="preserve">”</w:t>
+      </w:r>
+      <w:r>
+        <w:t xml:space="preserve"> </w:t>
+      </w:r>
+      <w:r>
+        <w:t xml:space="preserve">I said.</w:t>
+      </w:r>
+      <w:r>
+        <w:t xml:space="preserve"> </w:t>
+      </w:r>
+      <w:r>
+        <w:t xml:space="preserve">“</w:t>
+      </w:r>
+      <w:r>
+        <w:t xml:space="preserve">You took my name, you took my reports, you rewrote page seven. You let me close Lydia. You let me close</w:t>
+      </w:r>
+      <w:r>
+        <w:t xml:space="preserve"> </w:t>
+      </w:r>
+      <w:r>
+        <w:rPr>
+          <w:iCs/>
+          <w:i/>
+        </w:rPr>
+        <w:t xml:space="preserve">Alan.</w:t>
+      </w:r>
+      <w:r>
+        <w:t xml:space="preserve">”</w:t>
+      </w:r>
+    </w:p>
+    <w:p>
+      <w:pPr>
+        <w:pStyle w:val="BodyText"/>
+      </w:pPr>
+      <w:r>
+        <w:t xml:space="preserve">“</w:t>
+      </w:r>
+      <w:r>
+        <w:t xml:space="preserve">I let you be good at your work.</w:t>
+      </w:r>
+      <w:r>
+        <w:t xml:space="preserve">”</w:t>
+      </w:r>
+      <w:r>
+        <w:t xml:space="preserve"> </w:t>
+      </w:r>
+      <w:r>
+        <w:t xml:space="preserve">He lifted his chin.</w:t>
+      </w:r>
+      <w:r>
+        <w:t xml:space="preserve"> </w:t>
+      </w:r>
+      <w:r>
+        <w:t xml:space="preserve">“</w:t>
+      </w:r>
+      <w:r>
+        <w:t xml:space="preserve">I taught you to be good at your work. It was the finest thing I ever did, Theo, and it was the</w:t>
+      </w:r>
+      <w:r>
+        <w:t xml:space="preserve"> </w:t>
+      </w:r>
+      <w:r>
+        <w:rPr>
+          <w:iCs/>
+          <w:i/>
+        </w:rPr>
+        <w:t xml:space="preserve">only</w:t>
+      </w:r>
+      <w:r>
+        <w:t xml:space="preserve"> </w:t>
+      </w:r>
+      <w:r>
+        <w:t xml:space="preserve">thing I did that wasn’t for money. You think the others were tricks? Alan Farrow wept in that boathouse. He said,</w:t>
+      </w:r>
+      <w:r>
+        <w:t xml:space="preserve"> </w:t>
+      </w:r>
+      <w:r>
+        <w:rPr>
+          <w:iCs/>
+          <w:i/>
+        </w:rPr>
+        <w:t xml:space="preserve">Hollis, I can’t carry it.</w:t>
+      </w:r>
+      <w:r>
+        <w:t xml:space="preserve"> </w:t>
+      </w:r>
+      <w:r>
+        <w:t xml:space="preserve">I said,</w:t>
+      </w:r>
+      <w:r>
+        <w:t xml:space="preserve"> </w:t>
+      </w:r>
+      <w:r>
+        <w:rPr>
+          <w:iCs/>
+          <w:i/>
+        </w:rPr>
+        <w:t xml:space="preserve">Then let me carry it for you.</w:t>
+      </w:r>
+      <w:r>
+        <w:t xml:space="preserve"> </w:t>
+      </w:r>
+      <w:r>
+        <w:t xml:space="preserve">I only ever listened better than you.</w:t>
+      </w:r>
+      <w:r>
+        <w:t xml:space="preserve">”</w:t>
+      </w:r>
+    </w:p>
+    <w:p>
+      <w:pPr>
+        <w:pStyle w:val="BodyText"/>
+      </w:pPr>
+      <w:r>
+        <w:t xml:space="preserve">The sea came up the stone. I don’t know how long we stood there. The road behind me made a sound I hadn’t heard before, a long liquid seethe, as the water crossed the second culvert and kept on coming.</w:t>
+      </w:r>
+    </w:p>
+    <w:p>
+      <w:pPr>
+        <w:pStyle w:val="BodyText"/>
+      </w:pPr>
+      <w:r>
+        <w:t xml:space="preserve">“</w:t>
+      </w:r>
+      <w:r>
+        <w:t xml:space="preserve">Alan’s whisky,</w:t>
+      </w:r>
+      <w:r>
+        <w:t xml:space="preserve">”</w:t>
+      </w:r>
+      <w:r>
+        <w:t xml:space="preserve"> </w:t>
+      </w:r>
+      <w:r>
+        <w:t xml:space="preserve">I said.</w:t>
+      </w:r>
+      <w:r>
+        <w:t xml:space="preserve"> </w:t>
+      </w:r>
+      <w:r>
+        <w:t xml:space="preserve">“</w:t>
+      </w:r>
+      <w:r>
+        <w:t xml:space="preserve">The line and the eye hook. The latch.</w:t>
+      </w:r>
+      <w:r>
+        <w:t xml:space="preserve">”</w:t>
+      </w:r>
+    </w:p>
+    <w:p>
+      <w:pPr>
+        <w:pStyle w:val="BodyText"/>
+      </w:pPr>
+      <w:r>
+        <w:t xml:space="preserve">“</w:t>
+      </w:r>
+      <w:r>
+        <w:t xml:space="preserve">Fishing line. A turn round the cleat.</w:t>
+      </w:r>
+      <w:r>
+        <w:t xml:space="preserve">”</w:t>
+      </w:r>
+      <w:r>
+        <w:t xml:space="preserve"> </w:t>
+      </w:r>
+      <w:r>
+        <w:t xml:space="preserve">He shrugged.</w:t>
+      </w:r>
+      <w:r>
+        <w:t xml:space="preserve"> </w:t>
+      </w:r>
+      <w:r>
+        <w:t xml:space="preserve">“</w:t>
+      </w:r>
+      <w:r>
+        <w:t xml:space="preserve">A little trick my father taught me, for a boat’s cabin door. Ruth Anselm I did myself, on the cliff. Peter Doyle, too. I’m not proud. I’m</w:t>
+      </w:r>
+      <w:r>
+        <w:t xml:space="preserve"> </w:t>
+      </w:r>
+      <w:r>
+        <w:rPr>
+          <w:iCs/>
+          <w:i/>
+        </w:rPr>
+        <w:t xml:space="preserve">thorough.</w:t>
+      </w:r>
+      <w:r>
+        <w:t xml:space="preserve">”</w:t>
+      </w:r>
+      <w:r>
+        <w:t xml:space="preserve"> </w:t>
+      </w:r>
+      <w:r>
+        <w:t xml:space="preserve">He sipped.</w:t>
+      </w:r>
+      <w:r>
+        <w:t xml:space="preserve"> </w:t>
+      </w:r>
+      <w:r>
+        <w:t xml:space="preserve">“</w:t>
+      </w:r>
+      <w:r>
+        <w:t xml:space="preserve">You’ll say it to Nell. She’s listening, isn’t she? Good. Detective, I hope you’ve written it all down.</w:t>
+      </w:r>
+      <w:r>
+        <w:t xml:space="preserve">”</w:t>
+      </w:r>
+    </w:p>
+    <w:p>
+      <w:pPr>
+        <w:pStyle w:val="BodyText"/>
+      </w:pPr>
+      <w:r>
+        <w:t xml:space="preserve">My collar was wet. The little clip was cold against my throat.</w:t>
+      </w:r>
+    </w:p>
+    <w:p>
+      <w:pPr>
+        <w:pStyle w:val="BodyText"/>
+      </w:pPr>
+      <w:r>
+        <w:t xml:space="preserve">“</w:t>
+      </w:r>
+      <w:r>
+        <w:t xml:space="preserve">She hears you,</w:t>
+      </w:r>
+      <w:r>
+        <w:t xml:space="preserve">”</w:t>
+      </w:r>
+      <w:r>
+        <w:t xml:space="preserve"> </w:t>
+      </w:r>
+      <w:r>
+        <w:t xml:space="preserve">I said.</w:t>
+      </w:r>
+    </w:p>
+    <w:p>
+      <w:pPr>
+        <w:pStyle w:val="BodyText"/>
+      </w:pPr>
+      <w:r>
+        <w:t xml:space="preserve">“</w:t>
+      </w:r>
+      <w:r>
+        <w:t xml:space="preserve">Splendid. And you needn’t look for the man with the broad jaw, dear. He’ll go where he was told to go.</w:t>
+      </w:r>
+      <w:r>
+        <w:t xml:space="preserve">”</w:t>
+      </w:r>
+      <w:r>
+        <w:t xml:space="preserve"> </w:t>
+      </w:r>
+      <w:r>
+        <w:t xml:space="preserve">Hollis smiled.</w:t>
+      </w:r>
+      <w:r>
+        <w:t xml:space="preserve"> </w:t>
+      </w:r>
+      <w:r>
+        <w:t xml:space="preserve">“</w:t>
+      </w:r>
+      <w:r>
+        <w:t xml:space="preserve">The rest is somebody else’s problem.</w:t>
+      </w:r>
+      <w:r>
+        <w:t xml:space="preserve">”</w:t>
+      </w:r>
+    </w:p>
+    <w:p>
+      <w:pPr>
+        <w:pStyle w:val="BodyText"/>
+      </w:pPr>
+      <w:r>
+        <w:t xml:space="preserve">“</w:t>
+      </w:r>
+      <w:r>
+        <w:t xml:space="preserve">There’s one more thing,</w:t>
+      </w:r>
+      <w:r>
+        <w:t xml:space="preserve">”</w:t>
+      </w:r>
+      <w:r>
+        <w:t xml:space="preserve"> </w:t>
+      </w:r>
+      <w:r>
+        <w:t xml:space="preserve">he said,</w:t>
+      </w:r>
+      <w:r>
+        <w:t xml:space="preserve"> </w:t>
+      </w:r>
+      <w:r>
+        <w:t xml:space="preserve">“</w:t>
+      </w:r>
+      <w:r>
+        <w:t xml:space="preserve">and then I’ll let you take me in. It’s a thing I owe you.</w:t>
+      </w:r>
+      <w:r>
+        <w:t xml:space="preserve">”</w:t>
+      </w:r>
+    </w:p>
+    <w:p>
+      <w:pPr>
+        <w:pStyle w:val="BodyText"/>
+      </w:pPr>
+      <w:r>
+        <w:t xml:space="preserve">“</w:t>
+      </w:r>
+      <w:r>
+        <w:t xml:space="preserve">I don’t want anything you owe.</w:t>
+      </w:r>
+      <w:r>
+        <w:t xml:space="preserve">”</w:t>
+      </w:r>
+    </w:p>
+    <w:p>
+      <w:pPr>
+        <w:pStyle w:val="BodyText"/>
+      </w:pPr>
+      <w:r>
+        <w:t xml:space="preserve">“</w:t>
+      </w:r>
+      <w:r>
+        <w:t xml:space="preserve">Mara’s box. October. I took it from the unit myself, with her code, the night you opened it, because I couldn’t let you read what she’d put in. I’ve been carrying it ever since.</w:t>
+      </w:r>
+      <w:r>
+        <w:t xml:space="preserve">”</w:t>
+      </w:r>
+      <w:r>
+        <w:t xml:space="preserve"> </w:t>
+      </w:r>
+      <w:r>
+        <w:t xml:space="preserve">His hand went into the borrowed coat.</w:t>
+      </w:r>
+      <w:r>
+        <w:t xml:space="preserve"> </w:t>
+      </w:r>
+      <w:r>
+        <w:t xml:space="preserve">“</w:t>
+      </w:r>
+      <w:r>
+        <w:t xml:space="preserve">It isn’t evidence. It’s</w:t>
+      </w:r>
+      <w:r>
+        <w:t xml:space="preserve"> </w:t>
+      </w:r>
+      <w:r>
+        <w:rPr>
+          <w:iCs/>
+          <w:i/>
+        </w:rPr>
+        <w:t xml:space="preserve">hers.</w:t>
+      </w:r>
+      <w:r>
+        <w:t xml:space="preserve"> </w:t>
+      </w:r>
+      <w:r>
+        <w:t xml:space="preserve">A letter to you, written the morning she died. I’ve read it four times. I thought you ought to have it before—</w:t>
+      </w:r>
+      <w:r>
+        <w:t xml:space="preserve">”</w:t>
+      </w:r>
+    </w:p>
+    <w:p>
+      <w:pPr>
+        <w:pStyle w:val="BodyText"/>
+      </w:pPr>
+      <w:r>
+        <w:t xml:space="preserve">He stopped.</w:t>
+      </w:r>
+    </w:p>
+    <w:p>
+      <w:pPr>
+        <w:pStyle w:val="BodyText"/>
+      </w:pPr>
+      <w:r>
+        <w:t xml:space="preserve">He was looking past me.</w:t>
+      </w:r>
+    </w:p>
+    <w:p>
+      <w:pPr>
+        <w:pStyle w:val="BodyText"/>
+      </w:pPr>
+      <w:r>
+        <w:t xml:space="preserve">I turned. The road was gone.</w:t>
+      </w:r>
+    </w:p>
+    <w:p>
+      <w:pPr>
+        <w:pStyle w:val="BodyText"/>
+      </w:pPr>
+      <w:r>
+        <w:t xml:space="preserve">I mean that the way you mean it about a face in the dark. A hundred yards behind me, where the last culvert had been, a long smooth tongue of brown water was running clean across the blacktop from marsh to sea, carrying a sheet of foam and a plastic bucket. Beyond it, small and bright through the rain, a pair of headlights sat on the far shoulder.</w:t>
+      </w:r>
+    </w:p>
+    <w:p>
+      <w:pPr>
+        <w:pStyle w:val="BodyText"/>
+      </w:pPr>
+      <w:r>
+        <w:t xml:space="preserve">They weren’t the Ford’s.</w:t>
+      </w:r>
+    </w:p>
+    <w:p>
+      <w:pPr>
+        <w:pStyle w:val="BodyText"/>
+      </w:pPr>
+      <w:r>
+        <w:t xml:space="preserve">They were on high beam, and they were not moving, and as I watched them I saw a figure get out of the car. It stood a moment in the glare, then walked slowly down to the water’s edge and raised something to its shoulder, a long thing, a thing that I’d seen in a hundred claim photographs and never in a hand.</w:t>
+      </w:r>
+    </w:p>
+    <w:p>
+      <w:pPr>
+        <w:pStyle w:val="BodyText"/>
+      </w:pPr>
+      <w:r>
+        <w:t xml:space="preserve">“</w:t>
+      </w:r>
+      <w:r>
+        <w:t xml:space="preserve">Ah,</w:t>
+      </w:r>
+      <w:r>
+        <w:t xml:space="preserve">”</w:t>
+      </w:r>
+      <w:r>
+        <w:t xml:space="preserve"> </w:t>
+      </w:r>
+      <w:r>
+        <w:t xml:space="preserve">said Hollis softly. He closed his fingers on whatever was in the coat.</w:t>
+      </w:r>
+      <w:r>
+        <w:t xml:space="preserve"> </w:t>
+      </w:r>
+      <w:r>
+        <w:t xml:space="preserve">“</w:t>
+      </w:r>
+      <w:r>
+        <w:t xml:space="preserve">I did mention one mistake, didn’t I? I told someone where you’d be.</w:t>
+      </w:r>
+      <w:r>
+        <w:t xml:space="preserve">”</w:t>
+      </w:r>
+    </w:p>
+    <w:p>
+      <w:pPr>
+        <w:pStyle w:val="BodyText"/>
+      </w:pPr>
+      <w:r>
+        <w:t xml:space="preserve">Then the wind dropped, for a breath, as though the sea were drawing in air.</w:t>
+      </w:r>
+    </w:p>
+    <w:p>
+      <w:pPr>
+        <w:pStyle w:val="BodyText"/>
+      </w:pPr>
+      <w:r>
+        <w:t xml:space="preserve">“</w:t>
+      </w:r>
+      <w:r>
+        <w:t xml:space="preserve">Theo,</w:t>
+      </w:r>
+      <w:r>
+        <w:t xml:space="preserve">”</w:t>
+      </w:r>
+      <w:r>
+        <w:t xml:space="preserve"> </w:t>
+      </w:r>
+      <w:r>
+        <w:t xml:space="preserve">said Hollis.</w:t>
+      </w:r>
+      <w:r>
+        <w:t xml:space="preserve"> </w:t>
+      </w:r>
+      <w:r>
+        <w:t xml:space="preserve">“</w:t>
+      </w:r>
+      <w:r>
+        <w:t xml:space="preserve">Get down.</w:t>
+      </w:r>
+      <w:r>
+        <w:t xml:space="preserve">”</w:t>
+      </w:r>
+    </w:p>
+    <w:bookmarkEnd w:id="40"/>
+    <w:bookmarkStart w:id="41" w:name="chapter-22-the-turn"/>
+    <w:p>
+      <w:pPr>
+        <w:pStyle w:val="Heading1"/>
+      </w:pPr>
+      <w:r>
+        <w:t xml:space="preserve">Chapter 22: The Turn</w:t>
+      </w:r>
+    </w:p>
+    <w:p>
+      <w:pPr>
+        <w:pStyle w:val="FirstParagraph"/>
+      </w:pPr>
+      <w:r>
+        <w:t xml:space="preserve">I did not get down. I want that on the record, because Nell has said since that it was the single stupidest thing I did all week, and she’s counting the week I let a man put a kettle on in front of me for five years.</w:t>
+      </w:r>
+    </w:p>
+    <w:p>
+      <w:pPr>
+        <w:pStyle w:val="BodyText"/>
+      </w:pPr>
+      <w:r>
+        <w:t xml:space="preserve">I turned. That’s all. I turned toward the headlights, the way you turn toward your name.</w:t>
+      </w:r>
+    </w:p>
+    <w:p>
+      <w:pPr>
+        <w:pStyle w:val="BodyText"/>
+      </w:pPr>
+      <w:r>
+        <w:t xml:space="preserve">The rifle made a flat, ordinary crack, smaller than I’d have thought, and Hollis Dunn hit me in the chest with his whole body.</w:t>
+      </w:r>
+    </w:p>
+    <w:p>
+      <w:pPr>
+        <w:pStyle w:val="BodyText"/>
+      </w:pPr>
+      <w:r>
+        <w:t xml:space="preserve">He was sixty-eight and he had a bad hip and he came off that stone bench like a man leaving a burning building. We went down together on the wet rock. The thermos went over. Something went past the place where my head had been with a sound like a zipper opening in the air, and behind us a chunk of the breakwater burst into white dust.</w:t>
+      </w:r>
+    </w:p>
+    <w:p>
+      <w:pPr>
+        <w:pStyle w:val="BodyText"/>
+      </w:pPr>
+      <w:r>
+        <w:t xml:space="preserve">“</w:t>
+      </w:r>
+      <w:r>
+        <w:t xml:space="preserve">Stay</w:t>
+      </w:r>
+      <w:r>
+        <w:t xml:space="preserve"> </w:t>
+      </w:r>
+      <w:r>
+        <w:rPr>
+          <w:iCs/>
+          <w:i/>
+        </w:rPr>
+        <w:t xml:space="preserve">down,</w:t>
+      </w:r>
+      <w:r>
+        <w:t xml:space="preserve">”</w:t>
+      </w:r>
+      <w:r>
+        <w:t xml:space="preserve"> </w:t>
+      </w:r>
+      <w:r>
+        <w:t xml:space="preserve">said Hollis, into my ear, almost cross.</w:t>
+      </w:r>
+      <w:r>
+        <w:t xml:space="preserve"> </w:t>
+      </w:r>
+      <w:r>
+        <w:t xml:space="preserve">“</w:t>
+      </w:r>
+      <w:r>
+        <w:t xml:space="preserve">You never listen. I’ve said it for twenty years.</w:t>
+      </w:r>
+      <w:r>
+        <w:t xml:space="preserve">”</w:t>
+      </w:r>
+    </w:p>
+    <w:p>
+      <w:pPr>
+        <w:pStyle w:val="BodyText"/>
+      </w:pPr>
+      <w:r>
+        <w:t xml:space="preserve">Then he made a small surprised noise, the noise of a man who has been tapped on the shoulder, and a warm wet weight spread across my collar that wasn’t rain.</w:t>
+      </w:r>
+    </w:p>
+    <w:p>
+      <w:pPr>
+        <w:pStyle w:val="BodyText"/>
+      </w:pPr>
+      <w:r>
+        <w:t xml:space="preserve">A second shot. A third, from a different place, louder, and I knew that one: Nell’s service pistol, firing from the dark on the landward side, and then Kessler’s, a half beat behind. Somebody shouted my name. Somebody shouted</w:t>
+      </w:r>
+      <w:r>
+        <w:t xml:space="preserve"> </w:t>
+      </w:r>
+      <w:r>
+        <w:rPr>
+          <w:iCs/>
+          <w:i/>
+        </w:rPr>
+        <w:t xml:space="preserve">police,</w:t>
+      </w:r>
+      <w:r>
+        <w:t xml:space="preserve"> </w:t>
+      </w:r>
+      <w:r>
+        <w:t xml:space="preserve">which seemed a foolish thing to bother with.</w:t>
+      </w:r>
+    </w:p>
+    <w:p>
+      <w:pPr>
+        <w:pStyle w:val="BodyText"/>
+      </w:pPr>
+      <w:r>
+        <w:t xml:space="preserve">I got my head up. The figure at the water’s edge had gone down on one knee. Beyond him, the dark rental sedan had pulled onto the shoulder at an angle, and the flood that had cut me off was sheeting around its front wheels, foam piling on the bumper. He’d come in off the old quarry track behind Nell’s Ford, between her and me, and the tide had taken the road out behind him the way it had taken it out behind me. Two people, one rifle, and the whole North Atlantic closing the door.</w:t>
+      </w:r>
+    </w:p>
+    <w:p>
+      <w:pPr>
+        <w:pStyle w:val="BodyText"/>
+      </w:pPr>
+      <w:r>
+        <w:t xml:space="preserve">“</w:t>
+      </w:r>
+      <w:r>
+        <w:t xml:space="preserve">Reyes,</w:t>
+      </w:r>
+      <w:r>
+        <w:t xml:space="preserve">”</w:t>
+      </w:r>
+      <w:r>
+        <w:t xml:space="preserve"> </w:t>
+      </w:r>
+      <w:r>
+        <w:t xml:space="preserve">I said.</w:t>
+      </w:r>
+    </w:p>
+    <w:p>
+      <w:pPr>
+        <w:pStyle w:val="BodyText"/>
+      </w:pPr>
+      <w:r>
+        <w:t xml:space="preserve">“</w:t>
+      </w:r>
+      <w:r>
+        <w:t xml:space="preserve">Yes.</w:t>
+      </w:r>
+      <w:r>
+        <w:t xml:space="preserve">”</w:t>
+      </w:r>
+      <w:r>
+        <w:t xml:space="preserve"> </w:t>
+      </w:r>
+      <w:r>
+        <w:t xml:space="preserve">Hollis’s voice had gone small.</w:t>
+      </w:r>
+      <w:r>
+        <w:t xml:space="preserve"> </w:t>
+      </w:r>
+      <w:r>
+        <w:t xml:space="preserve">“</w:t>
+      </w:r>
+      <w:r>
+        <w:t xml:space="preserve">Desmond does hate a loose end. He gets that from me.</w:t>
+      </w:r>
+      <w:r>
+        <w:t xml:space="preserve">”</w:t>
+      </w:r>
+    </w:p>
+    <w:p>
+      <w:pPr>
+        <w:pStyle w:val="BodyText"/>
+      </w:pPr>
+      <w:r>
+        <w:t xml:space="preserve">The man on his knee stood up. Even at a hundred yards I knew the head, the smooth shine of it under the headlights, the rimless glasses. Desmond Reyes, vice president, claims, who had called me at 9:12 on a Friday night and said</w:t>
+      </w:r>
+      <w:r>
+        <w:t xml:space="preserve"> </w:t>
+      </w:r>
+      <w:r>
+        <w:rPr>
+          <w:iCs/>
+          <w:i/>
+        </w:rPr>
+        <w:t xml:space="preserve">it’s an easy one, Theo,</w:t>
+      </w:r>
+      <w:r>
+        <w:t xml:space="preserve"> </w:t>
+      </w:r>
+      <w:r>
+        <w:t xml:space="preserve">in the voice of a man handing you a coat.</w:t>
+      </w:r>
+    </w:p>
+    <w:p>
+      <w:pPr>
+        <w:pStyle w:val="BodyText"/>
+      </w:pPr>
+      <w:r>
+        <w:t xml:space="preserve">He worked the bolt. He was a careful man. He had always been careful. He lifted the rifle again.</w:t>
+      </w:r>
+    </w:p>
+    <w:p>
+      <w:pPr>
+        <w:pStyle w:val="BodyText"/>
+      </w:pPr>
+      <w:r>
+        <w:t xml:space="preserve">Nell’s pistol cracked twice. The windshield of the sedan went white. Reyes flinched like a man who’d been splashed, and then, for the first time, he looked afraid, and I understood that he had never in his life stood anywhere he couldn’t leave. He ran for the car. The water was past the hubcaps. He got the door open and the sea came in with him.</w:t>
+      </w:r>
+    </w:p>
+    <w:p>
+      <w:pPr>
+        <w:pStyle w:val="BodyText"/>
+      </w:pPr>
+      <w:r>
+        <w:t xml:space="preserve">I’d have liked to watch that. I didn’t. Hollis had rolled off me, and he was sliding.</w:t>
+      </w:r>
+    </w:p>
+    <w:p>
+      <w:r>
+        <w:pict>
+          <v:rect style="width:0;height:1.5pt" o:hralign="center" o:hrstd="t" o:hr="t"/>
+        </w:pict>
+      </w:r>
+    </w:p>
+    <w:p>
+      <w:pPr>
+        <w:pStyle w:val="FirstParagraph"/>
+      </w:pPr>
+      <w:r>
+        <w:t xml:space="preserve">The breakwater at the end of the Neck road is granite blocks the size of kitchen tables, laid in a long shallow curve, and on a storm tide the top row is the last dry thing for a mile. The sea had been getting up onto it in sheets. When Hollis rolled, his coat caught the wash, and the wash did what it does, which is take hold quietly and then not let go.</w:t>
+      </w:r>
+    </w:p>
+    <w:p>
+      <w:pPr>
+        <w:pStyle w:val="BodyText"/>
+      </w:pPr>
+      <w:r>
+        <w:t xml:space="preserve">He went in between two blocks. He didn’t shout. I’d have heard that. He went down into the gap with his white hair spread out and one arm reaching up, the good arm, as if for a banister.</w:t>
+      </w:r>
+    </w:p>
+    <w:p>
+      <w:pPr>
+        <w:pStyle w:val="BodyText"/>
+      </w:pPr>
+      <w:r>
+        <w:t xml:space="preserve">I had the coat in my hand before I knew I’d moved. That’s the truth, and I haven’t improved it for the telling. Fingers closed on the borrowed wool at the collar, the stolen coat from a fourth-floor hospital closet, and the sea pulled and I was lying flat on granite with my arm straight down a crack in the world, holding a man by the neck of a coat.</w:t>
+      </w:r>
+    </w:p>
+    <w:p>
+      <w:pPr>
+        <w:pStyle w:val="BodyText"/>
+      </w:pPr>
+      <w:r>
+        <w:t xml:space="preserve">He came up with his face. It was gray. Water ran out of his mouth.</w:t>
+      </w:r>
+    </w:p>
+    <w:p>
+      <w:pPr>
+        <w:pStyle w:val="BodyText"/>
+      </w:pPr>
+      <w:r>
+        <w:t xml:space="preserve">“</w:t>
+      </w:r>
+      <w:r>
+        <w:t xml:space="preserve">Let go,</w:t>
+      </w:r>
+      <w:r>
+        <w:t xml:space="preserve">”</w:t>
+      </w:r>
+      <w:r>
+        <w:t xml:space="preserve"> </w:t>
+      </w:r>
+      <w:r>
+        <w:t xml:space="preserve">he said.</w:t>
+      </w:r>
+    </w:p>
+    <w:p>
+      <w:pPr>
+        <w:pStyle w:val="BodyText"/>
+      </w:pPr>
+      <w:r>
+        <w:t xml:space="preserve">“</w:t>
+      </w:r>
+      <w:r>
+        <w:t xml:space="preserve">No.</w:t>
+      </w:r>
+      <w:r>
+        <w:t xml:space="preserve">”</w:t>
+      </w:r>
+    </w:p>
+    <w:p>
+      <w:pPr>
+        <w:pStyle w:val="BodyText"/>
+      </w:pPr>
+      <w:r>
+        <w:t xml:space="preserve">“</w:t>
+      </w:r>
+      <w:r>
+        <w:t xml:space="preserve">Theo. Be sensible.</w:t>
+      </w:r>
+      <w:r>
+        <w:t xml:space="preserve">”</w:t>
+      </w:r>
+      <w:r>
+        <w:t xml:space="preserve"> </w:t>
+      </w:r>
+      <w:r>
+        <w:t xml:space="preserve">He coughed.</w:t>
+      </w:r>
+      <w:r>
+        <w:t xml:space="preserve"> </w:t>
+      </w:r>
+      <w:r>
+        <w:t xml:space="preserve">“</w:t>
+      </w:r>
+      <w:r>
+        <w:t xml:space="preserve">You’ve the confession. Nell has it on a wire. You don’t need me</w:t>
+      </w:r>
+      <w:r>
+        <w:t xml:space="preserve"> </w:t>
+      </w:r>
+      <w:r>
+        <w:rPr>
+          <w:iCs/>
+          <w:i/>
+        </w:rPr>
+        <w:t xml:space="preserve">breathing.</w:t>
+      </w:r>
+      <w:r>
+        <w:t xml:space="preserve"> </w:t>
+      </w:r>
+      <w:r>
+        <w:t xml:space="preserve">Nobody would say—</w:t>
+      </w:r>
+      <w:r>
+        <w:t xml:space="preserve">”</w:t>
+      </w:r>
+      <w:r>
+        <w:t xml:space="preserve"> </w:t>
+      </w:r>
+      <w:r>
+        <w:t xml:space="preserve">The next wave came through the gap and took the rest of the sentence. When it drew back he was lower. The coat was filling. It weighed what a man weighs, and then what a man and a sea weigh, and I felt my shoulder start to go.</w:t>
+      </w:r>
+    </w:p>
+    <w:p>
+      <w:pPr>
+        <w:pStyle w:val="BodyText"/>
+      </w:pPr>
+      <w:r>
+        <w:t xml:space="preserve">I want to tell you what I thought. I’d like to say I thought of Mara’s face, or of Lydia, or the cannery watchman whose name I’d learned from a pencil ledger, or Tarbell in his skiff with his hand trailing in the water he’d been afraid of all his life. I thought of all of them. It was a very fast, very clear list, like a man reading a claims schedule.</w:t>
+      </w:r>
+    </w:p>
+    <w:p>
+      <w:pPr>
+        <w:pStyle w:val="BodyText"/>
+      </w:pPr>
+      <w:r>
+        <w:t xml:space="preserve">And under the list I thought something I’m less proud of, because it was so simple.</w:t>
+      </w:r>
+      <w:r>
+        <w:t xml:space="preserve"> </w:t>
+      </w:r>
+      <w:r>
+        <w:rPr>
+          <w:iCs/>
+          <w:i/>
+        </w:rPr>
+        <w:t xml:space="preserve">It would be so easy. The sea would do it. Nobody would ever know I’d let it.</w:t>
+      </w:r>
+    </w:p>
+    <w:p>
+      <w:pPr>
+        <w:pStyle w:val="BodyText"/>
+      </w:pPr>
+      <w:r>
+        <w:t xml:space="preserve">He saw it. He had always been able to see what I was thinking, that was the thing he had; he’d been reading my face since I was twenty-six. His own face, half-drowned and white under the swollen eye, did something I hadn’t seen it do. It stopped arranging itself. It was old and frightened and waiting.</w:t>
+      </w:r>
+    </w:p>
+    <w:p>
+      <w:pPr>
+        <w:pStyle w:val="BodyText"/>
+      </w:pPr>
+      <w:r>
+        <w:t xml:space="preserve">“</w:t>
+      </w:r>
+      <w:r>
+        <w:t xml:space="preserve">Nobody would know,</w:t>
+      </w:r>
+      <w:r>
+        <w:t xml:space="preserve">”</w:t>
+      </w:r>
+      <w:r>
+        <w:t xml:space="preserve"> </w:t>
+      </w:r>
+      <w:r>
+        <w:t xml:space="preserve">he said, almost wonderingly.</w:t>
+      </w:r>
+      <w:r>
+        <w:t xml:space="preserve"> </w:t>
+      </w:r>
+      <w:r>
+        <w:t xml:space="preserve">“</w:t>
+      </w:r>
+      <w:r>
+        <w:t xml:space="preserve">Dear boy. Nobody’s here.</w:t>
+      </w:r>
+      <w:r>
+        <w:t xml:space="preserve">”</w:t>
+      </w:r>
+    </w:p>
+    <w:p>
+      <w:pPr>
+        <w:pStyle w:val="BodyText"/>
+      </w:pPr>
+      <w:r>
+        <w:t xml:space="preserve">“</w:t>
+      </w:r>
+      <w:r>
+        <w:t xml:space="preserve">I’m here,</w:t>
+      </w:r>
+      <w:r>
+        <w:t xml:space="preserve">”</w:t>
+      </w:r>
+      <w:r>
+        <w:t xml:space="preserve"> </w:t>
+      </w:r>
+      <w:r>
+        <w:t xml:space="preserve">I said.</w:t>
+      </w:r>
+    </w:p>
+    <w:p>
+      <w:pPr>
+        <w:pStyle w:val="BodyText"/>
+      </w:pPr>
+      <w:r>
+        <w:t xml:space="preserve">That’s all I had. I’ve turned it over a hundred times and it’s still all I had. A man had told me once that every loss was a story somebody was telling you, and I’d spent five years believing it, and Hollis had been telling mine the whole time, start to finish, in a warm voice. If I let go, that was the end of the story, the one</w:t>
+      </w:r>
+      <w:r>
+        <w:t xml:space="preserve"> </w:t>
+      </w:r>
+      <w:r>
+        <w:rPr>
+          <w:iCs/>
+          <w:i/>
+        </w:rPr>
+        <w:t xml:space="preserve">he’d</w:t>
+      </w:r>
+      <w:r>
+        <w:t xml:space="preserve"> </w:t>
+      </w:r>
+      <w:r>
+        <w:t xml:space="preserve">write: Hollis Dunn, lost to the sea, the last word his, a clean page. He’d have the ending he’d always arranged for everyone else.</w:t>
+      </w:r>
+    </w:p>
+    <w:p>
+      <w:pPr>
+        <w:pStyle w:val="BodyText"/>
+      </w:pPr>
+      <w:r>
+        <w:t xml:space="preserve">I wasn’t going to give him an accident.</w:t>
+      </w:r>
+    </w:p>
+    <w:p>
+      <w:pPr>
+        <w:pStyle w:val="BodyText"/>
+      </w:pPr>
+      <w:r>
+        <w:t xml:space="preserve">“</w:t>
+      </w:r>
+      <w:r>
+        <w:t xml:space="preserve">Kessler!</w:t>
+      </w:r>
+      <w:r>
+        <w:t xml:space="preserve">”</w:t>
+      </w:r>
+      <w:r>
+        <w:t xml:space="preserve"> </w:t>
+      </w:r>
+      <w:r>
+        <w:t xml:space="preserve">I screamed.</w:t>
+      </w:r>
+      <w:r>
+        <w:t xml:space="preserve"> </w:t>
+      </w:r>
+      <w:r>
+        <w:t xml:space="preserve">“</w:t>
+      </w:r>
+      <w:r>
+        <w:rPr>
+          <w:iCs/>
+          <w:i/>
+        </w:rPr>
+        <w:t xml:space="preserve">Kessler!</w:t>
+      </w:r>
+      <w:r>
+        <w:t xml:space="preserve">”</w:t>
+      </w:r>
+    </w:p>
+    <w:p>
+      <w:pPr>
+        <w:pStyle w:val="BodyText"/>
+      </w:pPr>
+      <w:r>
+        <w:t xml:space="preserve">I got my other arm round his chest. I got a knee up. The next wave came in over both of us, green and heavy and so cold it felt like being hit, and I held on to a murderer in the dark with my teeth shut and thought, quite calmly,</w:t>
+      </w:r>
+      <w:r>
+        <w:t xml:space="preserve"> </w:t>
+      </w:r>
+      <w:r>
+        <w:rPr>
+          <w:iCs/>
+          <w:i/>
+        </w:rPr>
+        <w:t xml:space="preserve">this is what it was like for her.</w:t>
+      </w:r>
+      <w:r>
+        <w:t xml:space="preserve"> </w:t>
+      </w:r>
+      <w:r>
+        <w:t xml:space="preserve">Then a hand took me by the belt, and another took the coat, and Trooper Kessler, with his bruised rib and his bad language, was hauling on a rope he’d run round a bollard, and the two of us came up out of the crack like a cork out of a bottle.</w:t>
+      </w:r>
+    </w:p>
+    <w:p>
+      <w:pPr>
+        <w:pStyle w:val="BodyText"/>
+      </w:pPr>
+      <w:r>
+        <w:t xml:space="preserve">We lay on the granite. Hollis was a long way from dead. He lay on his side and vomited seawater and breathed in great ragged whoops, and the blood from his shoulder ran out pink across the stone and into the rain.</w:t>
+      </w:r>
+    </w:p>
+    <w:p>
+      <w:pPr>
+        <w:pStyle w:val="BodyText"/>
+      </w:pPr>
+      <w:r>
+        <w:t xml:space="preserve">Nell came up out of the dark at a run, soaked to the thighs, her gun still in her hand. She looked at me, and at him, and at Kessler, and I saw her do the count.</w:t>
+      </w:r>
+    </w:p>
+    <w:p>
+      <w:pPr>
+        <w:pStyle w:val="BodyText"/>
+      </w:pPr>
+      <w:r>
+        <w:t xml:space="preserve">“</w:t>
+      </w:r>
+      <w:r>
+        <w:t xml:space="preserve">Mr. Dunn,</w:t>
+      </w:r>
+      <w:r>
+        <w:t xml:space="preserve">”</w:t>
+      </w:r>
+      <w:r>
+        <w:t xml:space="preserve"> </w:t>
+      </w:r>
+      <w:r>
+        <w:t xml:space="preserve">she said, once she had her breath,</w:t>
+      </w:r>
+      <w:r>
+        <w:t xml:space="preserve"> </w:t>
+      </w:r>
+      <w:r>
+        <w:t xml:space="preserve">“</w:t>
+      </w:r>
+      <w:r>
+        <w:t xml:space="preserve">I’m placing you under arrest for the murder of Alan Farrow, and I’ll do the rest at the hospital, because you’re bleeding on my evidence.</w:t>
+      </w:r>
+      <w:r>
+        <w:t xml:space="preserve">”</w:t>
+      </w:r>
+    </w:p>
+    <w:p>
+      <w:pPr>
+        <w:pStyle w:val="BodyText"/>
+      </w:pPr>
+      <w:r>
+        <w:t xml:space="preserve">“</w:t>
+      </w:r>
+      <w:r>
+        <w:t xml:space="preserve">Detective,</w:t>
+      </w:r>
+      <w:r>
+        <w:t xml:space="preserve">”</w:t>
+      </w:r>
+      <w:r>
+        <w:t xml:space="preserve"> </w:t>
+      </w:r>
+      <w:r>
+        <w:t xml:space="preserve">said Hollis, faintly.</w:t>
+      </w:r>
+      <w:r>
+        <w:t xml:space="preserve"> </w:t>
+      </w:r>
+      <w:r>
+        <w:t xml:space="preserve">“</w:t>
+      </w:r>
+      <w:r>
+        <w:t xml:space="preserve">I’m so sorry about the mess.</w:t>
+      </w:r>
+      <w:r>
+        <w:t xml:space="preserve">”</w:t>
+      </w:r>
+    </w:p>
+    <w:p>
+      <w:pPr>
+        <w:pStyle w:val="BodyText"/>
+      </w:pPr>
+      <w:r>
+        <w:t xml:space="preserve">She knelt and turned him, and put the cuffs on him as gently as I’ve ever seen a person cuff a person, one thin wrist and then the other, and when she’d done it she kept her hand a moment on his sleeve.</w:t>
+      </w:r>
+    </w:p>
+    <w:p>
+      <w:pPr>
+        <w:pStyle w:val="BodyText"/>
+      </w:pPr>
+      <w:r>
+        <w:t xml:space="preserve">“</w:t>
+      </w:r>
+      <w:r>
+        <w:t xml:space="preserve">You pulled him out,</w:t>
+      </w:r>
+      <w:r>
+        <w:t xml:space="preserve">”</w:t>
+      </w:r>
+      <w:r>
+        <w:t xml:space="preserve"> </w:t>
+      </w:r>
+      <w:r>
+        <w:t xml:space="preserve">she said to me, not turning her head.</w:t>
+      </w:r>
+    </w:p>
+    <w:p>
+      <w:pPr>
+        <w:pStyle w:val="BodyText"/>
+      </w:pPr>
+      <w:r>
+        <w:t xml:space="preserve">“</w:t>
+      </w:r>
+      <w:r>
+        <w:t xml:space="preserve">Yes.</w:t>
+      </w:r>
+      <w:r>
+        <w:t xml:space="preserve">”</w:t>
+      </w:r>
+    </w:p>
+    <w:p>
+      <w:pPr>
+        <w:pStyle w:val="BodyText"/>
+      </w:pPr>
+      <w:r>
+        <w:t xml:space="preserve">“</w:t>
+      </w:r>
+      <w:r>
+        <w:t xml:space="preserve">I’d have let him go.</w:t>
+      </w:r>
+      <w:r>
+        <w:t xml:space="preserve">”</w:t>
+      </w:r>
+      <w:r>
+        <w:t xml:space="preserve"> </w:t>
+      </w:r>
+      <w:r>
+        <w:t xml:space="preserve">She said it flatly.</w:t>
+      </w:r>
+      <w:r>
+        <w:t xml:space="preserve"> </w:t>
+      </w:r>
+      <w:r>
+        <w:t xml:space="preserve">“</w:t>
+      </w:r>
+      <w:r>
+        <w:t xml:space="preserve">I’m not saying that to be hard. I’m saying I’d have let him go, and I’d have told myself it was the sea. And then I’d have had to be that person.</w:t>
+      </w:r>
+      <w:r>
+        <w:t xml:space="preserve">”</w:t>
+      </w:r>
+      <w:r>
+        <w:t xml:space="preserve"> </w:t>
+      </w:r>
+      <w:r>
+        <w:t xml:space="preserve">She stood.</w:t>
+      </w:r>
+      <w:r>
+        <w:t xml:space="preserve"> </w:t>
+      </w:r>
+      <w:r>
+        <w:t xml:space="preserve">“</w:t>
+      </w:r>
+      <w:r>
+        <w:t xml:space="preserve">You did the dumb thing. Don’t ever do it again.</w:t>
+      </w:r>
+      <w:r>
+        <w:t xml:space="preserve">”</w:t>
+      </w:r>
+    </w:p>
+    <w:p>
+      <w:pPr>
+        <w:pStyle w:val="BodyText"/>
+      </w:pPr>
+      <w:r>
+        <w:t xml:space="preserve">“</w:t>
+      </w:r>
+      <w:r>
+        <w:t xml:space="preserve">I won’t.</w:t>
+      </w:r>
+      <w:r>
+        <w:t xml:space="preserve">”</w:t>
+      </w:r>
+    </w:p>
+    <w:p>
+      <w:pPr>
+        <w:pStyle w:val="BodyText"/>
+      </w:pPr>
+      <w:r>
+        <w:t xml:space="preserve">“</w:t>
+      </w:r>
+      <w:r>
+        <w:t xml:space="preserve">Good,</w:t>
+      </w:r>
+      <w:r>
+        <w:t xml:space="preserve">”</w:t>
+      </w:r>
+      <w:r>
+        <w:t xml:space="preserve"> </w:t>
+      </w:r>
+      <w:r>
+        <w:t xml:space="preserve">said Nell, and her voice cracked straight across the middle, and she turned and walked a few steps into the dark and stood there with her back to us, in the rain, for as long as it took.</w:t>
+      </w:r>
+    </w:p>
+    <w:p>
+      <w:r>
+        <w:pict>
+          <v:rect style="width:0;height:1.5pt" o:hralign="center" o:hrstd="t" o:hr="t"/>
+        </w:pict>
+      </w:r>
+    </w:p>
+    <w:p>
+      <w:pPr>
+        <w:pStyle w:val="FirstParagraph"/>
+      </w:pPr>
+      <w:r>
+        <w:t xml:space="preserve">Reyes was on the roof of the sedan.</w:t>
+      </w:r>
+    </w:p>
+    <w:p>
+      <w:pPr>
+        <w:pStyle w:val="BodyText"/>
+      </w:pPr>
+      <w:r>
+        <w:t xml:space="preserve">They’d got to him by the time the water was at the doors, a team out of Rockland in a high-wheeled truck with a winch, and a state police boat that had no business out on that sea and went anyway. He sat with his knees drawn up on the roof, the rifle gone, one lens of his glasses cracked, looking out at all that water with the expression of a man consulting a spreadsheet that has stopped making sense. He did not resist. He did not say anything to anyone until they had him in a blanket in the back of the truck.</w:t>
+      </w:r>
+    </w:p>
+    <w:p>
+      <w:pPr>
+        <w:pStyle w:val="BodyText"/>
+      </w:pPr>
+      <w:r>
+        <w:t xml:space="preserve">Then he said to Obert, who’d come out with the second vehicle and who was, apparently, the sort of man who turned up wherever there was paper:</w:t>
+      </w:r>
+      <w:r>
+        <w:t xml:space="preserve"> </w:t>
+      </w:r>
+      <w:r>
+        <w:t xml:space="preserve">“</w:t>
+      </w:r>
+      <w:r>
+        <w:t xml:space="preserve">I’d like to speak to counsel. And I want it noted I never touched that man. I was invited.</w:t>
+      </w:r>
+      <w:r>
+        <w:t xml:space="preserve">”</w:t>
+      </w:r>
+    </w:p>
+    <w:p>
+      <w:pPr>
+        <w:pStyle w:val="BodyText"/>
+      </w:pPr>
+      <w:r>
+        <w:t xml:space="preserve">“</w:t>
+      </w:r>
+      <w:r>
+        <w:t xml:space="preserve">By whom?</w:t>
+      </w:r>
+      <w:r>
+        <w:t xml:space="preserve">”</w:t>
+      </w:r>
+      <w:r>
+        <w:t xml:space="preserve"> </w:t>
+      </w:r>
+      <w:r>
+        <w:t xml:space="preserve">said Obert.</w:t>
+      </w:r>
+    </w:p>
+    <w:p>
+      <w:pPr>
+        <w:pStyle w:val="BodyText"/>
+      </w:pPr>
+      <w:r>
+        <w:t xml:space="preserve">Reyes turned his head. Hollis was being lifted into the ambulance a hundred feet off, strapped flat, the white hair stuck to his skull. And Hollis, who could not possibly have heard him, who was half drowned and shot and in handcuffs, rolled his head on the stretcher and found Reyes across the dark and gave him a small, courteous, final nod, like a man at a dinner party leaving early.</w:t>
+      </w:r>
+    </w:p>
+    <w:p>
+      <w:pPr>
+        <w:pStyle w:val="BodyText"/>
+      </w:pPr>
+      <w:r>
+        <w:t xml:space="preserve">It went through Reyes like current. I watched it. I think that was the moment he understood that he was not the one telling this story either.</w:t>
+      </w:r>
+    </w:p>
+    <w:p>
+      <w:r>
+        <w:pict>
+          <v:rect style="width:0;height:1.5pt" o:hralign="center" o:hrstd="t" o:hr="t"/>
+        </w:pict>
+      </w:r>
+    </w:p>
+    <w:p>
+      <w:pPr>
+        <w:pStyle w:val="FirstParagraph"/>
+      </w:pPr>
+      <w:r>
+        <w:t xml:space="preserve">We did the rest in order. Nell insisted, and so did Sayer, who arrived at the Rockland barracks at ten in a charcoal suit with the red-threaded bag over her arm and looked at me once, wrapped in a gray blanket and holding a paper cup, and said,</w:t>
+      </w:r>
+      <w:r>
+        <w:t xml:space="preserve"> </w:t>
+      </w:r>
+      <w:r>
+        <w:t xml:space="preserve">“</w:t>
+      </w:r>
+      <w:r>
+        <w:t xml:space="preserve">I did say be careful.</w:t>
+      </w:r>
+      <w:r>
+        <w:t xml:space="preserve">”</w:t>
+      </w:r>
+    </w:p>
+    <w:p>
+      <w:pPr>
+        <w:pStyle w:val="BodyText"/>
+      </w:pPr>
+      <w:r>
+        <w:t xml:space="preserve">“</w:t>
+      </w:r>
+      <w:r>
+        <w:t xml:space="preserve">I was careful.</w:t>
+      </w:r>
+      <w:r>
+        <w:t xml:space="preserve">”</w:t>
+      </w:r>
+    </w:p>
+    <w:p>
+      <w:pPr>
+        <w:pStyle w:val="BodyText"/>
+      </w:pPr>
+      <w:r>
+        <w:t xml:space="preserve">“</w:t>
+      </w:r>
+      <w:r>
+        <w:t xml:space="preserve">You were wet,</w:t>
+      </w:r>
+      <w:r>
+        <w:t xml:space="preserve">”</w:t>
+      </w:r>
+      <w:r>
+        <w:t xml:space="preserve"> </w:t>
+      </w:r>
+      <w:r>
+        <w:t xml:space="preserve">said Ellen Sayer.</w:t>
+      </w:r>
+      <w:r>
+        <w:t xml:space="preserve"> </w:t>
+      </w:r>
+      <w:r>
+        <w:t xml:space="preserve">“</w:t>
+      </w:r>
+      <w:r>
+        <w:t xml:space="preserve">It isn’t the same.</w:t>
+      </w:r>
+      <w:r>
+        <w:t xml:space="preserve">”</w:t>
+      </w:r>
+      <w:r>
+        <w:t xml:space="preserve"> </w:t>
+      </w:r>
+      <w:r>
+        <w:t xml:space="preserve">And she sat down beside me and put her hand, briefly, flat on the back of mine.</w:t>
+      </w:r>
+    </w:p>
+    <w:p>
+      <w:pPr>
+        <w:pStyle w:val="BodyText"/>
+      </w:pPr>
+      <w:r>
+        <w:t xml:space="preserve">Chain of custody was a thing I learned that morning to love. The coat came off Hollis in the ambulance with a paramedic and a trooper both watching, and went into a bag, and the bag was sealed and signed and photographed. At the barracks Obert laid it on a table under the camera with Nell and Sayer on either side and me, by agreement, at the end, not touching anything, and he cut the seams one at a time, calling out each thing as it came.</w:t>
+      </w:r>
+    </w:p>
+    <w:p>
+      <w:pPr>
+        <w:pStyle w:val="BodyText"/>
+      </w:pPr>
+      <w:r>
+        <w:t xml:space="preserve">“</w:t>
+      </w:r>
+      <w:r>
+        <w:t xml:space="preserve">Inner left pocket. One white envelope, sealed with a wax-paper wrapper, damp at the corners. Addressed in blue felt-tip:</w:t>
+      </w:r>
+      <w:r>
+        <w:t xml:space="preserve"> </w:t>
+      </w:r>
+      <w:r>
+        <w:rPr>
+          <w:iCs/>
+          <w:i/>
+        </w:rPr>
+        <w:t xml:space="preserve">Theo.</w:t>
+      </w:r>
+      <w:r>
+        <w:t xml:space="preserve"> </w:t>
+      </w:r>
+      <w:r>
+        <w:t xml:space="preserve">Handwriting consistent with exemplars on file, subject to examination. A small wave drawn under the name.</w:t>
+      </w:r>
+      <w:r>
+        <w:t xml:space="preserve">”</w:t>
+      </w:r>
+    </w:p>
+    <w:p>
+      <w:pPr>
+        <w:pStyle w:val="BodyText"/>
+      </w:pPr>
+      <w:r>
+        <w:t xml:space="preserve">I made a sound. Sayer’s hand tightened.</w:t>
+      </w:r>
+    </w:p>
+    <w:p>
+      <w:pPr>
+        <w:pStyle w:val="BodyText"/>
+      </w:pPr>
+      <w:r>
+        <w:t xml:space="preserve">“</w:t>
+      </w:r>
+      <w:r>
+        <w:t xml:space="preserve">Inner right pocket. One cloth-bound book, green, four by six, rubber band, wet. Ledger form.</w:t>
+      </w:r>
+      <w:r>
+        <w:t xml:space="preserve">”</w:t>
+      </w:r>
+    </w:p>
+    <w:p>
+      <w:pPr>
+        <w:pStyle w:val="BodyText"/>
+      </w:pPr>
+      <w:r>
+        <w:t xml:space="preserve">He did not open either thing then. That was Sayer’s condition, and it was a good one. He photographed the envelope front and back, and the green book from every side, and bagged them separately, and wrote the time on the bags: 11:47 a.m. A forensic document examiner would take the book to Augusta that afternoon. The envelope, Sayer said, in the voice she used for the final point, would be opened by a person with a pair of gloves and a camera, in a room, with Mr. Brandt present or not present as he chose, and then copied, and then, the original having been examined and the examiner’s report in hand, it would be his.</w:t>
+      </w:r>
+    </w:p>
+    <w:p>
+      <w:pPr>
+        <w:pStyle w:val="BodyText"/>
+      </w:pPr>
+      <w:r>
+        <w:t xml:space="preserve">“</w:t>
+      </w:r>
+      <w:r>
+        <w:t xml:space="preserve">It’s hers,</w:t>
+      </w:r>
+      <w:r>
+        <w:t xml:space="preserve">”</w:t>
+      </w:r>
+      <w:r>
+        <w:t xml:space="preserve"> </w:t>
+      </w:r>
+      <w:r>
+        <w:t xml:space="preserve">I said.</w:t>
+      </w:r>
+    </w:p>
+    <w:p>
+      <w:pPr>
+        <w:pStyle w:val="BodyText"/>
+      </w:pPr>
+      <w:r>
+        <w:t xml:space="preserve">“</w:t>
+      </w:r>
+      <w:r>
+        <w:t xml:space="preserve">It’s evidence first,</w:t>
+      </w:r>
+      <w:r>
+        <w:t xml:space="preserve">”</w:t>
+      </w:r>
+      <w:r>
+        <w:t xml:space="preserve"> </w:t>
+      </w:r>
+      <w:r>
+        <w:t xml:space="preserve">said Nell, gently.</w:t>
+      </w:r>
+      <w:r>
+        <w:t xml:space="preserve"> </w:t>
+      </w:r>
+      <w:r>
+        <w:t xml:space="preserve">“</w:t>
+      </w:r>
+      <w:r>
+        <w:t xml:space="preserve">It’ll be hers again. I promise you that, Theo. I’ll bring it to you myself.</w:t>
+      </w:r>
+      <w:r>
+        <w:t xml:space="preserve">”</w:t>
+      </w:r>
+    </w:p>
+    <w:p>
+      <w:pPr>
+        <w:pStyle w:val="BodyText"/>
+      </w:pPr>
+      <w:r>
+        <w:t xml:space="preserve">I thought of the five years it had spent in a coat. I said:</w:t>
+      </w:r>
+      <w:r>
+        <w:t xml:space="preserve"> </w:t>
+      </w:r>
+      <w:r>
+        <w:t xml:space="preserve">“</w:t>
+      </w:r>
+      <w:r>
+        <w:t xml:space="preserve">Open it now.</w:t>
+      </w:r>
+      <w:r>
+        <w:t xml:space="preserve">”</w:t>
+      </w:r>
+    </w:p>
+    <w:p>
+      <w:pPr>
+        <w:pStyle w:val="BodyText"/>
+      </w:pPr>
+      <w:r>
+        <w:t xml:space="preserve">They looked at each other.</w:t>
+      </w:r>
+    </w:p>
+    <w:p>
+      <w:pPr>
+        <w:pStyle w:val="BodyText"/>
+      </w:pPr>
+      <w:r>
+        <w:t xml:space="preserve">“</w:t>
+      </w:r>
+      <w:r>
+        <w:t xml:space="preserve">Not for me,</w:t>
+      </w:r>
+      <w:r>
+        <w:t xml:space="preserve">”</w:t>
+      </w:r>
+      <w:r>
+        <w:t xml:space="preserve"> </w:t>
+      </w:r>
+      <w:r>
+        <w:t xml:space="preserve">I said.</w:t>
+      </w:r>
+      <w:r>
+        <w:t xml:space="preserve"> </w:t>
+      </w:r>
+      <w:r>
+        <w:t xml:space="preserve">“</w:t>
+      </w:r>
+      <w:r>
+        <w:t xml:space="preserve">For the record. I’d like to be told what it says by somebody who’ll read it right. And then I’ll read it later, when I’m somewhere I can fall over.</w:t>
+      </w:r>
+      <w:r>
+        <w:t xml:space="preserve">”</w:t>
+      </w:r>
+    </w:p>
+    <w:p>
+      <w:pPr>
+        <w:pStyle w:val="BodyText"/>
+      </w:pPr>
+      <w:r>
+        <w:t xml:space="preserve">Nell took the bag and went and got a pair of gloves.</w:t>
+      </w:r>
+    </w:p>
+    <w:p>
+      <w:r>
+        <w:pict>
+          <v:rect style="width:0;height:1.5pt" o:hralign="center" o:hrstd="t" o:hr="t"/>
+        </w:pict>
+      </w:r>
+    </w:p>
+    <w:p>
+      <w:pPr>
+        <w:pStyle w:val="FirstParagraph"/>
+      </w:pPr>
+      <w:r>
+        <w:t xml:space="preserve">I won’t give you all of it. Some of it belongs to the two people it was written between, and one of them is dead and the other is still, I think, working out what he’s been left.</w:t>
+      </w:r>
+    </w:p>
+    <w:p>
+      <w:pPr>
+        <w:pStyle w:val="BodyText"/>
+      </w:pPr>
+      <w:r>
+        <w:t xml:space="preserve">She’d written it on the fourteenth of October, in the morning, at our kitchen table. Obert noted a ring in the lower right corner, a mug ring, coffee. I’d been wrong about the other letter’s stain from the first night: the crystals on that one were salt, but not the sea’s. They were a woman’s, from a kitchen, from crying over a page she hadn’t yet decided to send.</w:t>
+      </w:r>
+    </w:p>
+    <w:p>
+      <w:pPr>
+        <w:pStyle w:val="BodyText"/>
+      </w:pPr>
+      <w:r>
+        <w:t xml:space="preserve">The letter is short. She wrote it fast, in the blue felt-tip, the one she used for grocery lists. She said she was meeting Hollis at the breakwater at four. She said she’d thought about it all night and decided that of everybody in the world, he was the one person she could ask to read the files with her, because he’d taught us both what a lie looks like, and he’d know. She said she wasn’t afraid. She said she was only afraid of one thing, which was that Theo would find out that she’d gone to someone and been wrong about them.</w:t>
+      </w:r>
+    </w:p>
+    <w:p>
+      <w:pPr>
+        <w:pStyle w:val="BodyText"/>
+      </w:pPr>
+      <w:r>
+        <w:rPr>
+          <w:iCs/>
+          <w:i/>
+        </w:rPr>
+        <w:t xml:space="preserve">If you’re reading this, I got something wrong,</w:t>
+      </w:r>
+      <w:r>
+        <w:t xml:space="preserve"> </w:t>
+      </w:r>
+      <w:r>
+        <w:t xml:space="preserve">Nell read, and stopped, and began again.</w:t>
+      </w:r>
+      <w:r>
+        <w:t xml:space="preserve"> </w:t>
+      </w:r>
+      <w:r>
+        <w:rPr>
+          <w:iCs/>
+          <w:i/>
+        </w:rPr>
+        <w:t xml:space="preserve">And if I did, then I need you to know what I was wrong about. I wasn’t wrong to tell you. I told you because you’re my husband and I’d rather be in the dark with you than in the light on my own. And you were right to tell someone. I know you did. You were never able to carry a thing like that by yourself, and that isn’t a flaw, my love. It’s the best thing about you. It’s why I married you. You always, always go and find somebody to hold the other end.</w:t>
+      </w:r>
+    </w:p>
+    <w:p>
+      <w:pPr>
+        <w:pStyle w:val="BodyText"/>
+      </w:pPr>
+      <w:r>
+        <w:t xml:space="preserve">She stopped there, for a moment.</w:t>
+      </w:r>
+    </w:p>
+    <w:p>
+      <w:pPr>
+        <w:pStyle w:val="BodyText"/>
+      </w:pPr>
+      <w:r>
+        <w:rPr>
+          <w:iCs/>
+          <w:i/>
+        </w:rPr>
+        <w:t xml:space="preserve">If it was him,</w:t>
+      </w:r>
+      <w:r>
+        <w:t xml:space="preserve"> </w:t>
+      </w:r>
+      <w:r>
+        <w:t xml:space="preserve">she’d written,</w:t>
+      </w:r>
+      <w:r>
+        <w:t xml:space="preserve"> </w:t>
+      </w:r>
+      <w:r>
+        <w:rPr>
+          <w:iCs/>
+          <w:i/>
+        </w:rPr>
+        <w:t xml:space="preserve">please don’t spend the rest of your life on that. He was the person you trusted most in the world because I trusted him too, and he was very, very good at it. I was in the room when he was good at it. It wasn’t your fault. It was a gift, and it was a lie, and it fooled both of us.</w:t>
+      </w:r>
+    </w:p>
+    <w:p>
+      <w:pPr>
+        <w:pStyle w:val="BodyText"/>
+      </w:pPr>
+      <w:r>
+        <w:rPr>
+          <w:iCs/>
+          <w:i/>
+        </w:rPr>
+        <w:t xml:space="preserve">The tide’s slack at four. I’ll tell you the rest tonight.</w:t>
+      </w:r>
+    </w:p>
+    <w:p>
+      <w:pPr>
+        <w:pStyle w:val="BodyText"/>
+      </w:pPr>
+      <w:r>
+        <w:rPr>
+          <w:iCs/>
+          <w:i/>
+        </w:rPr>
+        <w:t xml:space="preserve">Mara.</w:t>
+      </w:r>
+    </w:p>
+    <w:p>
+      <w:pPr>
+        <w:pStyle w:val="BodyText"/>
+      </w:pPr>
+      <w:r>
+        <w:t xml:space="preserve">And under it, the little wave.</w:t>
+      </w:r>
+    </w:p>
+    <w:p>
+      <w:pPr>
+        <w:pStyle w:val="BodyText"/>
+      </w:pPr>
+      <w:r>
+        <w:t xml:space="preserve">Nell put the letter down on the table. Nobody said anything. Outside the barracks windows it was getting light, a thin, scoured, washed gray over the lot, and a gull was walking up and down the roof of a cruiser with its hands behind its back, if gulls have hands, and in the corner the coffee machine clicked and dispensed a brown liquid nobody could account for.</w:t>
+      </w:r>
+    </w:p>
+    <w:p>
+      <w:pPr>
+        <w:pStyle w:val="BodyText"/>
+      </w:pPr>
+      <w:r>
+        <w:t xml:space="preserve">“</w:t>
+      </w:r>
+      <w:r>
+        <w:t xml:space="preserve">I’ll take that coffee now,</w:t>
+      </w:r>
+      <w:r>
+        <w:t xml:space="preserve">”</w:t>
+      </w:r>
+      <w:r>
+        <w:t xml:space="preserve"> </w:t>
+      </w:r>
+      <w:r>
+        <w:t xml:space="preserve">I said, and the sound I made then was half a laugh, and half the other thing, and Sayer put an arm round me as if I’d been her own, and Nell stood at the window with her fist against her mouth.</w:t>
+      </w:r>
+    </w:p>
+    <w:p>
+      <w:r>
+        <w:pict>
+          <v:rect style="width:0;height:1.5pt" o:hralign="center" o:hrstd="t" o:hr="t"/>
+        </w:pict>
+      </w:r>
+    </w:p>
+    <w:p>
+      <w:pPr>
+        <w:pStyle w:val="FirstParagraph"/>
+      </w:pPr>
+      <w:r>
+        <w:t xml:space="preserve">The green book was read on Tuesday, under the camera, with Sayer there and a document examiner from Augusta with a magnifying visor and a patient manner.</w:t>
+      </w:r>
+    </w:p>
+    <w:p>
+      <w:pPr>
+        <w:pStyle w:val="BodyText"/>
+      </w:pPr>
+      <w:r>
+        <w:t xml:space="preserve">It was nothing fancy. A claims man’s ledger, kept the way he’d kept everything, in a small clear schoolmaster’s hand. A column of initials. A column of dates. A column of sums, and beside each sum, a fraction in pencil, and the fraction was always thirty. It ran back nine years. P.D. R.A. L.F. M.B. And in a different ink, still blue-black, A.F., for last Thursday.</w:t>
+      </w:r>
+    </w:p>
+    <w:p>
+      <w:pPr>
+        <w:pStyle w:val="BodyText"/>
+      </w:pPr>
+      <w:r>
+        <w:t xml:space="preserve">Five lines. The examiner counted them aloud, twice, as if there might be a mistake in the counting.</w:t>
+      </w:r>
+    </w:p>
+    <w:p>
+      <w:pPr>
+        <w:pStyle w:val="BodyText"/>
+      </w:pPr>
+      <w:r>
+        <w:t xml:space="preserve">“</w:t>
+      </w:r>
+      <w:r>
+        <w:t xml:space="preserve">There’s a sixth,</w:t>
+      </w:r>
+      <w:r>
+        <w:t xml:space="preserve">”</w:t>
+      </w:r>
+      <w:r>
+        <w:t xml:space="preserve"> </w:t>
+      </w:r>
+      <w:r>
+        <w:t xml:space="preserve">said Nell.</w:t>
+      </w:r>
+    </w:p>
+    <w:p>
+      <w:pPr>
+        <w:pStyle w:val="BodyText"/>
+      </w:pPr>
+      <w:r>
+        <w:t xml:space="preserve">It was on the last ruled line, and I knew what it said before the examiner turned the book to the light, the way you know the shape of a thing in a room you’ve lived in. He’d dated it Monday, the fifth of October, five years gone: the very day he told me he’d sat up with me till ten and walked me to the car.</w:t>
+      </w:r>
+    </w:p>
+    <w:p>
+      <w:pPr>
+        <w:pStyle w:val="BodyText"/>
+      </w:pPr>
+      <w:r>
+        <w:rPr>
+          <w:iCs/>
+          <w:i/>
+        </w:rPr>
+        <w:t xml:space="preserve">T.B.</w:t>
+      </w:r>
+    </w:p>
+    <w:p>
+      <w:pPr>
+        <w:pStyle w:val="BodyText"/>
+      </w:pPr>
+      <w:r>
+        <w:t xml:space="preserve">There was no sum beside it. Where the sum should have been he’d written a single word and struck it through, and written it again, and struck that through too, and finally, in smaller letters, tucked up against the margin as if he hoped nobody would ever read the margin, put the word</w:t>
+      </w:r>
+      <w:r>
+        <w:t xml:space="preserve"> </w:t>
+      </w:r>
+      <w:r>
+        <w:rPr>
+          <w:iCs/>
+          <w:i/>
+        </w:rPr>
+        <w:t xml:space="preserve">hold.</w:t>
+      </w:r>
+    </w:p>
+    <w:p>
+      <w:pPr>
+        <w:pStyle w:val="BodyText"/>
+      </w:pPr>
+      <w:r>
+        <w:t xml:space="preserve">Below it, in the very same blue-black, in pencil, years later and much fainter:</w:t>
+      </w:r>
+    </w:p>
+    <w:p>
+      <w:pPr>
+        <w:pStyle w:val="BodyText"/>
+      </w:pPr>
+      <w:r>
+        <w:rPr>
+          <w:iCs/>
+          <w:i/>
+        </w:rPr>
+        <w:t xml:space="preserve">D.R. — approves. Not yet. Ask me when he’s ready.</w:t>
+      </w:r>
+    </w:p>
+    <w:p>
+      <w:pPr>
+        <w:pStyle w:val="BodyText"/>
+      </w:pPr>
+      <w:r>
+        <w:t xml:space="preserve">I’d like to say it surprised me. It didn’t, quite. I think some small cold part of me had been reading that column for five years, in every Tuesday, in every pot of tea.</w:t>
+      </w:r>
+      <w:r>
+        <w:t xml:space="preserve"> </w:t>
+      </w:r>
+      <w:r>
+        <w:rPr>
+          <w:iCs/>
+          <w:i/>
+        </w:rPr>
+        <w:t xml:space="preserve">There were always six of us,</w:t>
+      </w:r>
+      <w:r>
+        <w:t xml:space="preserve"> </w:t>
+      </w:r>
+      <w:r>
+        <w:t xml:space="preserve">he’d said once to the sea. I’d thought he meant a ring. I’d thought it meant six conspirators. It meant six names. Five dead, and one he’d kept for last, and every Tuesday, sitting across from me with his sleeves rolled, he’d been deciding whether he could stand to write the sum.</w:t>
+      </w:r>
+    </w:p>
+    <w:p>
+      <w:pPr>
+        <w:pStyle w:val="BodyText"/>
+      </w:pPr>
+      <w:r>
+        <w:t xml:space="preserve">He couldn’t. That’s the only mercy in the whole thing, and I’ll thank you not to call it one.</w:t>
+      </w:r>
+    </w:p>
+    <w:p>
+      <w:pPr>
+        <w:pStyle w:val="BodyText"/>
+      </w:pPr>
+      <w:r>
+        <w:t xml:space="preserve">Desmond Reyes, of course, could. That’s how you find your sixth member. The one who wants the line filled in.</w:t>
+      </w:r>
+    </w:p>
+    <w:p>
+      <w:r>
+        <w:pict>
+          <v:rect style="width:0;height:1.5pt" o:hralign="center" o:hrstd="t" o:hr="t"/>
+        </w:pict>
+      </w:r>
+    </w:p>
+    <w:p>
+      <w:pPr>
+        <w:pStyle w:val="FirstParagraph"/>
+      </w:pPr>
+      <w:r>
+        <w:t xml:space="preserve">It was a long autumn, and I won’t linger.</w:t>
+      </w:r>
+    </w:p>
+    <w:p>
+      <w:pPr>
+        <w:pStyle w:val="BodyText"/>
+      </w:pPr>
+      <w:r>
+        <w:t xml:space="preserve">Voss walked out of Rockland General in the first week of November with a cane he claimed was for effect, and testified in a suit and tie. Hal Rouse, in his navy cardigan, gave the grand jury a whisper that forced the court reporter to lean forward in her chair and then, forty minutes in, to take off her shoes and sit on the floor. He told them everything. He had looked away for eleven years, and he said so in plain words, and when he stepped down he found me in the corridor and said,</w:t>
+      </w:r>
+      <w:r>
+        <w:t xml:space="preserve"> </w:t>
+      </w:r>
+      <w:r>
+        <w:t xml:space="preserve">“</w:t>
+      </w:r>
+      <w:r>
+        <w:t xml:space="preserve">I should have stopped you coming back for Mara’s file,</w:t>
+      </w:r>
+      <w:r>
+        <w:t xml:space="preserve">”</w:t>
+      </w:r>
+      <w:r>
+        <w:t xml:space="preserve"> </w:t>
+      </w:r>
+      <w:r>
+        <w:t xml:space="preserve">and I said,</w:t>
+      </w:r>
+      <w:r>
+        <w:t xml:space="preserve"> </w:t>
+      </w:r>
+      <w:r>
+        <w:t xml:space="preserve">“</w:t>
+      </w:r>
+      <w:r>
+        <w:t xml:space="preserve">You told me to be careful who I told,</w:t>
+      </w:r>
+      <w:r>
+        <w:t xml:space="preserve">”</w:t>
+      </w:r>
+      <w:r>
+        <w:t xml:space="preserve"> </w:t>
+      </w:r>
+      <w:r>
+        <w:t xml:space="preserve">and he said,</w:t>
+      </w:r>
+      <w:r>
+        <w:t xml:space="preserve"> </w:t>
+      </w:r>
+      <w:r>
+        <w:t xml:space="preserve">“</w:t>
+      </w:r>
+      <w:r>
+        <w:t xml:space="preserve">That’s the sentence I’ll hear on my deathbed,</w:t>
+      </w:r>
+      <w:r>
+        <w:t xml:space="preserve">”</w:t>
+      </w:r>
+      <w:r>
+        <w:t xml:space="preserve"> </w:t>
+      </w:r>
+      <w:r>
+        <w:t xml:space="preserve">and I said,</w:t>
+      </w:r>
+      <w:r>
+        <w:t xml:space="preserve"> </w:t>
+      </w:r>
+      <w:r>
+        <w:t xml:space="preserve">“</w:t>
+      </w:r>
+      <w:r>
+        <w:t xml:space="preserve">No. You’ll hear her.</w:t>
+      </w:r>
+      <w:r>
+        <w:t xml:space="preserve">”</w:t>
+      </w:r>
+    </w:p>
+    <w:p>
+      <w:pPr>
+        <w:pStyle w:val="BodyText"/>
+      </w:pPr>
+      <w:r>
+        <w:t xml:space="preserve">Cora Farrow got her father’s money in the end, after a judge in Augusta decided what the law said about a man who’d bought his daughter a policy with a murderer’s blessing. She gave most of it away. She came to Portland in December and stood on the stairs of my office over the chandlery with a bucket in her hand, because she’d heard the roof leaked, and said,</w:t>
+      </w:r>
+      <w:r>
+        <w:t xml:space="preserve"> </w:t>
+      </w:r>
+      <w:r>
+        <w:t xml:space="preserve">“</w:t>
+      </w:r>
+      <w:r>
+        <w:t xml:space="preserve">I don’t know what I’m doing here,</w:t>
+      </w:r>
+      <w:r>
+        <w:t xml:space="preserve">”</w:t>
+      </w:r>
+      <w:r>
+        <w:t xml:space="preserve"> </w:t>
+      </w:r>
+      <w:r>
+        <w:t xml:space="preserve">and I said,</w:t>
+      </w:r>
+      <w:r>
+        <w:t xml:space="preserve"> </w:t>
+      </w:r>
+      <w:r>
+        <w:t xml:space="preserve">“</w:t>
+      </w:r>
+      <w:r>
+        <w:t xml:space="preserve">Nobody does,</w:t>
+      </w:r>
+      <w:r>
+        <w:t xml:space="preserve">”</w:t>
+      </w:r>
+      <w:r>
+        <w:t xml:space="preserve"> </w:t>
+      </w:r>
+      <w:r>
+        <w:t xml:space="preserve">and gave her tea. Not Yorkshire Gold. Something worse, from a tin Gus left. She drank it anyway.</w:t>
+      </w:r>
+    </w:p>
+    <w:p>
+      <w:pPr>
+        <w:pStyle w:val="BodyText"/>
+      </w:pPr>
+      <w:r>
+        <w:t xml:space="preserve">Ellen Sayer sent a bill, a small one. Nell Castellano sent a photograph, in a plain envelope, with nothing written on the back: two women at a folding table in a church hall, one in a blue cardigan with her hand up against a camera, laughing, a plate of lemon bars between them. Six years old. Mara, at thirty-six, with her hair coming down.</w:t>
+      </w:r>
+    </w:p>
+    <w:p>
+      <w:pPr>
+        <w:pStyle w:val="BodyText"/>
+      </w:pPr>
+      <w:r>
+        <w:t xml:space="preserve">I framed it. It stands on the radiator in the office, in the leak’s blast radius, which Mara would have found funny.</w:t>
+      </w:r>
+    </w:p>
+    <w:p>
+      <w:pPr>
+        <w:pStyle w:val="BodyText"/>
+      </w:pPr>
+      <w:r>
+        <w:t xml:space="preserve">Hollis Dunn, in a courtroom in Rockland in March, pleaded guilty to five counts of murder and wouldn’t look at me once.</w:t>
+      </w:r>
+    </w:p>
+    <w:p>
+      <w:pPr>
+        <w:pStyle w:val="BodyText"/>
+      </w:pPr>
+      <w:r>
+        <w:t xml:space="preserve">He asked for tea in the holding cell, and was told no sugar was available, and said it was no matter, he took none.</w:t>
+      </w:r>
+    </w:p>
+    <w:p>
+      <w:r>
+        <w:pict>
+          <v:rect style="width:0;height:1.5pt" o:hralign="center" o:hrstd="t" o:hr="t"/>
+        </w:pict>
+      </w:r>
+    </w:p>
+    <w:p>
+      <w:pPr>
+        <w:pStyle w:val="FirstParagraph"/>
+      </w:pPr>
+      <w:r>
+        <w:t xml:space="preserve">After Hollis pleaded guilty in March, I went to the cemetery with the letter in my pocket in its plastic sleeve, the copy, and the sky the color of a wet slate and nothing left in it to drop.</w:t>
+      </w:r>
+    </w:p>
+    <w:p>
+      <w:pPr>
+        <w:pStyle w:val="BodyText"/>
+      </w:pPr>
+      <w:r>
+        <w:t xml:space="preserve">It’s a plain stone. I chose it in a fog. There’s her name, and the two dates, and under them the only words I could manage in that state, which were</w:t>
+      </w:r>
+      <w:r>
+        <w:t xml:space="preserve"> </w:t>
+      </w:r>
+      <w:r>
+        <w:rPr>
+          <w:iCs/>
+          <w:i/>
+        </w:rPr>
+        <w:t xml:space="preserve">Mara Brandt, who went to find out.</w:t>
+      </w:r>
+      <w:r>
+        <w:t xml:space="preserve"> </w:t>
+      </w:r>
+      <w:r>
+        <w:t xml:space="preserve">It’s been five years and I still can’t decide if that was a good epitaph, or a confession of what I’d done.</w:t>
+      </w:r>
+    </w:p>
+    <w:p>
+      <w:pPr>
+        <w:pStyle w:val="BodyText"/>
+      </w:pPr>
+      <w:r>
+        <w:t xml:space="preserve">I stood there a while. Then I knelt, which I hadn’t expected to do, and took a thing from my coat pocket.</w:t>
+      </w:r>
+    </w:p>
+    <w:p>
+      <w:pPr>
+        <w:pStyle w:val="BodyText"/>
+      </w:pPr>
+      <w:r>
+        <w:t xml:space="preserve">It’s small. It’s bronze, the size of a half-dollar, stamped with a triangle in a circle. They hand them out in a church basement, the same basement where a warm hand had rested on my coat while I told the room I was grateful. I’ve carried that one eighteen hundred and thirty days. A man who is now in a cell once slipped it into my palm.</w:t>
+      </w:r>
+    </w:p>
+    <w:p>
+      <w:pPr>
+        <w:pStyle w:val="BodyText"/>
+      </w:pPr>
+      <w:r>
+        <w:t xml:space="preserve">I’d meant to leave the coin. I wasn’t sure why. To give her something back, perhaps, or to give</w:t>
+      </w:r>
+      <w:r>
+        <w:t xml:space="preserve"> </w:t>
+      </w:r>
+      <w:r>
+        <w:rPr>
+          <w:iCs/>
+          <w:i/>
+        </w:rPr>
+        <w:t xml:space="preserve">him</w:t>
+      </w:r>
+      <w:r>
+        <w:t xml:space="preserve"> </w:t>
+      </w:r>
+      <w:r>
+        <w:t xml:space="preserve">back to nobody. But I turned it over in my fingers, with the triangle going dull and warm against my thumb, and it was still mine. Nobody had written that. Nobody had arranged it. A man had held my coat and told me what to do, and I’d stood up every morning for eighteen hundred and thirty days and done it, and it had been me doing it, not him, not once, not at any point.</w:t>
+      </w:r>
+    </w:p>
+    <w:p>
+      <w:pPr>
+        <w:pStyle w:val="BodyText"/>
+      </w:pPr>
+      <w:r>
+        <w:t xml:space="preserve">I put it back in my pocket.</w:t>
+      </w:r>
+    </w:p>
+    <w:p>
+      <w:pPr>
+        <w:pStyle w:val="BodyText"/>
+      </w:pPr>
+      <w:r>
+        <w:t xml:space="preserve">“</w:t>
+      </w:r>
+      <w:r>
+        <w:t xml:space="preserve">Every loss is a story somebody is telling you,</w:t>
+      </w:r>
+      <w:r>
+        <w:t xml:space="preserve">”</w:t>
+      </w:r>
+      <w:r>
+        <w:t xml:space="preserve"> </w:t>
+      </w:r>
+      <w:r>
+        <w:t xml:space="preserve">I said to her. It was very quiet.</w:t>
+      </w:r>
+      <w:r>
+        <w:t xml:space="preserve"> </w:t>
+      </w:r>
+      <w:r>
+        <w:t xml:space="preserve">“</w:t>
+      </w:r>
+      <w:r>
+        <w:t xml:space="preserve">He said that. I used to think it was a rule. It’s only a warning. It means check who’s telling it.</w:t>
+      </w:r>
+      <w:r>
+        <w:t xml:space="preserve">”</w:t>
+      </w:r>
+    </w:p>
+    <w:p>
+      <w:pPr>
+        <w:pStyle w:val="BodyText"/>
+      </w:pPr>
+      <w:r>
+        <w:t xml:space="preserve">The wind moved in the grass.</w:t>
+      </w:r>
+    </w:p>
+    <w:p>
+      <w:pPr>
+        <w:pStyle w:val="BodyText"/>
+      </w:pPr>
+      <w:r>
+        <w:t xml:space="preserve">“</w:t>
+      </w:r>
+      <w:r>
+        <w:t xml:space="preserve">So here’s mine,</w:t>
+      </w:r>
+      <w:r>
+        <w:t xml:space="preserve">”</w:t>
+      </w:r>
+      <w:r>
+        <w:t xml:space="preserve"> </w:t>
+      </w:r>
+      <w:r>
+        <w:t xml:space="preserve">I said.</w:t>
+      </w:r>
+      <w:r>
+        <w:t xml:space="preserve"> </w:t>
+      </w:r>
+      <w:r>
+        <w:t xml:space="preserve">“</w:t>
+      </w:r>
+      <w:r>
+        <w:t xml:space="preserve">You went to find out. I told someone, and it was the wrong someone, and you were right to love me anyway. And the water didn’t take you. Somebody put you in it. And the tide goes out, Mara, and then it comes in, and it doesn’t care, and it isn’t telling anyone anything. It’s only the sea.</w:t>
+      </w:r>
+      <w:r>
+        <w:t xml:space="preserve">”</w:t>
+      </w:r>
+    </w:p>
+    <w:p>
+      <w:pPr>
+        <w:pStyle w:val="BodyText"/>
+      </w:pPr>
+      <w:r>
+        <w:t xml:space="preserve">I stayed until the light changed. When I got up, my knees hurt, which I took as an excellent sign. Then I went home.</w:t>
+      </w:r>
+    </w:p>
+    <w:bookmarkEnd w:id="41"/>
     <w:sectPr/>
   </w:body>
 </w:document>
@@ -45117,8 +52382,123 @@
       </w:pPr>
     </w:lvl>
   </w:abstractNum>
+  <w:abstractNum w:abstractNumId="99814">
+    <w:nsid w:val="A99814"/>
+    <w:multiLevelType w:val="multilevel"/>
+    <w:lvl w:ilvl="0">
+      <w:start w:val="4"/>
+      <w:numFmt w:val="upperLetter"/>
+      <w:lvlText w:val="%1."/>
+      <w:lvlJc w:val="left"/>
+      <w:pPr>
+        <w:ind w:left="720" w:hanging="480"/>
+      </w:pPr>
+    </w:lvl>
+    <w:lvl w:ilvl="1">
+      <w:start w:val="4"/>
+      <w:numFmt w:val="upperLetter"/>
+      <w:lvlText w:val="%2."/>
+      <w:lvlJc w:val="left"/>
+      <w:pPr>
+        <w:ind w:left="1440" w:hanging="480"/>
+      </w:pPr>
+    </w:lvl>
+    <w:lvl w:ilvl="2">
+      <w:start w:val="4"/>
+      <w:numFmt w:val="upperLetter"/>
+      <w:lvlText w:val="%3."/>
+      <w:lvlJc w:val="left"/>
+      <w:pPr>
+        <w:ind w:left="2160" w:hanging="480"/>
+      </w:pPr>
+    </w:lvl>
+    <w:lvl w:ilvl="3">
+      <w:start w:val="4"/>
+      <w:numFmt w:val="upperLetter"/>
+      <w:lvlText w:val="%4."/>
+      <w:lvlJc w:val="left"/>
+      <w:pPr>
+        <w:ind w:left="2880" w:hanging="480"/>
+      </w:pPr>
+    </w:lvl>
+    <w:lvl w:ilvl="4">
+      <w:start w:val="4"/>
+      <w:numFmt w:val="upperLetter"/>
+      <w:lvlText w:val="%5."/>
+      <w:lvlJc w:val="left"/>
+      <w:pPr>
+        <w:ind w:left="3600" w:hanging="480"/>
+      </w:pPr>
+    </w:lvl>
+    <w:lvl w:ilvl="5">
+      <w:start w:val="4"/>
+      <w:numFmt w:val="upperLetter"/>
+      <w:lvlText w:val="%6."/>
+      <w:lvlJc w:val="left"/>
+      <w:pPr>
+        <w:ind w:left="4320" w:hanging="480"/>
+      </w:pPr>
+    </w:lvl>
+    <w:lvl w:ilvl="6">
+      <w:start w:val="4"/>
+      <w:numFmt w:val="upperLetter"/>
+      <w:lvlText w:val="%7."/>
+      <w:lvlJc w:val="left"/>
+      <w:pPr>
+        <w:ind w:left="5040" w:hanging="480"/>
+      </w:pPr>
+    </w:lvl>
+    <w:lvl w:ilvl="7">
+      <w:start w:val="4"/>
+      <w:numFmt w:val="upperLetter"/>
+      <w:lvlText w:val="%8."/>
+      <w:lvlJc w:val="left"/>
+      <w:pPr>
+        <w:ind w:left="5760" w:hanging="480"/>
+      </w:pPr>
+    </w:lvl>
+    <w:lvl w:ilvl="8">
+      <w:start w:val="4"/>
+      <w:numFmt w:val="upperLetter"/>
+      <w:lvlText w:val="%9."/>
+      <w:lvlJc w:val="left"/>
+      <w:pPr>
+        <w:ind w:left="6480" w:hanging="480"/>
+      </w:pPr>
+    </w:lvl>
+  </w:abstractNum>
   <w:num w:numId="1000">
     <w:abstractNumId w:val="990"/>
+  </w:num>
+  <w:num w:numId="1001">
+    <w:abstractNumId w:val="99814"/>
+    <w:lvlOverride w:ilvl="0">
+      <w:startOverride w:val="4"/>
+    </w:lvlOverride>
+    <w:lvlOverride w:ilvl="1">
+      <w:startOverride w:val="4"/>
+    </w:lvlOverride>
+    <w:lvlOverride w:ilvl="2">
+      <w:startOverride w:val="4"/>
+    </w:lvlOverride>
+    <w:lvlOverride w:ilvl="3">
+      <w:startOverride w:val="4"/>
+    </w:lvlOverride>
+    <w:lvlOverride w:ilvl="4">
+      <w:startOverride w:val="4"/>
+    </w:lvlOverride>
+    <w:lvlOverride w:ilvl="5">
+      <w:startOverride w:val="4"/>
+    </w:lvlOverride>
+    <w:lvlOverride w:ilvl="6">
+      <w:startOverride w:val="4"/>
+    </w:lvlOverride>
+    <w:lvlOverride w:ilvl="7">
+      <w:startOverride w:val="4"/>
+    </w:lvlOverride>
+    <w:lvlOverride w:ilvl="8">
+      <w:startOverride w:val="4"/>
+    </w:lvlOverride>
   </w:num>
 </w:numbering>
 </file>
